--- a/fiction/drafts/third-person/tpp-avatars-06_20250608-0448.docx
+++ b/fiction/drafts/third-person/tpp-avatars-06_20250608-0448.docx
@@ -1,20 +1,20 @@
 
 <file path=word/document.xml><?xml version="1.0" encoding="utf-8"?>
-<w:document xmlns:ve="http://schemas.openxmlformats.org/markup-compatibility/2006" xmlns:o="urn:schemas-microsoft-com:office:office" xmlns:r="http://schemas.openxmlformats.org/officeDocument/2006/relationships" xmlns:m="http://schemas.openxmlformats.org/officeDocument/2006/math" xmlns:v="urn:schemas-microsoft-com:vml" xmlns:wp="http://schemas.openxmlformats.org/drawingml/2006/wordprocessingDrawing" xmlns:w10="urn:schemas-microsoft-com:office:word" xmlns:w="http://schemas.openxmlformats.org/wordprocessingml/2006/main" xmlns:wne="http://schemas.microsoft.com/office/word/2006/wordml">
+<w:document xmlns:wpc="http://schemas.microsoft.com/office/word/2010/wordprocessingCanvas" xmlns:cx="http://schemas.microsoft.com/office/drawing/2014/chartex" xmlns:cx1="http://schemas.microsoft.com/office/drawing/2015/9/8/chartex" xmlns:cx2="http://schemas.microsoft.com/office/drawing/2015/10/21/chartex" xmlns:cx3="http://schemas.microsoft.com/office/drawing/2016/5/9/chartex" xmlns:cx4="http://schemas.microsoft.com/office/drawing/2016/5/10/chartex" xmlns:cx5="http://schemas.microsoft.com/office/drawing/2016/5/11/chartex" xmlns:cx6="http://schemas.microsoft.com/office/drawing/2016/5/12/chartex" xmlns:cx7="http://schemas.microsoft.com/office/drawing/2016/5/13/chartex" xmlns:cx8="http://schemas.microsoft.com/office/drawing/2016/5/14/chartex" xmlns:mc="http://schemas.openxmlformats.org/markup-compatibility/2006" xmlns:aink="http://schemas.microsoft.com/office/drawing/2016/ink" xmlns:am3d="http://schemas.microsoft.com/office/drawing/2017/model3d" xmlns:o="urn:schemas-microsoft-com:office:office" xmlns:oel="http://schemas.microsoft.com/office/2019/extlst" xmlns:r="http://schemas.openxmlformats.org/officeDocument/2006/relationships" xmlns:m="http://schemas.openxmlformats.org/officeDocument/2006/math" xmlns:v="urn:schemas-microsoft-com:vml" xmlns:wp14="http://schemas.microsoft.com/office/word/2010/wordprocessingDrawing" xmlns:wp="http://schemas.openxmlformats.org/drawingml/2006/wordprocessingDrawing" xmlns:w10="urn:schemas-microsoft-com:office:word" xmlns:w="http://schemas.openxmlformats.org/wordprocessingml/2006/main" xmlns:w14="http://schemas.microsoft.com/office/word/2010/wordml" xmlns:w15="http://schemas.microsoft.com/office/word/2012/wordml" xmlns:w16cex="http://schemas.microsoft.com/office/word/2018/wordml/cex" xmlns:w16cid="http://schemas.microsoft.com/office/word/2016/wordml/cid" xmlns:w16="http://schemas.microsoft.com/office/word/2018/wordml" xmlns:w16du="http://schemas.microsoft.com/office/word/2023/wordml/word16du" xmlns:w16sdtdh="http://schemas.microsoft.com/office/word/2020/wordml/sdtdatahash" xmlns:w16sdtfl="http://schemas.microsoft.com/office/word/2024/wordml/sdtformatlock" xmlns:w16se="http://schemas.microsoft.com/office/word/2015/wordml/symex" xmlns:wpg="http://schemas.microsoft.com/office/word/2010/wordprocessingGroup" xmlns:wpi="http://schemas.microsoft.com/office/word/2010/wordprocessingInk" xmlns:wne="http://schemas.microsoft.com/office/word/2006/wordml" xmlns:wps="http://schemas.microsoft.com/office/word/2010/wordprocessingShape" mc:Ignorable="w14 w15 w16se w16cid w16 w16cex w16sdtdh w16sdtfl w16du wp14">
   <w:body>
     <w:p>
       <w:pPr>
         <w:pStyle w:val="BodyText"/>
         <w:spacing w:line="360" w:lineRule="auto"/>
         <w:rPr>
-          <w:rFonts w:ascii="Times New Roman" w:hAnsi="Times New Roman"/>
-          <w:sz w:val="24"/>
-          <w:szCs w:val="24"/>
-        </w:rPr>
-      </w:pPr>
-      <w:r>
-        <w:rPr>
-          <w:rFonts w:ascii="Times New Roman" w:hAnsi="Times New Roman"/>
+          <w:rFonts w:ascii="Montserrat" w:hAnsi="Montserrat"/>
+          <w:sz w:val="24"/>
+          <w:szCs w:val="24"/>
+        </w:rPr>
+      </w:pPr>
+      <w:r>
+        <w:rPr>
+          <w:rFonts w:ascii="Montserrat" w:hAnsi="Montserrat"/>
           <w:sz w:val="24"/>
           <w:szCs w:val="24"/>
         </w:rPr>
@@ -25,7 +25,7 @@
       <w:pPr>
         <w:spacing w:after="0" w:line="360" w:lineRule="auto"/>
         <w:rPr>
-          <w:rFonts w:ascii="Times New Roman" w:hAnsi="Times New Roman"/>
+          <w:rFonts w:ascii="Montserrat" w:hAnsi="Montserrat"/>
           <w:color w:val="808080"/>
           <w:sz w:val="24"/>
           <w:szCs w:val="24"/>
@@ -33,7 +33,7 @@
       </w:pPr>
       <w:r>
         <w:rPr>
-          <w:rFonts w:ascii="Times New Roman" w:hAnsi="Times New Roman"/>
+          <w:rFonts w:ascii="Montserrat" w:hAnsi="Montserrat"/>
           <w:color w:val="808080"/>
           <w:sz w:val="24"/>
           <w:szCs w:val="24"/>
@@ -46,52 +46,110 @@
         <w:spacing w:after="0" w:line="360" w:lineRule="auto"/>
         <w:jc w:val="right"/>
         <w:rPr>
-          <w:rFonts w:ascii="Times New Roman" w:hAnsi="Times New Roman"/>
+          <w:rFonts w:ascii="Montserrat" w:hAnsi="Montserrat"/>
           <w:color w:val="808080"/>
           <w:sz w:val="24"/>
           <w:szCs w:val="24"/>
         </w:rPr>
       </w:pPr>
-      <w:fldSimple w:instr=" NUMPAGES  \* MERGEFORMAT ">
-        <w:r>
-          <w:rPr>
-            <w:rFonts w:ascii="Times New Roman" w:hAnsi="Times New Roman"/>
-            <w:noProof/>
-            <w:color w:val="808080"/>
-            <w:sz w:val="24"/>
-            <w:szCs w:val="24"/>
-          </w:rPr>
-          <w:t>19</w:t>
-        </w:r>
-      </w:fldSimple>
-      <w:r>
-        <w:rPr>
-          <w:rFonts w:ascii="Times New Roman" w:hAnsi="Times New Roman"/>
+      <w:r>
+        <w:rPr>
+          <w:rFonts w:ascii="Montserrat" w:hAnsi="Montserrat"/>
+          <w:sz w:val="24"/>
+        </w:rPr>
+        <w:fldChar w:fldCharType="begin"/>
+      </w:r>
+      <w:r>
+        <w:rPr>
+          <w:rFonts w:ascii="Montserrat" w:hAnsi="Montserrat"/>
+          <w:sz w:val="24"/>
+        </w:rPr>
+        <w:instrText xml:space="preserve"> NUMPAGES  \* MERGEFORMAT </w:instrText>
+      </w:r>
+      <w:r>
+        <w:rPr>
+          <w:rFonts w:ascii="Montserrat" w:hAnsi="Montserrat"/>
+          <w:sz w:val="24"/>
+        </w:rPr>
+        <w:fldChar w:fldCharType="separate"/>
+      </w:r>
+      <w:r>
+        <w:rPr>
+          <w:rFonts w:ascii="Montserrat" w:hAnsi="Montserrat"/>
+          <w:noProof/>
           <w:color w:val="808080"/>
           <w:sz w:val="24"/>
           <w:szCs w:val="24"/>
         </w:rPr>
+        <w:t>19</w:t>
+      </w:r>
+      <w:r>
+        <w:rPr>
+          <w:rFonts w:ascii="Montserrat" w:hAnsi="Montserrat"/>
+          <w:noProof/>
+          <w:color w:val="808080"/>
+          <w:sz w:val="24"/>
+          <w:szCs w:val="24"/>
+        </w:rPr>
+        <w:fldChar w:fldCharType="end"/>
+      </w:r>
+      <w:r>
+        <w:rPr>
+          <w:rFonts w:ascii="Montserrat" w:hAnsi="Montserrat"/>
+          <w:color w:val="808080"/>
+          <w:sz w:val="24"/>
+          <w:szCs w:val="24"/>
+        </w:rPr>
         <w:t xml:space="preserve"> pages ∙ </w:t>
       </w:r>
-      <w:fldSimple w:instr=" NUMWORDS  \* MERGEFORMAT ">
-        <w:r>
-          <w:rPr>
-            <w:rFonts w:ascii="Times New Roman" w:hAnsi="Times New Roman"/>
-            <w:noProof/>
-            <w:color w:val="808080"/>
-            <w:sz w:val="24"/>
-            <w:szCs w:val="24"/>
-          </w:rPr>
-          <w:t>7818</w:t>
-        </w:r>
-      </w:fldSimple>
-      <w:r>
-        <w:rPr>
-          <w:rFonts w:ascii="Times New Roman" w:hAnsi="Times New Roman"/>
+      <w:r>
+        <w:rPr>
+          <w:rFonts w:ascii="Montserrat" w:hAnsi="Montserrat"/>
+          <w:sz w:val="24"/>
+        </w:rPr>
+        <w:fldChar w:fldCharType="begin"/>
+      </w:r>
+      <w:r>
+        <w:rPr>
+          <w:rFonts w:ascii="Montserrat" w:hAnsi="Montserrat"/>
+          <w:sz w:val="24"/>
+        </w:rPr>
+        <w:instrText xml:space="preserve"> NUMWORDS  \* MERGEFORMAT </w:instrText>
+      </w:r>
+      <w:r>
+        <w:rPr>
+          <w:rFonts w:ascii="Montserrat" w:hAnsi="Montserrat"/>
+          <w:sz w:val="24"/>
+        </w:rPr>
+        <w:fldChar w:fldCharType="separate"/>
+      </w:r>
+      <w:r>
+        <w:rPr>
+          <w:rFonts w:ascii="Montserrat" w:hAnsi="Montserrat"/>
+          <w:noProof/>
           <w:color w:val="808080"/>
           <w:sz w:val="24"/>
           <w:szCs w:val="24"/>
         </w:rPr>
+        <w:t>7818</w:t>
+      </w:r>
+      <w:r>
+        <w:rPr>
+          <w:rFonts w:ascii="Montserrat" w:hAnsi="Montserrat"/>
+          <w:noProof/>
+          <w:color w:val="808080"/>
+          <w:sz w:val="24"/>
+          <w:szCs w:val="24"/>
+        </w:rPr>
+        <w:fldChar w:fldCharType="end"/>
+      </w:r>
+      <w:r>
+        <w:rPr>
+          <w:rFonts w:ascii="Montserrat" w:hAnsi="Montserrat"/>
+          <w:color w:val="808080"/>
+          <w:sz w:val="24"/>
+          <w:szCs w:val="24"/>
+        </w:rPr>
         <w:t xml:space="preserve"> words</w:t>
       </w:r>
     </w:p>
@@ -99,35 +157,35 @@
       <w:pPr>
         <w:spacing w:after="0" w:line="360" w:lineRule="auto"/>
         <w:rPr>
-          <w:rFonts w:ascii="Times New Roman" w:hAnsi="Times New Roman"/>
-          <w:sz w:val="24"/>
-          <w:szCs w:val="24"/>
-        </w:rPr>
-      </w:pPr>
-    </w:p>
-    <w:p>
-      <w:pPr>
-        <w:spacing w:after="0" w:line="360" w:lineRule="auto"/>
-        <w:rPr>
-          <w:rFonts w:ascii="Times New Roman" w:hAnsi="Times New Roman"/>
-          <w:sz w:val="24"/>
-          <w:szCs w:val="24"/>
-        </w:rPr>
-      </w:pPr>
-    </w:p>
-    <w:p>
-      <w:pPr>
-        <w:spacing w:after="0" w:line="360" w:lineRule="auto"/>
-        <w:jc w:val="both"/>
-        <w:rPr>
-          <w:rFonts w:ascii="Times New Roman" w:hAnsi="Times New Roman" w:cs="Times New Roman"/>
-          <w:sz w:val="24"/>
-          <w:szCs w:val="24"/>
-        </w:rPr>
-      </w:pPr>
-      <w:r>
-        <w:rPr>
-          <w:rFonts w:ascii="Times New Roman" w:hAnsi="Times New Roman" w:cs="Times New Roman"/>
+          <w:rFonts w:ascii="Montserrat" w:hAnsi="Montserrat"/>
+          <w:sz w:val="24"/>
+          <w:szCs w:val="24"/>
+        </w:rPr>
+      </w:pPr>
+    </w:p>
+    <w:p>
+      <w:pPr>
+        <w:spacing w:after="0" w:line="360" w:lineRule="auto"/>
+        <w:rPr>
+          <w:rFonts w:ascii="Montserrat" w:hAnsi="Montserrat"/>
+          <w:sz w:val="24"/>
+          <w:szCs w:val="24"/>
+        </w:rPr>
+      </w:pPr>
+    </w:p>
+    <w:p>
+      <w:pPr>
+        <w:spacing w:after="0" w:line="360" w:lineRule="auto"/>
+        <w:jc w:val="both"/>
+        <w:rPr>
+          <w:rFonts w:ascii="Montserrat" w:hAnsi="Montserrat" w:cs="Times New Roman"/>
+          <w:sz w:val="24"/>
+          <w:szCs w:val="24"/>
+        </w:rPr>
+      </w:pPr>
+      <w:r>
+        <w:rPr>
+          <w:rFonts w:ascii="Montserrat" w:hAnsi="Montserrat" w:cs="Times New Roman"/>
           <w:sz w:val="24"/>
           <w:szCs w:val="24"/>
         </w:rPr>
@@ -139,14 +197,14 @@
         <w:spacing w:after="0" w:line="360" w:lineRule="auto"/>
         <w:jc w:val="both"/>
         <w:rPr>
-          <w:rFonts w:ascii="Times New Roman" w:hAnsi="Times New Roman" w:cs="Times New Roman"/>
-          <w:sz w:val="24"/>
-          <w:szCs w:val="24"/>
-        </w:rPr>
-      </w:pPr>
-      <w:r>
-        <w:rPr>
-          <w:rFonts w:ascii="Times New Roman" w:hAnsi="Times New Roman" w:cs="Times New Roman"/>
+          <w:rFonts w:ascii="Montserrat" w:hAnsi="Montserrat" w:cs="Times New Roman"/>
+          <w:sz w:val="24"/>
+          <w:szCs w:val="24"/>
+        </w:rPr>
+      </w:pPr>
+      <w:r>
+        <w:rPr>
+          <w:rFonts w:ascii="Montserrat" w:hAnsi="Montserrat" w:cs="Times New Roman"/>
           <w:sz w:val="24"/>
           <w:szCs w:val="24"/>
         </w:rPr>
@@ -159,14 +217,14 @@
         <w:spacing w:after="0" w:line="360" w:lineRule="auto"/>
         <w:jc w:val="both"/>
         <w:rPr>
-          <w:rFonts w:ascii="Times New Roman" w:hAnsi="Times New Roman" w:cs="Times New Roman"/>
-          <w:sz w:val="24"/>
-          <w:szCs w:val="24"/>
-        </w:rPr>
-      </w:pPr>
-      <w:r>
-        <w:rPr>
-          <w:rFonts w:ascii="Times New Roman" w:hAnsi="Times New Roman" w:cs="Times New Roman"/>
+          <w:rFonts w:ascii="Montserrat" w:hAnsi="Montserrat" w:cs="Times New Roman"/>
+          <w:sz w:val="24"/>
+          <w:szCs w:val="24"/>
+        </w:rPr>
+      </w:pPr>
+      <w:r>
+        <w:rPr>
+          <w:rFonts w:ascii="Montserrat" w:hAnsi="Montserrat" w:cs="Times New Roman"/>
           <w:sz w:val="24"/>
           <w:szCs w:val="24"/>
         </w:rPr>
@@ -179,14 +237,14 @@
         <w:spacing w:after="0" w:line="360" w:lineRule="auto"/>
         <w:jc w:val="both"/>
         <w:rPr>
-          <w:rFonts w:ascii="Times New Roman" w:hAnsi="Times New Roman" w:cs="Times New Roman"/>
-          <w:sz w:val="24"/>
-          <w:szCs w:val="24"/>
-        </w:rPr>
-      </w:pPr>
-      <w:r>
-        <w:rPr>
-          <w:rFonts w:ascii="Times New Roman" w:hAnsi="Times New Roman" w:cs="Times New Roman"/>
+          <w:rFonts w:ascii="Montserrat" w:hAnsi="Montserrat" w:cs="Times New Roman"/>
+          <w:sz w:val="24"/>
+          <w:szCs w:val="24"/>
+        </w:rPr>
+      </w:pPr>
+      <w:r>
+        <w:rPr>
+          <w:rFonts w:ascii="Montserrat" w:hAnsi="Montserrat" w:cs="Times New Roman"/>
           <w:sz w:val="24"/>
           <w:szCs w:val="24"/>
         </w:rPr>
@@ -199,14 +257,14 @@
         <w:spacing w:after="0" w:line="360" w:lineRule="auto"/>
         <w:jc w:val="both"/>
         <w:rPr>
-          <w:rFonts w:ascii="Times New Roman" w:hAnsi="Times New Roman" w:cs="Times New Roman"/>
-          <w:sz w:val="24"/>
-          <w:szCs w:val="24"/>
-        </w:rPr>
-      </w:pPr>
-      <w:r>
-        <w:rPr>
-          <w:rFonts w:ascii="Times New Roman" w:hAnsi="Times New Roman" w:cs="Times New Roman"/>
+          <w:rFonts w:ascii="Montserrat" w:hAnsi="Montserrat" w:cs="Times New Roman"/>
+          <w:sz w:val="24"/>
+          <w:szCs w:val="24"/>
+        </w:rPr>
+      </w:pPr>
+      <w:r>
+        <w:rPr>
+          <w:rFonts w:ascii="Montserrat" w:hAnsi="Montserrat" w:cs="Times New Roman"/>
           <w:sz w:val="24"/>
           <w:szCs w:val="24"/>
         </w:rPr>
@@ -219,18 +277,17 @@
         <w:spacing w:after="0" w:line="360" w:lineRule="auto"/>
         <w:jc w:val="both"/>
         <w:rPr>
-          <w:rFonts w:ascii="Times New Roman" w:hAnsi="Times New Roman" w:cs="Times New Roman"/>
-          <w:sz w:val="24"/>
-          <w:szCs w:val="24"/>
-        </w:rPr>
-      </w:pPr>
-      <w:r>
-        <w:rPr>
-          <w:rFonts w:ascii="Times New Roman" w:hAnsi="Times New Roman" w:cs="Times New Roman"/>
-          <w:sz w:val="24"/>
-          <w:szCs w:val="24"/>
-        </w:rPr>
-        <w:lastRenderedPageBreak/>
+          <w:rFonts w:ascii="Montserrat" w:hAnsi="Montserrat" w:cs="Times New Roman"/>
+          <w:sz w:val="24"/>
+          <w:szCs w:val="24"/>
+        </w:rPr>
+      </w:pPr>
+      <w:r>
+        <w:rPr>
+          <w:rFonts w:ascii="Montserrat" w:hAnsi="Montserrat" w:cs="Times New Roman"/>
+          <w:sz w:val="24"/>
+          <w:szCs w:val="24"/>
+        </w:rPr>
         <w:tab/>
         <w:t xml:space="preserve">Alle wished that was all the weekend had been. She wished that had been what she had spent her night thinking about. She also wished she had resisted the urge to test her suspicion. Unfortunately, she had not. </w:t>
       </w:r>
@@ -240,25 +297,25 @@
         <w:spacing w:after="0" w:line="360" w:lineRule="auto"/>
         <w:jc w:val="both"/>
         <w:rPr>
-          <w:rFonts w:ascii="Times New Roman" w:hAnsi="Times New Roman" w:cs="Times New Roman"/>
-          <w:sz w:val="24"/>
-          <w:szCs w:val="24"/>
-        </w:rPr>
-      </w:pPr>
-    </w:p>
-    <w:p>
-      <w:pPr>
-        <w:spacing w:after="0" w:line="360" w:lineRule="auto"/>
-        <w:jc w:val="both"/>
-        <w:rPr>
-          <w:rFonts w:ascii="Times New Roman" w:hAnsi="Times New Roman" w:cs="Times New Roman"/>
-          <w:sz w:val="24"/>
-          <w:szCs w:val="24"/>
-        </w:rPr>
-      </w:pPr>
-      <w:r>
-        <w:rPr>
-          <w:rFonts w:ascii="Times New Roman" w:hAnsi="Times New Roman" w:cs="Times New Roman"/>
+          <w:rFonts w:ascii="Montserrat" w:hAnsi="Montserrat" w:cs="Times New Roman"/>
+          <w:sz w:val="24"/>
+          <w:szCs w:val="24"/>
+        </w:rPr>
+      </w:pPr>
+    </w:p>
+    <w:p>
+      <w:pPr>
+        <w:spacing w:after="0" w:line="360" w:lineRule="auto"/>
+        <w:jc w:val="both"/>
+        <w:rPr>
+          <w:rFonts w:ascii="Montserrat" w:hAnsi="Montserrat" w:cs="Times New Roman"/>
+          <w:sz w:val="24"/>
+          <w:szCs w:val="24"/>
+        </w:rPr>
+      </w:pPr>
+      <w:r>
+        <w:rPr>
+          <w:rFonts w:ascii="Montserrat" w:hAnsi="Montserrat" w:cs="Times New Roman"/>
           <w:sz w:val="24"/>
           <w:szCs w:val="24"/>
         </w:rPr>
@@ -270,14 +327,14 @@
         <w:spacing w:after="0" w:line="360" w:lineRule="auto"/>
         <w:jc w:val="both"/>
         <w:rPr>
-          <w:rFonts w:ascii="Times New Roman" w:hAnsi="Times New Roman" w:cs="Times New Roman"/>
-          <w:sz w:val="24"/>
-          <w:szCs w:val="24"/>
-        </w:rPr>
-      </w:pPr>
-      <w:r>
-        <w:rPr>
-          <w:rFonts w:ascii="Times New Roman" w:hAnsi="Times New Roman" w:cs="Times New Roman"/>
+          <w:rFonts w:ascii="Montserrat" w:hAnsi="Montserrat" w:cs="Times New Roman"/>
+          <w:sz w:val="24"/>
+          <w:szCs w:val="24"/>
+        </w:rPr>
+      </w:pPr>
+      <w:r>
+        <w:rPr>
+          <w:rFonts w:ascii="Montserrat" w:hAnsi="Montserrat" w:cs="Times New Roman"/>
           <w:sz w:val="24"/>
           <w:szCs w:val="24"/>
         </w:rPr>
@@ -290,14 +347,14 @@
         <w:spacing w:after="0" w:line="360" w:lineRule="auto"/>
         <w:jc w:val="both"/>
         <w:rPr>
-          <w:rFonts w:ascii="Times New Roman" w:hAnsi="Times New Roman" w:cs="Times New Roman"/>
-          <w:sz w:val="24"/>
-          <w:szCs w:val="24"/>
-        </w:rPr>
-      </w:pPr>
-      <w:r>
-        <w:rPr>
-          <w:rFonts w:ascii="Times New Roman" w:hAnsi="Times New Roman" w:cs="Times New Roman"/>
+          <w:rFonts w:ascii="Montserrat" w:hAnsi="Montserrat" w:cs="Times New Roman"/>
+          <w:sz w:val="24"/>
+          <w:szCs w:val="24"/>
+        </w:rPr>
+      </w:pPr>
+      <w:r>
+        <w:rPr>
+          <w:rFonts w:ascii="Montserrat" w:hAnsi="Montserrat" w:cs="Times New Roman"/>
           <w:sz w:val="24"/>
           <w:szCs w:val="24"/>
         </w:rPr>
@@ -310,14 +367,14 @@
         <w:spacing w:after="0" w:line="360" w:lineRule="auto"/>
         <w:jc w:val="both"/>
         <w:rPr>
-          <w:rFonts w:ascii="Times New Roman" w:hAnsi="Times New Roman" w:cs="Times New Roman"/>
-          <w:sz w:val="24"/>
-          <w:szCs w:val="24"/>
-        </w:rPr>
-      </w:pPr>
-      <w:r>
-        <w:rPr>
-          <w:rFonts w:ascii="Times New Roman" w:hAnsi="Times New Roman" w:cs="Times New Roman"/>
+          <w:rFonts w:ascii="Montserrat" w:hAnsi="Montserrat" w:cs="Times New Roman"/>
+          <w:sz w:val="24"/>
+          <w:szCs w:val="24"/>
+        </w:rPr>
+      </w:pPr>
+      <w:r>
+        <w:rPr>
+          <w:rFonts w:ascii="Montserrat" w:hAnsi="Montserrat" w:cs="Times New Roman"/>
           <w:sz w:val="24"/>
           <w:szCs w:val="24"/>
         </w:rPr>
@@ -330,14 +387,14 @@
         <w:spacing w:after="0" w:line="360" w:lineRule="auto"/>
         <w:jc w:val="both"/>
         <w:rPr>
-          <w:rFonts w:ascii="Times New Roman" w:hAnsi="Times New Roman" w:cs="Times New Roman"/>
-          <w:sz w:val="24"/>
-          <w:szCs w:val="24"/>
-        </w:rPr>
-      </w:pPr>
-      <w:r>
-        <w:rPr>
-          <w:rFonts w:ascii="Times New Roman" w:hAnsi="Times New Roman" w:cs="Times New Roman"/>
+          <w:rFonts w:ascii="Montserrat" w:hAnsi="Montserrat" w:cs="Times New Roman"/>
+          <w:sz w:val="24"/>
+          <w:szCs w:val="24"/>
+        </w:rPr>
+      </w:pPr>
+      <w:r>
+        <w:rPr>
+          <w:rFonts w:ascii="Montserrat" w:hAnsi="Montserrat" w:cs="Times New Roman"/>
           <w:sz w:val="24"/>
           <w:szCs w:val="24"/>
         </w:rPr>
@@ -350,54 +407,45 @@
         <w:spacing w:after="0" w:line="360" w:lineRule="auto"/>
         <w:jc w:val="both"/>
         <w:rPr>
-          <w:rFonts w:ascii="Times New Roman" w:hAnsi="Times New Roman" w:cs="Times New Roman"/>
-          <w:sz w:val="24"/>
-          <w:szCs w:val="24"/>
-        </w:rPr>
-      </w:pPr>
-      <w:r>
-        <w:rPr>
-          <w:rFonts w:ascii="Times New Roman" w:hAnsi="Times New Roman" w:cs="Times New Roman"/>
-          <w:sz w:val="24"/>
-          <w:szCs w:val="24"/>
-        </w:rPr>
-        <w:tab/>
-        <w:t xml:space="preserve">On the basis of which side of the act she preferred to be on, female was the obvious choice. The boy in her endorsed that decision easily. She refused to choose on </w:t>
-      </w:r>
-      <w:r>
-        <w:rPr>
-          <w:rFonts w:ascii="Times New Roman" w:hAnsi="Times New Roman" w:cs="Times New Roman"/>
-          <w:sz w:val="24"/>
-          <w:szCs w:val="24"/>
-        </w:rPr>
-        <w:lastRenderedPageBreak/>
-        <w:t xml:space="preserve">that basis. Boys and girls lived in two entirely different worlds, she was learning. She had no idea which world she belonged in, the commitment she had made to herself had been to find out. Putting on her female guise, she had gone back to bed and wondered if she had just made her decision, or if she would have the chance to confront it again armed with a better understanding of the choice she was trying to make. </w:t>
-      </w:r>
-    </w:p>
-    <w:p>
-      <w:pPr>
-        <w:spacing w:after="0" w:line="360" w:lineRule="auto"/>
-        <w:jc w:val="both"/>
-        <w:rPr>
-          <w:rFonts w:ascii="Times New Roman" w:hAnsi="Times New Roman" w:cs="Times New Roman"/>
-          <w:sz w:val="24"/>
-          <w:szCs w:val="24"/>
-        </w:rPr>
-      </w:pPr>
-    </w:p>
-    <w:p>
-      <w:pPr>
-        <w:spacing w:after="0" w:line="360" w:lineRule="auto"/>
-        <w:jc w:val="both"/>
-        <w:rPr>
-          <w:rFonts w:ascii="Times New Roman" w:hAnsi="Times New Roman" w:cs="Times New Roman"/>
-          <w:sz w:val="24"/>
-          <w:szCs w:val="24"/>
-        </w:rPr>
-      </w:pPr>
-      <w:r>
-        <w:rPr>
-          <w:rFonts w:ascii="Times New Roman" w:hAnsi="Times New Roman" w:cs="Times New Roman"/>
+          <w:rFonts w:ascii="Montserrat" w:hAnsi="Montserrat" w:cs="Times New Roman"/>
+          <w:sz w:val="24"/>
+          <w:szCs w:val="24"/>
+        </w:rPr>
+      </w:pPr>
+      <w:r>
+        <w:rPr>
+          <w:rFonts w:ascii="Montserrat" w:hAnsi="Montserrat" w:cs="Times New Roman"/>
+          <w:sz w:val="24"/>
+          <w:szCs w:val="24"/>
+        </w:rPr>
+        <w:tab/>
+        <w:t xml:space="preserve">On the basis of which side of the act she preferred to be on, female was the obvious choice. The boy in her endorsed that decision easily. She refused to choose on that basis. Boys and girls lived in two entirely different worlds, she was learning. She had no idea which world she belonged in, the commitment she had made to herself had been to find out. Putting on her female guise, she had gone back to bed and wondered if she had just made her decision, or if she would have the chance to confront it again armed with a better understanding of the choice she was trying to make. </w:t>
+      </w:r>
+    </w:p>
+    <w:p>
+      <w:pPr>
+        <w:spacing w:after="0" w:line="360" w:lineRule="auto"/>
+        <w:jc w:val="both"/>
+        <w:rPr>
+          <w:rFonts w:ascii="Montserrat" w:hAnsi="Montserrat" w:cs="Times New Roman"/>
+          <w:sz w:val="24"/>
+          <w:szCs w:val="24"/>
+        </w:rPr>
+      </w:pPr>
+    </w:p>
+    <w:p>
+      <w:pPr>
+        <w:spacing w:after="0" w:line="360" w:lineRule="auto"/>
+        <w:jc w:val="both"/>
+        <w:rPr>
+          <w:rFonts w:ascii="Montserrat" w:hAnsi="Montserrat" w:cs="Times New Roman"/>
+          <w:sz w:val="24"/>
+          <w:szCs w:val="24"/>
+        </w:rPr>
+      </w:pPr>
+      <w:r>
+        <w:rPr>
+          <w:rFonts w:ascii="Montserrat" w:hAnsi="Montserrat" w:cs="Times New Roman"/>
           <w:sz w:val="24"/>
           <w:szCs w:val="24"/>
         </w:rPr>
@@ -409,14 +457,14 @@
         <w:spacing w:after="0" w:line="360" w:lineRule="auto"/>
         <w:jc w:val="both"/>
         <w:rPr>
-          <w:rFonts w:ascii="Times New Roman" w:hAnsi="Times New Roman" w:cs="Times New Roman"/>
-          <w:sz w:val="24"/>
-          <w:szCs w:val="24"/>
-        </w:rPr>
-      </w:pPr>
-      <w:r>
-        <w:rPr>
-          <w:rFonts w:ascii="Times New Roman" w:hAnsi="Times New Roman" w:cs="Times New Roman"/>
+          <w:rFonts w:ascii="Montserrat" w:hAnsi="Montserrat" w:cs="Times New Roman"/>
+          <w:sz w:val="24"/>
+          <w:szCs w:val="24"/>
+        </w:rPr>
+      </w:pPr>
+      <w:r>
+        <w:rPr>
+          <w:rFonts w:ascii="Montserrat" w:hAnsi="Montserrat" w:cs="Times New Roman"/>
           <w:sz w:val="24"/>
           <w:szCs w:val="24"/>
         </w:rPr>
@@ -429,14 +477,14 @@
         <w:spacing w:after="0" w:line="360" w:lineRule="auto"/>
         <w:jc w:val="both"/>
         <w:rPr>
-          <w:rFonts w:ascii="Times New Roman" w:hAnsi="Times New Roman" w:cs="Times New Roman"/>
-          <w:sz w:val="24"/>
-          <w:szCs w:val="24"/>
-        </w:rPr>
-      </w:pPr>
-      <w:r>
-        <w:rPr>
-          <w:rFonts w:ascii="Times New Roman" w:hAnsi="Times New Roman" w:cs="Times New Roman"/>
+          <w:rFonts w:ascii="Montserrat" w:hAnsi="Montserrat" w:cs="Times New Roman"/>
+          <w:sz w:val="24"/>
+          <w:szCs w:val="24"/>
+        </w:rPr>
+      </w:pPr>
+      <w:r>
+        <w:rPr>
+          <w:rFonts w:ascii="Montserrat" w:hAnsi="Montserrat" w:cs="Times New Roman"/>
           <w:sz w:val="24"/>
           <w:szCs w:val="24"/>
         </w:rPr>
@@ -449,24 +497,23 @@
         <w:spacing w:after="0" w:line="360" w:lineRule="auto"/>
         <w:jc w:val="both"/>
         <w:rPr>
-          <w:rFonts w:ascii="Times New Roman" w:hAnsi="Times New Roman" w:cs="Times New Roman"/>
-          <w:sz w:val="24"/>
-          <w:szCs w:val="24"/>
-        </w:rPr>
-      </w:pPr>
-      <w:r>
-        <w:rPr>
-          <w:rFonts w:ascii="Times New Roman" w:hAnsi="Times New Roman" w:cs="Times New Roman"/>
-          <w:sz w:val="24"/>
-          <w:szCs w:val="24"/>
-        </w:rPr>
-        <w:lastRenderedPageBreak/>
+          <w:rFonts w:ascii="Montserrat" w:hAnsi="Montserrat" w:cs="Times New Roman"/>
+          <w:sz w:val="24"/>
+          <w:szCs w:val="24"/>
+        </w:rPr>
+      </w:pPr>
+      <w:r>
+        <w:rPr>
+          <w:rFonts w:ascii="Montserrat" w:hAnsi="Montserrat" w:cs="Times New Roman"/>
+          <w:sz w:val="24"/>
+          <w:szCs w:val="24"/>
+        </w:rPr>
         <w:tab/>
         <w:t xml:space="preserve">Alle yelped as the direct stimulation pushed her over the brink. Alexander pulled back, watching her sink down into to the basin. He squatted down, applying the brush again, lathering her legs and feet. “A girl normally has hours worth of endurance for sex, but combined with what we’ve got going for us, there is no limit. I wasn’t counting, but I would not be surprise to discover that we </w:t>
       </w:r>
       <w:r>
         <w:rPr>
-          <w:rFonts w:ascii="Times New Roman" w:hAnsi="Times New Roman" w:cs="Times New Roman"/>
+          <w:rFonts w:ascii="Montserrat" w:hAnsi="Montserrat" w:cs="Times New Roman"/>
           <w:i/>
           <w:iCs/>
           <w:sz w:val="24"/>
@@ -476,7 +523,7 @@
       </w:r>
       <w:r>
         <w:rPr>
-          <w:rFonts w:ascii="Times New Roman" w:hAnsi="Times New Roman" w:cs="Times New Roman"/>
+          <w:rFonts w:ascii="Montserrat" w:hAnsi="Montserrat" w:cs="Times New Roman"/>
           <w:sz w:val="24"/>
           <w:szCs w:val="24"/>
         </w:rPr>
@@ -488,14 +535,14 @@
         <w:spacing w:after="0" w:line="360" w:lineRule="auto"/>
         <w:jc w:val="both"/>
         <w:rPr>
-          <w:rFonts w:ascii="Times New Roman" w:hAnsi="Times New Roman" w:cs="Times New Roman"/>
-          <w:sz w:val="24"/>
-          <w:szCs w:val="24"/>
-        </w:rPr>
-      </w:pPr>
-      <w:r>
-        <w:rPr>
-          <w:rFonts w:ascii="Times New Roman" w:hAnsi="Times New Roman" w:cs="Times New Roman"/>
+          <w:rFonts w:ascii="Montserrat" w:hAnsi="Montserrat" w:cs="Times New Roman"/>
+          <w:sz w:val="24"/>
+          <w:szCs w:val="24"/>
+        </w:rPr>
+      </w:pPr>
+      <w:r>
+        <w:rPr>
+          <w:rFonts w:ascii="Montserrat" w:hAnsi="Montserrat" w:cs="Times New Roman"/>
           <w:sz w:val="24"/>
           <w:szCs w:val="24"/>
         </w:rPr>
@@ -508,14 +555,14 @@
         <w:spacing w:after="0" w:line="360" w:lineRule="auto"/>
         <w:jc w:val="both"/>
         <w:rPr>
-          <w:rFonts w:ascii="Times New Roman" w:hAnsi="Times New Roman" w:cs="Times New Roman"/>
-          <w:sz w:val="24"/>
-          <w:szCs w:val="24"/>
-        </w:rPr>
-      </w:pPr>
-      <w:r>
-        <w:rPr>
-          <w:rFonts w:ascii="Times New Roman" w:hAnsi="Times New Roman" w:cs="Times New Roman"/>
+          <w:rFonts w:ascii="Montserrat" w:hAnsi="Montserrat" w:cs="Times New Roman"/>
+          <w:sz w:val="24"/>
+          <w:szCs w:val="24"/>
+        </w:rPr>
+      </w:pPr>
+      <w:r>
+        <w:rPr>
+          <w:rFonts w:ascii="Montserrat" w:hAnsi="Montserrat" w:cs="Times New Roman"/>
           <w:sz w:val="24"/>
           <w:szCs w:val="24"/>
         </w:rPr>
@@ -528,14 +575,14 @@
         <w:spacing w:after="0" w:line="360" w:lineRule="auto"/>
         <w:jc w:val="both"/>
         <w:rPr>
-          <w:rFonts w:ascii="Times New Roman" w:hAnsi="Times New Roman" w:cs="Times New Roman"/>
-          <w:sz w:val="24"/>
-          <w:szCs w:val="24"/>
-        </w:rPr>
-      </w:pPr>
-      <w:r>
-        <w:rPr>
-          <w:rFonts w:ascii="Times New Roman" w:hAnsi="Times New Roman" w:cs="Times New Roman"/>
+          <w:rFonts w:ascii="Montserrat" w:hAnsi="Montserrat" w:cs="Times New Roman"/>
+          <w:sz w:val="24"/>
+          <w:szCs w:val="24"/>
+        </w:rPr>
+      </w:pPr>
+      <w:r>
+        <w:rPr>
+          <w:rFonts w:ascii="Montserrat" w:hAnsi="Montserrat" w:cs="Times New Roman"/>
           <w:sz w:val="24"/>
           <w:szCs w:val="24"/>
         </w:rPr>
@@ -548,14 +595,14 @@
         <w:spacing w:after="0" w:line="360" w:lineRule="auto"/>
         <w:jc w:val="both"/>
         <w:rPr>
-          <w:rFonts w:ascii="Times New Roman" w:hAnsi="Times New Roman" w:cs="Times New Roman"/>
-          <w:sz w:val="24"/>
-          <w:szCs w:val="24"/>
-        </w:rPr>
-      </w:pPr>
-      <w:r>
-        <w:rPr>
-          <w:rFonts w:ascii="Times New Roman" w:hAnsi="Times New Roman" w:cs="Times New Roman"/>
+          <w:rFonts w:ascii="Montserrat" w:hAnsi="Montserrat" w:cs="Times New Roman"/>
+          <w:sz w:val="24"/>
+          <w:szCs w:val="24"/>
+        </w:rPr>
+      </w:pPr>
+      <w:r>
+        <w:rPr>
+          <w:rFonts w:ascii="Montserrat" w:hAnsi="Montserrat" w:cs="Times New Roman"/>
           <w:sz w:val="24"/>
           <w:szCs w:val="24"/>
         </w:rPr>
@@ -568,14 +615,14 @@
         <w:spacing w:after="0" w:line="360" w:lineRule="auto"/>
         <w:jc w:val="both"/>
         <w:rPr>
-          <w:rFonts w:ascii="Times New Roman" w:hAnsi="Times New Roman" w:cs="Times New Roman"/>
-          <w:sz w:val="24"/>
-          <w:szCs w:val="24"/>
-        </w:rPr>
-      </w:pPr>
-      <w:r>
-        <w:rPr>
-          <w:rFonts w:ascii="Times New Roman" w:hAnsi="Times New Roman" w:cs="Times New Roman"/>
+          <w:rFonts w:ascii="Montserrat" w:hAnsi="Montserrat" w:cs="Times New Roman"/>
+          <w:sz w:val="24"/>
+          <w:szCs w:val="24"/>
+        </w:rPr>
+      </w:pPr>
+      <w:r>
+        <w:rPr>
+          <w:rFonts w:ascii="Montserrat" w:hAnsi="Montserrat" w:cs="Times New Roman"/>
           <w:sz w:val="24"/>
           <w:szCs w:val="24"/>
         </w:rPr>
@@ -588,14 +635,14 @@
         <w:spacing w:after="0" w:line="360" w:lineRule="auto"/>
         <w:jc w:val="both"/>
         <w:rPr>
-          <w:rFonts w:ascii="Times New Roman" w:hAnsi="Times New Roman" w:cs="Times New Roman"/>
-          <w:sz w:val="24"/>
-          <w:szCs w:val="24"/>
-        </w:rPr>
-      </w:pPr>
-      <w:r>
-        <w:rPr>
-          <w:rFonts w:ascii="Times New Roman" w:hAnsi="Times New Roman" w:cs="Times New Roman"/>
+          <w:rFonts w:ascii="Montserrat" w:hAnsi="Montserrat" w:cs="Times New Roman"/>
+          <w:sz w:val="24"/>
+          <w:szCs w:val="24"/>
+        </w:rPr>
+      </w:pPr>
+      <w:r>
+        <w:rPr>
+          <w:rFonts w:ascii="Montserrat" w:hAnsi="Montserrat" w:cs="Times New Roman"/>
           <w:sz w:val="24"/>
           <w:szCs w:val="24"/>
         </w:rPr>
@@ -608,14 +655,14 @@
         <w:spacing w:after="0" w:line="360" w:lineRule="auto"/>
         <w:jc w:val="both"/>
         <w:rPr>
-          <w:rFonts w:ascii="Times New Roman" w:hAnsi="Times New Roman" w:cs="Times New Roman"/>
-          <w:sz w:val="24"/>
-          <w:szCs w:val="24"/>
-        </w:rPr>
-      </w:pPr>
-      <w:r>
-        <w:rPr>
-          <w:rFonts w:ascii="Times New Roman" w:hAnsi="Times New Roman" w:cs="Times New Roman"/>
+          <w:rFonts w:ascii="Montserrat" w:hAnsi="Montserrat" w:cs="Times New Roman"/>
+          <w:sz w:val="24"/>
+          <w:szCs w:val="24"/>
+        </w:rPr>
+      </w:pPr>
+      <w:r>
+        <w:rPr>
+          <w:rFonts w:ascii="Montserrat" w:hAnsi="Montserrat" w:cs="Times New Roman"/>
           <w:sz w:val="24"/>
           <w:szCs w:val="24"/>
         </w:rPr>
@@ -628,43 +675,34 @@
         <w:spacing w:after="0" w:line="360" w:lineRule="auto"/>
         <w:jc w:val="both"/>
         <w:rPr>
-          <w:rFonts w:ascii="Times New Roman" w:hAnsi="Times New Roman" w:cs="Times New Roman"/>
-          <w:sz w:val="24"/>
-          <w:szCs w:val="24"/>
-        </w:rPr>
-      </w:pPr>
-      <w:r>
-        <w:rPr>
-          <w:rFonts w:ascii="Times New Roman" w:hAnsi="Times New Roman" w:cs="Times New Roman"/>
-          <w:sz w:val="24"/>
-          <w:szCs w:val="24"/>
-        </w:rPr>
-        <w:tab/>
-        <w:t xml:space="preserve">“There’s time for both of us, don’t worry.” They had a long day to get through. Alexander had no intention of allowing either of them to confront it all keyed up. He thought about Alle’s comments as he kept his hands and mouth occupied. There was no question the two of them were sexually compatible. Together, they became a dynamo, </w:t>
-      </w:r>
-      <w:r>
-        <w:rPr>
-          <w:rFonts w:ascii="Times New Roman" w:hAnsi="Times New Roman" w:cs="Times New Roman"/>
-          <w:sz w:val="24"/>
-          <w:szCs w:val="24"/>
-        </w:rPr>
-        <w:lastRenderedPageBreak/>
-        <w:t xml:space="preserve">charging each other with positive feedback the closer they came to each other. The only way to compensate was for one of them to reverse poles, allowing the charge to pass through both of them and dissipate. The more time they spent as girls together, the more time they needed in private to trade off being boys. </w:t>
-      </w:r>
-    </w:p>
-    <w:p>
-      <w:pPr>
-        <w:spacing w:after="0" w:line="360" w:lineRule="auto"/>
-        <w:jc w:val="both"/>
-        <w:rPr>
-          <w:rFonts w:ascii="Times New Roman" w:hAnsi="Times New Roman" w:cs="Times New Roman"/>
-          <w:sz w:val="24"/>
-          <w:szCs w:val="24"/>
-        </w:rPr>
-      </w:pPr>
-      <w:r>
-        <w:rPr>
-          <w:rFonts w:ascii="Times New Roman" w:hAnsi="Times New Roman" w:cs="Times New Roman"/>
+          <w:rFonts w:ascii="Montserrat" w:hAnsi="Montserrat" w:cs="Times New Roman"/>
+          <w:sz w:val="24"/>
+          <w:szCs w:val="24"/>
+        </w:rPr>
+      </w:pPr>
+      <w:r>
+        <w:rPr>
+          <w:rFonts w:ascii="Montserrat" w:hAnsi="Montserrat" w:cs="Times New Roman"/>
+          <w:sz w:val="24"/>
+          <w:szCs w:val="24"/>
+        </w:rPr>
+        <w:tab/>
+        <w:t xml:space="preserve">“There’s time for both of us, don’t worry.” They had a long day to get through. Alexander had no intention of allowing either of them to confront it all keyed up. He thought about Alle’s comments as he kept his hands and mouth occupied. There was no question the two of them were sexually compatible. Together, they became a dynamo, charging each other with positive feedback the closer they came to each other. The only way to compensate was for one of them to reverse poles, allowing the charge to pass through both of them and dissipate. The more time they spent as girls together, the more time they needed in private to trade off being boys. </w:t>
+      </w:r>
+    </w:p>
+    <w:p>
+      <w:pPr>
+        <w:spacing w:after="0" w:line="360" w:lineRule="auto"/>
+        <w:jc w:val="both"/>
+        <w:rPr>
+          <w:rFonts w:ascii="Montserrat" w:hAnsi="Montserrat" w:cs="Times New Roman"/>
+          <w:sz w:val="24"/>
+          <w:szCs w:val="24"/>
+        </w:rPr>
+      </w:pPr>
+      <w:r>
+        <w:rPr>
+          <w:rFonts w:ascii="Montserrat" w:hAnsi="Montserrat" w:cs="Times New Roman"/>
           <w:sz w:val="24"/>
           <w:szCs w:val="24"/>
         </w:rPr>
@@ -677,14 +715,14 @@
         <w:spacing w:after="0" w:line="360" w:lineRule="auto"/>
         <w:jc w:val="both"/>
         <w:rPr>
-          <w:rFonts w:ascii="Times New Roman" w:hAnsi="Times New Roman" w:cs="Times New Roman"/>
-          <w:sz w:val="24"/>
-          <w:szCs w:val="24"/>
-        </w:rPr>
-      </w:pPr>
-      <w:r>
-        <w:rPr>
-          <w:rFonts w:ascii="Times New Roman" w:hAnsi="Times New Roman" w:cs="Times New Roman"/>
+          <w:rFonts w:ascii="Montserrat" w:hAnsi="Montserrat" w:cs="Times New Roman"/>
+          <w:sz w:val="24"/>
+          <w:szCs w:val="24"/>
+        </w:rPr>
+      </w:pPr>
+      <w:r>
+        <w:rPr>
+          <w:rFonts w:ascii="Montserrat" w:hAnsi="Montserrat" w:cs="Times New Roman"/>
           <w:sz w:val="24"/>
           <w:szCs w:val="24"/>
         </w:rPr>
@@ -697,53 +735,44 @@
         <w:spacing w:after="0" w:line="360" w:lineRule="auto"/>
         <w:jc w:val="both"/>
         <w:rPr>
-          <w:rFonts w:ascii="Times New Roman" w:hAnsi="Times New Roman" w:cs="Times New Roman"/>
-          <w:sz w:val="24"/>
-          <w:szCs w:val="24"/>
-        </w:rPr>
-      </w:pPr>
-    </w:p>
-    <w:p>
-      <w:pPr>
-        <w:spacing w:after="0" w:line="360" w:lineRule="auto"/>
-        <w:jc w:val="both"/>
-        <w:rPr>
-          <w:rFonts w:ascii="Times New Roman" w:hAnsi="Times New Roman" w:cs="Times New Roman"/>
-          <w:sz w:val="24"/>
-          <w:szCs w:val="24"/>
-        </w:rPr>
-      </w:pPr>
-      <w:r>
-        <w:rPr>
-          <w:rFonts w:ascii="Times New Roman" w:hAnsi="Times New Roman" w:cs="Times New Roman"/>
-          <w:sz w:val="24"/>
-          <w:szCs w:val="24"/>
-        </w:rPr>
-        <w:t xml:space="preserve">Alle had not been able to dispel her night long brooding. She remained subdued as she collected her schoolbooks and followed Anne to breakfast. Virginia had risen to cook them breakfast, but excused herself the moment the girls had been served. She wanted to get a bit more sleep before starting her own day at the office. Anne’s father was already gone, trying to beat the commute to his work at the medical center in San Francisco. Only Alle’s father joined them for breakfast. He walked in as she carried a pitcher of orange juice to the table and sucked in an audible breath. “Alex, I never imagined you would turn into such a beautiful girl.,” he announced, looking stunned at her transformation. He </w:t>
-      </w:r>
-      <w:r>
-        <w:rPr>
-          <w:rFonts w:ascii="Times New Roman" w:hAnsi="Times New Roman" w:cs="Times New Roman"/>
-          <w:sz w:val="24"/>
-          <w:szCs w:val="24"/>
-        </w:rPr>
-        <w:lastRenderedPageBreak/>
-        <w:t xml:space="preserve">shook his head and sighed, “If this is what you really want, if you simply can’t go back to being a boy,” he emphasized, taking her shoulders in his hands and looking directly into her eyes, “I want you to know I’m proud of the daughter you’ve become.” He took the pitcher from her hands and set it on the table. She was too stunned herself to react as he hugged her. He pulled back, studying her face. Brushing a strand of hair back over her ear, and then lightly caressing her cheek and jaw, he smiled at her. “You will have exceptional prospects as a girl,” he complimented her warmly. </w:t>
-      </w:r>
-    </w:p>
-    <w:p>
-      <w:pPr>
-        <w:spacing w:after="0" w:line="360" w:lineRule="auto"/>
-        <w:jc w:val="both"/>
-        <w:rPr>
-          <w:rFonts w:ascii="Times New Roman" w:hAnsi="Times New Roman" w:cs="Times New Roman"/>
-          <w:sz w:val="24"/>
-          <w:szCs w:val="24"/>
-        </w:rPr>
-      </w:pPr>
-      <w:r>
-        <w:rPr>
-          <w:rFonts w:ascii="Times New Roman" w:hAnsi="Times New Roman" w:cs="Times New Roman"/>
+          <w:rFonts w:ascii="Montserrat" w:hAnsi="Montserrat" w:cs="Times New Roman"/>
+          <w:sz w:val="24"/>
+          <w:szCs w:val="24"/>
+        </w:rPr>
+      </w:pPr>
+    </w:p>
+    <w:p>
+      <w:pPr>
+        <w:spacing w:after="0" w:line="360" w:lineRule="auto"/>
+        <w:jc w:val="both"/>
+        <w:rPr>
+          <w:rFonts w:ascii="Montserrat" w:hAnsi="Montserrat" w:cs="Times New Roman"/>
+          <w:sz w:val="24"/>
+          <w:szCs w:val="24"/>
+        </w:rPr>
+      </w:pPr>
+      <w:r>
+        <w:rPr>
+          <w:rFonts w:ascii="Montserrat" w:hAnsi="Montserrat" w:cs="Times New Roman"/>
+          <w:sz w:val="24"/>
+          <w:szCs w:val="24"/>
+        </w:rPr>
+        <w:t xml:space="preserve">Alle had not been able to dispel her night long brooding. She remained subdued as she collected her schoolbooks and followed Anne to breakfast. Virginia had risen to cook them breakfast, but excused herself the moment the girls had been served. She wanted to get a bit more sleep before starting her own day at the office. Anne’s father was already gone, trying to beat the commute to his work at the medical center in San Francisco. Only Alle’s father joined them for breakfast. He walked in as she carried a pitcher of orange juice to the table and sucked in an audible breath. “Alex, I never imagined you would turn into such a beautiful girl.,” he announced, looking stunned at her transformation. He shook his head and sighed, “If this is what you really want, if you simply can’t go back to being a boy,” he emphasized, taking her shoulders in his hands and looking directly into her eyes, “I want you to know I’m proud of the daughter you’ve become.” He took the pitcher from her hands and set it on the table. She was too stunned herself to react as he hugged her. He pulled back, studying her face. Brushing a strand of hair back over her ear, and then lightly caressing her cheek and jaw, he smiled at her. “You will have exceptional prospects as a girl,” he complimented her warmly. </w:t>
+      </w:r>
+    </w:p>
+    <w:p>
+      <w:pPr>
+        <w:spacing w:after="0" w:line="360" w:lineRule="auto"/>
+        <w:jc w:val="both"/>
+        <w:rPr>
+          <w:rFonts w:ascii="Montserrat" w:hAnsi="Montserrat" w:cs="Times New Roman"/>
+          <w:sz w:val="24"/>
+          <w:szCs w:val="24"/>
+        </w:rPr>
+      </w:pPr>
+      <w:r>
+        <w:rPr>
+          <w:rFonts w:ascii="Montserrat" w:hAnsi="Montserrat" w:cs="Times New Roman"/>
           <w:sz w:val="24"/>
           <w:szCs w:val="24"/>
         </w:rPr>
@@ -756,14 +785,14 @@
         <w:spacing w:after="0" w:line="360" w:lineRule="auto"/>
         <w:jc w:val="both"/>
         <w:rPr>
-          <w:rFonts w:ascii="Times New Roman" w:hAnsi="Times New Roman" w:cs="Times New Roman"/>
-          <w:sz w:val="24"/>
-          <w:szCs w:val="24"/>
-        </w:rPr>
-      </w:pPr>
-      <w:r>
-        <w:rPr>
-          <w:rFonts w:ascii="Times New Roman" w:hAnsi="Times New Roman" w:cs="Times New Roman"/>
+          <w:rFonts w:ascii="Montserrat" w:hAnsi="Montserrat" w:cs="Times New Roman"/>
+          <w:sz w:val="24"/>
+          <w:szCs w:val="24"/>
+        </w:rPr>
+      </w:pPr>
+      <w:r>
+        <w:rPr>
+          <w:rFonts w:ascii="Montserrat" w:hAnsi="Montserrat" w:cs="Times New Roman"/>
           <w:sz w:val="24"/>
           <w:szCs w:val="24"/>
         </w:rPr>
@@ -776,14 +805,14 @@
         <w:spacing w:after="0" w:line="360" w:lineRule="auto"/>
         <w:jc w:val="both"/>
         <w:rPr>
-          <w:rFonts w:ascii="Times New Roman" w:hAnsi="Times New Roman" w:cs="Times New Roman"/>
-          <w:sz w:val="24"/>
-          <w:szCs w:val="24"/>
-        </w:rPr>
-      </w:pPr>
-      <w:r>
-        <w:rPr>
-          <w:rFonts w:ascii="Times New Roman" w:hAnsi="Times New Roman" w:cs="Times New Roman"/>
+          <w:rFonts w:ascii="Montserrat" w:hAnsi="Montserrat" w:cs="Times New Roman"/>
+          <w:sz w:val="24"/>
+          <w:szCs w:val="24"/>
+        </w:rPr>
+      </w:pPr>
+      <w:r>
+        <w:rPr>
+          <w:rFonts w:ascii="Montserrat" w:hAnsi="Montserrat" w:cs="Times New Roman"/>
           <w:sz w:val="24"/>
           <w:szCs w:val="24"/>
         </w:rPr>
@@ -796,14 +825,14 @@
         <w:spacing w:after="0" w:line="360" w:lineRule="auto"/>
         <w:jc w:val="both"/>
         <w:rPr>
-          <w:rFonts w:ascii="Times New Roman" w:hAnsi="Times New Roman" w:cs="Times New Roman"/>
-          <w:sz w:val="24"/>
-          <w:szCs w:val="24"/>
-        </w:rPr>
-      </w:pPr>
-      <w:r>
-        <w:rPr>
-          <w:rFonts w:ascii="Times New Roman" w:hAnsi="Times New Roman" w:cs="Times New Roman"/>
+          <w:rFonts w:ascii="Montserrat" w:hAnsi="Montserrat" w:cs="Times New Roman"/>
+          <w:sz w:val="24"/>
+          <w:szCs w:val="24"/>
+        </w:rPr>
+      </w:pPr>
+      <w:r>
+        <w:rPr>
+          <w:rFonts w:ascii="Montserrat" w:hAnsi="Montserrat" w:cs="Times New Roman"/>
           <w:sz w:val="24"/>
           <w:szCs w:val="24"/>
         </w:rPr>
@@ -816,14 +845,14 @@
         <w:spacing w:after="0" w:line="360" w:lineRule="auto"/>
         <w:jc w:val="both"/>
         <w:rPr>
-          <w:rFonts w:ascii="Times New Roman" w:hAnsi="Times New Roman" w:cs="Times New Roman"/>
-          <w:sz w:val="24"/>
-          <w:szCs w:val="24"/>
-        </w:rPr>
-      </w:pPr>
-      <w:r>
-        <w:rPr>
-          <w:rFonts w:ascii="Times New Roman" w:hAnsi="Times New Roman" w:cs="Times New Roman"/>
+          <w:rFonts w:ascii="Montserrat" w:hAnsi="Montserrat" w:cs="Times New Roman"/>
+          <w:sz w:val="24"/>
+          <w:szCs w:val="24"/>
+        </w:rPr>
+      </w:pPr>
+      <w:r>
+        <w:rPr>
+          <w:rFonts w:ascii="Montserrat" w:hAnsi="Montserrat" w:cs="Times New Roman"/>
           <w:sz w:val="24"/>
           <w:szCs w:val="24"/>
         </w:rPr>
@@ -836,43 +865,34 @@
         <w:spacing w:after="0" w:line="360" w:lineRule="auto"/>
         <w:jc w:val="both"/>
         <w:rPr>
-          <w:rFonts w:ascii="Times New Roman" w:hAnsi="Times New Roman" w:cs="Times New Roman"/>
-          <w:sz w:val="24"/>
-          <w:szCs w:val="24"/>
-        </w:rPr>
-      </w:pPr>
-      <w:r>
-        <w:rPr>
-          <w:rFonts w:ascii="Times New Roman" w:hAnsi="Times New Roman" w:cs="Times New Roman"/>
-          <w:sz w:val="24"/>
-          <w:szCs w:val="24"/>
-        </w:rPr>
-        <w:tab/>
-        <w:t xml:space="preserve">She turned to stare at him and he gave her a warning look. “Alex, you better leave her alone, son,” he advised compassionately. Victor had cringed at the mental frostbite </w:t>
-      </w:r>
-      <w:r>
-        <w:rPr>
-          <w:rFonts w:ascii="Times New Roman" w:hAnsi="Times New Roman" w:cs="Times New Roman"/>
-          <w:sz w:val="24"/>
-          <w:szCs w:val="24"/>
-        </w:rPr>
-        <w:lastRenderedPageBreak/>
-        <w:t xml:space="preserve">Anne’s sudden freeze had given him. Alle could easily lose her head if she tried to pursue her fiancée. </w:t>
-      </w:r>
-    </w:p>
-    <w:p>
-      <w:pPr>
-        <w:spacing w:after="0" w:line="360" w:lineRule="auto"/>
-        <w:jc w:val="both"/>
-        <w:rPr>
-          <w:rFonts w:ascii="Times New Roman" w:hAnsi="Times New Roman" w:cs="Times New Roman"/>
-          <w:sz w:val="24"/>
-          <w:szCs w:val="24"/>
-        </w:rPr>
-      </w:pPr>
-      <w:r>
-        <w:rPr>
-          <w:rFonts w:ascii="Times New Roman" w:hAnsi="Times New Roman" w:cs="Times New Roman"/>
+          <w:rFonts w:ascii="Montserrat" w:hAnsi="Montserrat" w:cs="Times New Roman"/>
+          <w:sz w:val="24"/>
+          <w:szCs w:val="24"/>
+        </w:rPr>
+      </w:pPr>
+      <w:r>
+        <w:rPr>
+          <w:rFonts w:ascii="Montserrat" w:hAnsi="Montserrat" w:cs="Times New Roman"/>
+          <w:sz w:val="24"/>
+          <w:szCs w:val="24"/>
+        </w:rPr>
+        <w:tab/>
+        <w:t xml:space="preserve">She turned to stare at him and he gave her a warning look. “Alex, you better leave her alone, son,” he advised compassionately. Victor had cringed at the mental frostbite Anne’s sudden freeze had given him. Alle could easily lose her head if she tried to pursue her fiancée. </w:t>
+      </w:r>
+    </w:p>
+    <w:p>
+      <w:pPr>
+        <w:spacing w:after="0" w:line="360" w:lineRule="auto"/>
+        <w:jc w:val="both"/>
+        <w:rPr>
+          <w:rFonts w:ascii="Montserrat" w:hAnsi="Montserrat" w:cs="Times New Roman"/>
+          <w:sz w:val="24"/>
+          <w:szCs w:val="24"/>
+        </w:rPr>
+      </w:pPr>
+      <w:r>
+        <w:rPr>
+          <w:rFonts w:ascii="Montserrat" w:hAnsi="Montserrat" w:cs="Times New Roman"/>
           <w:sz w:val="24"/>
           <w:szCs w:val="24"/>
         </w:rPr>
@@ -885,14 +905,14 @@
         <w:spacing w:after="0" w:line="360" w:lineRule="auto"/>
         <w:jc w:val="both"/>
         <w:rPr>
-          <w:rFonts w:ascii="Times New Roman" w:hAnsi="Times New Roman" w:cs="Times New Roman"/>
-          <w:sz w:val="24"/>
-          <w:szCs w:val="24"/>
-        </w:rPr>
-      </w:pPr>
-      <w:r>
-        <w:rPr>
-          <w:rFonts w:ascii="Times New Roman" w:hAnsi="Times New Roman" w:cs="Times New Roman"/>
+          <w:rFonts w:ascii="Montserrat" w:hAnsi="Montserrat" w:cs="Times New Roman"/>
+          <w:sz w:val="24"/>
+          <w:szCs w:val="24"/>
+        </w:rPr>
+      </w:pPr>
+      <w:r>
+        <w:rPr>
+          <w:rFonts w:ascii="Montserrat" w:hAnsi="Montserrat" w:cs="Times New Roman"/>
           <w:sz w:val="24"/>
           <w:szCs w:val="24"/>
         </w:rPr>
@@ -905,14 +925,14 @@
         <w:spacing w:after="0" w:line="360" w:lineRule="auto"/>
         <w:jc w:val="both"/>
         <w:rPr>
-          <w:rFonts w:ascii="Times New Roman" w:hAnsi="Times New Roman" w:cs="Times New Roman"/>
-          <w:sz w:val="24"/>
-          <w:szCs w:val="24"/>
-        </w:rPr>
-      </w:pPr>
-      <w:r>
-        <w:rPr>
-          <w:rFonts w:ascii="Times New Roman" w:hAnsi="Times New Roman" w:cs="Times New Roman"/>
+          <w:rFonts w:ascii="Montserrat" w:hAnsi="Montserrat" w:cs="Times New Roman"/>
+          <w:sz w:val="24"/>
+          <w:szCs w:val="24"/>
+        </w:rPr>
+      </w:pPr>
+      <w:r>
+        <w:rPr>
+          <w:rFonts w:ascii="Montserrat" w:hAnsi="Montserrat" w:cs="Times New Roman"/>
           <w:sz w:val="24"/>
           <w:szCs w:val="24"/>
         </w:rPr>
@@ -925,14 +945,14 @@
         <w:spacing w:after="0" w:line="360" w:lineRule="auto"/>
         <w:jc w:val="both"/>
         <w:rPr>
-          <w:rFonts w:ascii="Times New Roman" w:hAnsi="Times New Roman" w:cs="Times New Roman"/>
-          <w:sz w:val="24"/>
-          <w:szCs w:val="24"/>
-        </w:rPr>
-      </w:pPr>
-      <w:r>
-        <w:rPr>
-          <w:rFonts w:ascii="Times New Roman" w:hAnsi="Times New Roman" w:cs="Times New Roman"/>
+          <w:rFonts w:ascii="Montserrat" w:hAnsi="Montserrat" w:cs="Times New Roman"/>
+          <w:sz w:val="24"/>
+          <w:szCs w:val="24"/>
+        </w:rPr>
+      </w:pPr>
+      <w:r>
+        <w:rPr>
+          <w:rFonts w:ascii="Montserrat" w:hAnsi="Montserrat" w:cs="Times New Roman"/>
           <w:sz w:val="24"/>
           <w:szCs w:val="24"/>
         </w:rPr>
@@ -945,14 +965,14 @@
         <w:spacing w:after="0" w:line="360" w:lineRule="auto"/>
         <w:jc w:val="both"/>
         <w:rPr>
-          <w:rFonts w:ascii="Times New Roman" w:hAnsi="Times New Roman" w:cs="Times New Roman"/>
-          <w:sz w:val="24"/>
-          <w:szCs w:val="24"/>
-        </w:rPr>
-      </w:pPr>
-      <w:r>
-        <w:rPr>
-          <w:rFonts w:ascii="Times New Roman" w:hAnsi="Times New Roman" w:cs="Times New Roman"/>
+          <w:rFonts w:ascii="Montserrat" w:hAnsi="Montserrat" w:cs="Times New Roman"/>
+          <w:sz w:val="24"/>
+          <w:szCs w:val="24"/>
+        </w:rPr>
+      </w:pPr>
+      <w:r>
+        <w:rPr>
+          <w:rFonts w:ascii="Montserrat" w:hAnsi="Montserrat" w:cs="Times New Roman"/>
           <w:sz w:val="24"/>
           <w:szCs w:val="24"/>
         </w:rPr>
@@ -965,25 +985,25 @@
         <w:spacing w:after="0" w:line="360" w:lineRule="auto"/>
         <w:jc w:val="both"/>
         <w:rPr>
-          <w:rFonts w:ascii="Times New Roman" w:hAnsi="Times New Roman" w:cs="Times New Roman"/>
-          <w:sz w:val="24"/>
-          <w:szCs w:val="24"/>
-        </w:rPr>
-      </w:pPr>
-    </w:p>
-    <w:p>
-      <w:pPr>
-        <w:spacing w:after="0" w:line="360" w:lineRule="auto"/>
-        <w:jc w:val="both"/>
-        <w:rPr>
-          <w:rFonts w:ascii="Times New Roman" w:hAnsi="Times New Roman" w:cs="Times New Roman"/>
-          <w:sz w:val="24"/>
-          <w:szCs w:val="24"/>
-        </w:rPr>
-      </w:pPr>
-      <w:r>
-        <w:rPr>
-          <w:rFonts w:ascii="Times New Roman" w:hAnsi="Times New Roman" w:cs="Times New Roman"/>
+          <w:rFonts w:ascii="Montserrat" w:hAnsi="Montserrat" w:cs="Times New Roman"/>
+          <w:sz w:val="24"/>
+          <w:szCs w:val="24"/>
+        </w:rPr>
+      </w:pPr>
+    </w:p>
+    <w:p>
+      <w:pPr>
+        <w:spacing w:after="0" w:line="360" w:lineRule="auto"/>
+        <w:jc w:val="both"/>
+        <w:rPr>
+          <w:rFonts w:ascii="Montserrat" w:hAnsi="Montserrat" w:cs="Times New Roman"/>
+          <w:sz w:val="24"/>
+          <w:szCs w:val="24"/>
+        </w:rPr>
+      </w:pPr>
+      <w:r>
+        <w:rPr>
+          <w:rFonts w:ascii="Montserrat" w:hAnsi="Montserrat" w:cs="Times New Roman"/>
           <w:sz w:val="24"/>
           <w:szCs w:val="24"/>
         </w:rPr>
@@ -995,18 +1015,17 @@
         <w:spacing w:after="0" w:line="360" w:lineRule="auto"/>
         <w:jc w:val="both"/>
         <w:rPr>
-          <w:rFonts w:ascii="Times New Roman" w:hAnsi="Times New Roman" w:cs="Times New Roman"/>
-          <w:sz w:val="24"/>
-          <w:szCs w:val="24"/>
-        </w:rPr>
-      </w:pPr>
-      <w:r>
-        <w:rPr>
-          <w:rFonts w:ascii="Times New Roman" w:hAnsi="Times New Roman" w:cs="Times New Roman"/>
-          <w:sz w:val="24"/>
-          <w:szCs w:val="24"/>
-        </w:rPr>
-        <w:lastRenderedPageBreak/>
+          <w:rFonts w:ascii="Montserrat" w:hAnsi="Montserrat" w:cs="Times New Roman"/>
+          <w:sz w:val="24"/>
+          <w:szCs w:val="24"/>
+        </w:rPr>
+      </w:pPr>
+      <w:r>
+        <w:rPr>
+          <w:rFonts w:ascii="Montserrat" w:hAnsi="Montserrat" w:cs="Times New Roman"/>
+          <w:sz w:val="24"/>
+          <w:szCs w:val="24"/>
+        </w:rPr>
         <w:tab/>
         <w:t>Anne stopped, glaring at Alle, and shaking her hand off. “Think it over,” she instructed, and turned once more to walk away. Alle still refused to leave her alone. She tried to guess what was provoking her friend’s cold rebuke. Anne just got madder at the fact that Alle had no clue why she was angry. She finally growled, “I’m not talking to you. I’m mad enough already.”</w:t>
       </w:r>
@@ -1016,14 +1035,14 @@
         <w:spacing w:after="0" w:line="360" w:lineRule="auto"/>
         <w:jc w:val="both"/>
         <w:rPr>
-          <w:rFonts w:ascii="Times New Roman" w:hAnsi="Times New Roman" w:cs="Times New Roman"/>
-          <w:sz w:val="24"/>
-          <w:szCs w:val="24"/>
-        </w:rPr>
-      </w:pPr>
-      <w:r>
-        <w:rPr>
-          <w:rFonts w:ascii="Times New Roman" w:hAnsi="Times New Roman" w:cs="Times New Roman"/>
+          <w:rFonts w:ascii="Montserrat" w:hAnsi="Montserrat" w:cs="Times New Roman"/>
+          <w:sz w:val="24"/>
+          <w:szCs w:val="24"/>
+        </w:rPr>
+      </w:pPr>
+      <w:r>
+        <w:rPr>
+          <w:rFonts w:ascii="Montserrat" w:hAnsi="Montserrat" w:cs="Times New Roman"/>
           <w:sz w:val="24"/>
           <w:szCs w:val="24"/>
         </w:rPr>
@@ -1036,14 +1055,14 @@
         <w:spacing w:after="0" w:line="360" w:lineRule="auto"/>
         <w:jc w:val="both"/>
         <w:rPr>
-          <w:rFonts w:ascii="Times New Roman" w:hAnsi="Times New Roman" w:cs="Times New Roman"/>
-          <w:sz w:val="24"/>
-          <w:szCs w:val="24"/>
-        </w:rPr>
-      </w:pPr>
-      <w:r>
-        <w:rPr>
-          <w:rFonts w:ascii="Times New Roman" w:hAnsi="Times New Roman" w:cs="Times New Roman"/>
+          <w:rFonts w:ascii="Montserrat" w:hAnsi="Montserrat" w:cs="Times New Roman"/>
+          <w:sz w:val="24"/>
+          <w:szCs w:val="24"/>
+        </w:rPr>
+      </w:pPr>
+      <w:r>
+        <w:rPr>
+          <w:rFonts w:ascii="Montserrat" w:hAnsi="Montserrat" w:cs="Times New Roman"/>
           <w:sz w:val="24"/>
           <w:szCs w:val="24"/>
         </w:rPr>
@@ -1056,14 +1075,14 @@
         <w:spacing w:after="0" w:line="360" w:lineRule="auto"/>
         <w:jc w:val="both"/>
         <w:rPr>
-          <w:rFonts w:ascii="Times New Roman" w:hAnsi="Times New Roman" w:cs="Times New Roman"/>
-          <w:sz w:val="24"/>
-          <w:szCs w:val="24"/>
-        </w:rPr>
-      </w:pPr>
-      <w:r>
-        <w:rPr>
-          <w:rFonts w:ascii="Times New Roman" w:hAnsi="Times New Roman" w:cs="Times New Roman"/>
+          <w:rFonts w:ascii="Montserrat" w:hAnsi="Montserrat" w:cs="Times New Roman"/>
+          <w:sz w:val="24"/>
+          <w:szCs w:val="24"/>
+        </w:rPr>
+      </w:pPr>
+      <w:r>
+        <w:rPr>
+          <w:rFonts w:ascii="Montserrat" w:hAnsi="Montserrat" w:cs="Times New Roman"/>
           <w:sz w:val="24"/>
           <w:szCs w:val="24"/>
         </w:rPr>
@@ -1076,14 +1095,14 @@
         <w:spacing w:after="0" w:line="360" w:lineRule="auto"/>
         <w:jc w:val="both"/>
         <w:rPr>
-          <w:rFonts w:ascii="Times New Roman" w:hAnsi="Times New Roman" w:cs="Times New Roman"/>
-          <w:sz w:val="24"/>
-          <w:szCs w:val="24"/>
-        </w:rPr>
-      </w:pPr>
-      <w:r>
-        <w:rPr>
-          <w:rFonts w:ascii="Times New Roman" w:hAnsi="Times New Roman" w:cs="Times New Roman"/>
+          <w:rFonts w:ascii="Montserrat" w:hAnsi="Montserrat" w:cs="Times New Roman"/>
+          <w:sz w:val="24"/>
+          <w:szCs w:val="24"/>
+        </w:rPr>
+      </w:pPr>
+      <w:r>
+        <w:rPr>
+          <w:rFonts w:ascii="Montserrat" w:hAnsi="Montserrat" w:cs="Times New Roman"/>
           <w:sz w:val="24"/>
           <w:szCs w:val="24"/>
         </w:rPr>
@@ -1092,7 +1111,7 @@
       </w:r>
       <w:r>
         <w:rPr>
-          <w:rFonts w:ascii="Times New Roman" w:hAnsi="Times New Roman" w:cs="Times New Roman"/>
+          <w:rFonts w:ascii="Montserrat" w:hAnsi="Montserrat" w:cs="Times New Roman"/>
           <w:i/>
           <w:iCs/>
           <w:sz w:val="24"/>
@@ -1102,7 +1121,7 @@
       </w:r>
       <w:r>
         <w:rPr>
-          <w:rFonts w:ascii="Times New Roman" w:hAnsi="Times New Roman" w:cs="Times New Roman"/>
+          <w:rFonts w:ascii="Montserrat" w:hAnsi="Montserrat" w:cs="Times New Roman"/>
           <w:sz w:val="24"/>
           <w:szCs w:val="24"/>
         </w:rPr>
@@ -1114,14 +1133,14 @@
         <w:spacing w:after="0" w:line="360" w:lineRule="auto"/>
         <w:jc w:val="both"/>
         <w:rPr>
-          <w:rFonts w:ascii="Times New Roman" w:hAnsi="Times New Roman" w:cs="Times New Roman"/>
-          <w:sz w:val="24"/>
-          <w:szCs w:val="24"/>
-        </w:rPr>
-      </w:pPr>
-      <w:r>
-        <w:rPr>
-          <w:rFonts w:ascii="Times New Roman" w:hAnsi="Times New Roman" w:cs="Times New Roman"/>
+          <w:rFonts w:ascii="Montserrat" w:hAnsi="Montserrat" w:cs="Times New Roman"/>
+          <w:sz w:val="24"/>
+          <w:szCs w:val="24"/>
+        </w:rPr>
+      </w:pPr>
+      <w:r>
+        <w:rPr>
+          <w:rFonts w:ascii="Montserrat" w:hAnsi="Montserrat" w:cs="Times New Roman"/>
           <w:sz w:val="24"/>
           <w:szCs w:val="24"/>
         </w:rPr>
@@ -1134,14 +1153,14 @@
         <w:spacing w:after="0" w:line="360" w:lineRule="auto"/>
         <w:jc w:val="both"/>
         <w:rPr>
-          <w:rFonts w:ascii="Times New Roman" w:hAnsi="Times New Roman" w:cs="Times New Roman"/>
-          <w:sz w:val="24"/>
-          <w:szCs w:val="24"/>
-        </w:rPr>
-      </w:pPr>
-      <w:r>
-        <w:rPr>
-          <w:rFonts w:ascii="Times New Roman" w:hAnsi="Times New Roman" w:cs="Times New Roman"/>
+          <w:rFonts w:ascii="Montserrat" w:hAnsi="Montserrat" w:cs="Times New Roman"/>
+          <w:sz w:val="24"/>
+          <w:szCs w:val="24"/>
+        </w:rPr>
+      </w:pPr>
+      <w:r>
+        <w:rPr>
+          <w:rFonts w:ascii="Montserrat" w:hAnsi="Montserrat" w:cs="Times New Roman"/>
           <w:sz w:val="24"/>
           <w:szCs w:val="24"/>
         </w:rPr>
@@ -1154,14 +1173,14 @@
         <w:spacing w:after="0" w:line="360" w:lineRule="auto"/>
         <w:jc w:val="both"/>
         <w:rPr>
-          <w:rFonts w:ascii="Times New Roman" w:hAnsi="Times New Roman" w:cs="Times New Roman"/>
-          <w:sz w:val="24"/>
-          <w:szCs w:val="24"/>
-        </w:rPr>
-      </w:pPr>
-      <w:r>
-        <w:rPr>
-          <w:rFonts w:ascii="Times New Roman" w:hAnsi="Times New Roman" w:cs="Times New Roman"/>
+          <w:rFonts w:ascii="Montserrat" w:hAnsi="Montserrat" w:cs="Times New Roman"/>
+          <w:sz w:val="24"/>
+          <w:szCs w:val="24"/>
+        </w:rPr>
+      </w:pPr>
+      <w:r>
+        <w:rPr>
+          <w:rFonts w:ascii="Montserrat" w:hAnsi="Montserrat" w:cs="Times New Roman"/>
           <w:sz w:val="24"/>
           <w:szCs w:val="24"/>
         </w:rPr>
@@ -1174,14 +1193,14 @@
         <w:spacing w:after="0" w:line="360" w:lineRule="auto"/>
         <w:jc w:val="both"/>
         <w:rPr>
-          <w:rFonts w:ascii="Times New Roman" w:hAnsi="Times New Roman" w:cs="Times New Roman"/>
-          <w:sz w:val="24"/>
-          <w:szCs w:val="24"/>
-        </w:rPr>
-      </w:pPr>
-      <w:r>
-        <w:rPr>
-          <w:rFonts w:ascii="Times New Roman" w:hAnsi="Times New Roman" w:cs="Times New Roman"/>
+          <w:rFonts w:ascii="Montserrat" w:hAnsi="Montserrat" w:cs="Times New Roman"/>
+          <w:sz w:val="24"/>
+          <w:szCs w:val="24"/>
+        </w:rPr>
+      </w:pPr>
+      <w:r>
+        <w:rPr>
+          <w:rFonts w:ascii="Montserrat" w:hAnsi="Montserrat" w:cs="Times New Roman"/>
           <w:sz w:val="24"/>
           <w:szCs w:val="24"/>
         </w:rPr>
@@ -1194,18 +1213,17 @@
         <w:spacing w:after="0" w:line="360" w:lineRule="auto"/>
         <w:jc w:val="both"/>
         <w:rPr>
-          <w:rFonts w:ascii="Times New Roman" w:hAnsi="Times New Roman" w:cs="Times New Roman"/>
-          <w:sz w:val="24"/>
-          <w:szCs w:val="24"/>
-        </w:rPr>
-      </w:pPr>
-      <w:r>
-        <w:rPr>
-          <w:rFonts w:ascii="Times New Roman" w:hAnsi="Times New Roman" w:cs="Times New Roman"/>
-          <w:sz w:val="24"/>
-          <w:szCs w:val="24"/>
-        </w:rPr>
-        <w:lastRenderedPageBreak/>
+          <w:rFonts w:ascii="Montserrat" w:hAnsi="Montserrat" w:cs="Times New Roman"/>
+          <w:sz w:val="24"/>
+          <w:szCs w:val="24"/>
+        </w:rPr>
+      </w:pPr>
+      <w:r>
+        <w:rPr>
+          <w:rFonts w:ascii="Montserrat" w:hAnsi="Montserrat" w:cs="Times New Roman"/>
+          <w:sz w:val="24"/>
+          <w:szCs w:val="24"/>
+        </w:rPr>
         <w:tab/>
         <w:t xml:space="preserve">“Do you want to tell me what you think you were doing?” Alle demanded in outrage, ignoring his comment as her own arms tenderly embraced her bruised breasts. She glared down at the boy as he tried desperately to suck in enough air to answer her. </w:t>
       </w:r>
@@ -1215,14 +1233,14 @@
         <w:spacing w:after="0" w:line="360" w:lineRule="auto"/>
         <w:jc w:val="both"/>
         <w:rPr>
-          <w:rFonts w:ascii="Times New Roman" w:hAnsi="Times New Roman" w:cs="Times New Roman"/>
-          <w:sz w:val="24"/>
-          <w:szCs w:val="24"/>
-        </w:rPr>
-      </w:pPr>
-      <w:r>
-        <w:rPr>
-          <w:rFonts w:ascii="Times New Roman" w:hAnsi="Times New Roman" w:cs="Times New Roman"/>
+          <w:rFonts w:ascii="Montserrat" w:hAnsi="Montserrat" w:cs="Times New Roman"/>
+          <w:sz w:val="24"/>
+          <w:szCs w:val="24"/>
+        </w:rPr>
+      </w:pPr>
+      <w:r>
+        <w:rPr>
+          <w:rFonts w:ascii="Montserrat" w:hAnsi="Montserrat" w:cs="Times New Roman"/>
           <w:sz w:val="24"/>
           <w:szCs w:val="24"/>
         </w:rPr>
@@ -1235,14 +1253,14 @@
         <w:spacing w:after="0" w:line="360" w:lineRule="auto"/>
         <w:jc w:val="both"/>
         <w:rPr>
-          <w:rFonts w:ascii="Times New Roman" w:hAnsi="Times New Roman" w:cs="Times New Roman"/>
-          <w:sz w:val="24"/>
-          <w:szCs w:val="24"/>
-        </w:rPr>
-      </w:pPr>
-      <w:r>
-        <w:rPr>
-          <w:rFonts w:ascii="Times New Roman" w:hAnsi="Times New Roman" w:cs="Times New Roman"/>
+          <w:rFonts w:ascii="Montserrat" w:hAnsi="Montserrat" w:cs="Times New Roman"/>
+          <w:sz w:val="24"/>
+          <w:szCs w:val="24"/>
+        </w:rPr>
+      </w:pPr>
+      <w:r>
+        <w:rPr>
+          <w:rFonts w:ascii="Montserrat" w:hAnsi="Montserrat" w:cs="Times New Roman"/>
           <w:sz w:val="24"/>
           <w:szCs w:val="24"/>
         </w:rPr>
@@ -1255,14 +1273,14 @@
         <w:spacing w:after="0" w:line="360" w:lineRule="auto"/>
         <w:jc w:val="both"/>
         <w:rPr>
-          <w:rFonts w:ascii="Times New Roman" w:hAnsi="Times New Roman" w:cs="Times New Roman"/>
-          <w:sz w:val="24"/>
-          <w:szCs w:val="24"/>
-        </w:rPr>
-      </w:pPr>
-      <w:r>
-        <w:rPr>
-          <w:rFonts w:ascii="Times New Roman" w:hAnsi="Times New Roman" w:cs="Times New Roman"/>
+          <w:rFonts w:ascii="Montserrat" w:hAnsi="Montserrat" w:cs="Times New Roman"/>
+          <w:sz w:val="24"/>
+          <w:szCs w:val="24"/>
+        </w:rPr>
+      </w:pPr>
+      <w:r>
+        <w:rPr>
+          <w:rFonts w:ascii="Montserrat" w:hAnsi="Montserrat" w:cs="Times New Roman"/>
           <w:sz w:val="24"/>
           <w:szCs w:val="24"/>
         </w:rPr>
@@ -1275,14 +1293,14 @@
         <w:spacing w:after="0" w:line="360" w:lineRule="auto"/>
         <w:jc w:val="both"/>
         <w:rPr>
-          <w:rFonts w:ascii="Times New Roman" w:hAnsi="Times New Roman" w:cs="Times New Roman"/>
-          <w:sz w:val="24"/>
-          <w:szCs w:val="24"/>
-        </w:rPr>
-      </w:pPr>
-      <w:r>
-        <w:rPr>
-          <w:rFonts w:ascii="Times New Roman" w:hAnsi="Times New Roman" w:cs="Times New Roman"/>
+          <w:rFonts w:ascii="Montserrat" w:hAnsi="Montserrat" w:cs="Times New Roman"/>
+          <w:sz w:val="24"/>
+          <w:szCs w:val="24"/>
+        </w:rPr>
+      </w:pPr>
+      <w:r>
+        <w:rPr>
+          <w:rFonts w:ascii="Montserrat" w:hAnsi="Montserrat" w:cs="Times New Roman"/>
           <w:sz w:val="24"/>
           <w:szCs w:val="24"/>
         </w:rPr>
@@ -1295,14 +1313,14 @@
         <w:spacing w:after="0" w:line="360" w:lineRule="auto"/>
         <w:jc w:val="both"/>
         <w:rPr>
-          <w:rFonts w:ascii="Times New Roman" w:hAnsi="Times New Roman" w:cs="Times New Roman"/>
-          <w:sz w:val="24"/>
-          <w:szCs w:val="24"/>
-        </w:rPr>
-      </w:pPr>
-      <w:r>
-        <w:rPr>
-          <w:rFonts w:ascii="Times New Roman" w:hAnsi="Times New Roman" w:cs="Times New Roman"/>
+          <w:rFonts w:ascii="Montserrat" w:hAnsi="Montserrat" w:cs="Times New Roman"/>
+          <w:sz w:val="24"/>
+          <w:szCs w:val="24"/>
+        </w:rPr>
+      </w:pPr>
+      <w:r>
+        <w:rPr>
+          <w:rFonts w:ascii="Montserrat" w:hAnsi="Montserrat" w:cs="Times New Roman"/>
           <w:sz w:val="24"/>
           <w:szCs w:val="24"/>
         </w:rPr>
@@ -1315,14 +1333,14 @@
         <w:spacing w:after="0" w:line="360" w:lineRule="auto"/>
         <w:jc w:val="both"/>
         <w:rPr>
-          <w:rFonts w:ascii="Times New Roman" w:hAnsi="Times New Roman" w:cs="Times New Roman"/>
-          <w:sz w:val="24"/>
-          <w:szCs w:val="24"/>
-        </w:rPr>
-      </w:pPr>
-      <w:r>
-        <w:rPr>
-          <w:rFonts w:ascii="Times New Roman" w:hAnsi="Times New Roman" w:cs="Times New Roman"/>
+          <w:rFonts w:ascii="Montserrat" w:hAnsi="Montserrat" w:cs="Times New Roman"/>
+          <w:sz w:val="24"/>
+          <w:szCs w:val="24"/>
+        </w:rPr>
+      </w:pPr>
+      <w:r>
+        <w:rPr>
+          <w:rFonts w:ascii="Montserrat" w:hAnsi="Montserrat" w:cs="Times New Roman"/>
           <w:sz w:val="24"/>
           <w:szCs w:val="24"/>
         </w:rPr>
@@ -1335,14 +1353,14 @@
         <w:spacing w:after="0" w:line="360" w:lineRule="auto"/>
         <w:jc w:val="both"/>
         <w:rPr>
-          <w:rFonts w:ascii="Times New Roman" w:hAnsi="Times New Roman" w:cs="Times New Roman"/>
-          <w:sz w:val="24"/>
-          <w:szCs w:val="24"/>
-        </w:rPr>
-      </w:pPr>
-      <w:r>
-        <w:rPr>
-          <w:rFonts w:ascii="Times New Roman" w:hAnsi="Times New Roman" w:cs="Times New Roman"/>
+          <w:rFonts w:ascii="Montserrat" w:hAnsi="Montserrat" w:cs="Times New Roman"/>
+          <w:sz w:val="24"/>
+          <w:szCs w:val="24"/>
+        </w:rPr>
+      </w:pPr>
+      <w:r>
+        <w:rPr>
+          <w:rFonts w:ascii="Montserrat" w:hAnsi="Montserrat" w:cs="Times New Roman"/>
           <w:sz w:val="24"/>
           <w:szCs w:val="24"/>
         </w:rPr>
@@ -1355,14 +1373,14 @@
         <w:spacing w:after="0" w:line="360" w:lineRule="auto"/>
         <w:jc w:val="both"/>
         <w:rPr>
-          <w:rFonts w:ascii="Times New Roman" w:hAnsi="Times New Roman" w:cs="Times New Roman"/>
-          <w:sz w:val="24"/>
-          <w:szCs w:val="24"/>
-        </w:rPr>
-      </w:pPr>
-      <w:r>
-        <w:rPr>
-          <w:rFonts w:ascii="Times New Roman" w:hAnsi="Times New Roman" w:cs="Times New Roman"/>
+          <w:rFonts w:ascii="Montserrat" w:hAnsi="Montserrat" w:cs="Times New Roman"/>
+          <w:sz w:val="24"/>
+          <w:szCs w:val="24"/>
+        </w:rPr>
+      </w:pPr>
+      <w:r>
+        <w:rPr>
+          <w:rFonts w:ascii="Montserrat" w:hAnsi="Montserrat" w:cs="Times New Roman"/>
           <w:sz w:val="24"/>
           <w:szCs w:val="24"/>
         </w:rPr>
@@ -1375,14 +1393,14 @@
         <w:spacing w:after="0" w:line="360" w:lineRule="auto"/>
         <w:jc w:val="both"/>
         <w:rPr>
-          <w:rFonts w:ascii="Times New Roman" w:hAnsi="Times New Roman" w:cs="Times New Roman"/>
-          <w:sz w:val="24"/>
-          <w:szCs w:val="24"/>
-        </w:rPr>
-      </w:pPr>
-      <w:r>
-        <w:rPr>
-          <w:rFonts w:ascii="Times New Roman" w:hAnsi="Times New Roman" w:cs="Times New Roman"/>
+          <w:rFonts w:ascii="Montserrat" w:hAnsi="Montserrat" w:cs="Times New Roman"/>
+          <w:sz w:val="24"/>
+          <w:szCs w:val="24"/>
+        </w:rPr>
+      </w:pPr>
+      <w:r>
+        <w:rPr>
+          <w:rFonts w:ascii="Montserrat" w:hAnsi="Montserrat" w:cs="Times New Roman"/>
           <w:sz w:val="24"/>
           <w:szCs w:val="24"/>
         </w:rPr>
@@ -1395,24 +1413,23 @@
         <w:spacing w:after="0" w:line="360" w:lineRule="auto"/>
         <w:jc w:val="both"/>
         <w:rPr>
-          <w:rFonts w:ascii="Times New Roman" w:hAnsi="Times New Roman" w:cs="Times New Roman"/>
-          <w:sz w:val="24"/>
-          <w:szCs w:val="24"/>
-        </w:rPr>
-      </w:pPr>
-      <w:r>
-        <w:rPr>
-          <w:rFonts w:ascii="Times New Roman" w:hAnsi="Times New Roman" w:cs="Times New Roman"/>
-          <w:sz w:val="24"/>
-          <w:szCs w:val="24"/>
-        </w:rPr>
-        <w:lastRenderedPageBreak/>
+          <w:rFonts w:ascii="Montserrat" w:hAnsi="Montserrat" w:cs="Times New Roman"/>
+          <w:sz w:val="24"/>
+          <w:szCs w:val="24"/>
+        </w:rPr>
+      </w:pPr>
+      <w:r>
+        <w:rPr>
+          <w:rFonts w:ascii="Montserrat" w:hAnsi="Montserrat" w:cs="Times New Roman"/>
+          <w:sz w:val="24"/>
+          <w:szCs w:val="24"/>
+        </w:rPr>
         <w:tab/>
         <w:t xml:space="preserve">“You didn’t?” she retorted hotly. “Listen up, pal,” she growled, “You ever touch me like that again, I won’t just thump you. I’ll break you in half. Touch </w:t>
       </w:r>
       <w:r>
         <w:rPr>
-          <w:rFonts w:ascii="Times New Roman" w:hAnsi="Times New Roman" w:cs="Times New Roman"/>
+          <w:rFonts w:ascii="Montserrat" w:hAnsi="Montserrat" w:cs="Times New Roman"/>
           <w:i/>
           <w:iCs/>
           <w:sz w:val="24"/>
@@ -1422,7 +1439,7 @@
       </w:r>
       <w:r>
         <w:rPr>
-          <w:rFonts w:ascii="Times New Roman" w:hAnsi="Times New Roman" w:cs="Times New Roman"/>
+          <w:rFonts w:ascii="Montserrat" w:hAnsi="Montserrat" w:cs="Times New Roman"/>
           <w:sz w:val="24"/>
           <w:szCs w:val="24"/>
         </w:rPr>
@@ -1434,14 +1451,14 @@
         <w:spacing w:after="0" w:line="360" w:lineRule="auto"/>
         <w:jc w:val="both"/>
         <w:rPr>
-          <w:rFonts w:ascii="Times New Roman" w:hAnsi="Times New Roman" w:cs="Times New Roman"/>
-          <w:sz w:val="24"/>
-          <w:szCs w:val="24"/>
-        </w:rPr>
-      </w:pPr>
-      <w:r>
-        <w:rPr>
-          <w:rFonts w:ascii="Times New Roman" w:hAnsi="Times New Roman" w:cs="Times New Roman"/>
+          <w:rFonts w:ascii="Montserrat" w:hAnsi="Montserrat" w:cs="Times New Roman"/>
+          <w:sz w:val="24"/>
+          <w:szCs w:val="24"/>
+        </w:rPr>
+      </w:pPr>
+      <w:r>
+        <w:rPr>
+          <w:rFonts w:ascii="Montserrat" w:hAnsi="Montserrat" w:cs="Times New Roman"/>
           <w:sz w:val="24"/>
           <w:szCs w:val="24"/>
         </w:rPr>
@@ -1454,14 +1471,14 @@
         <w:spacing w:after="0" w:line="360" w:lineRule="auto"/>
         <w:jc w:val="both"/>
         <w:rPr>
-          <w:rFonts w:ascii="Times New Roman" w:hAnsi="Times New Roman" w:cs="Times New Roman"/>
-          <w:sz w:val="24"/>
-          <w:szCs w:val="24"/>
-        </w:rPr>
-      </w:pPr>
-      <w:r>
-        <w:rPr>
-          <w:rFonts w:ascii="Times New Roman" w:hAnsi="Times New Roman" w:cs="Times New Roman"/>
+          <w:rFonts w:ascii="Montserrat" w:hAnsi="Montserrat" w:cs="Times New Roman"/>
+          <w:sz w:val="24"/>
+          <w:szCs w:val="24"/>
+        </w:rPr>
+      </w:pPr>
+      <w:r>
+        <w:rPr>
+          <w:rFonts w:ascii="Montserrat" w:hAnsi="Montserrat" w:cs="Times New Roman"/>
           <w:sz w:val="24"/>
           <w:szCs w:val="24"/>
         </w:rPr>
@@ -1474,14 +1491,14 @@
         <w:spacing w:after="0" w:line="360" w:lineRule="auto"/>
         <w:jc w:val="both"/>
         <w:rPr>
-          <w:rFonts w:ascii="Times New Roman" w:hAnsi="Times New Roman" w:cs="Times New Roman"/>
-          <w:sz w:val="24"/>
-          <w:szCs w:val="24"/>
-        </w:rPr>
-      </w:pPr>
-      <w:r>
-        <w:rPr>
-          <w:rFonts w:ascii="Times New Roman" w:hAnsi="Times New Roman" w:cs="Times New Roman"/>
+          <w:rFonts w:ascii="Montserrat" w:hAnsi="Montserrat" w:cs="Times New Roman"/>
+          <w:sz w:val="24"/>
+          <w:szCs w:val="24"/>
+        </w:rPr>
+      </w:pPr>
+      <w:r>
+        <w:rPr>
+          <w:rFonts w:ascii="Montserrat" w:hAnsi="Montserrat" w:cs="Times New Roman"/>
           <w:sz w:val="24"/>
           <w:szCs w:val="24"/>
         </w:rPr>
@@ -1494,14 +1511,14 @@
         <w:spacing w:after="0" w:line="360" w:lineRule="auto"/>
         <w:jc w:val="both"/>
         <w:rPr>
-          <w:rFonts w:ascii="Times New Roman" w:hAnsi="Times New Roman" w:cs="Times New Roman"/>
-          <w:sz w:val="24"/>
-          <w:szCs w:val="24"/>
-        </w:rPr>
-      </w:pPr>
-      <w:r>
-        <w:rPr>
-          <w:rFonts w:ascii="Times New Roman" w:hAnsi="Times New Roman" w:cs="Times New Roman"/>
+          <w:rFonts w:ascii="Montserrat" w:hAnsi="Montserrat" w:cs="Times New Roman"/>
+          <w:sz w:val="24"/>
+          <w:szCs w:val="24"/>
+        </w:rPr>
+      </w:pPr>
+      <w:r>
+        <w:rPr>
+          <w:rFonts w:ascii="Montserrat" w:hAnsi="Montserrat" w:cs="Times New Roman"/>
           <w:sz w:val="24"/>
           <w:szCs w:val="24"/>
         </w:rPr>
@@ -1514,14 +1531,14 @@
         <w:spacing w:after="0" w:line="360" w:lineRule="auto"/>
         <w:jc w:val="both"/>
         <w:rPr>
-          <w:rFonts w:ascii="Times New Roman" w:hAnsi="Times New Roman" w:cs="Times New Roman"/>
-          <w:sz w:val="24"/>
-          <w:szCs w:val="24"/>
-        </w:rPr>
-      </w:pPr>
-      <w:r>
-        <w:rPr>
-          <w:rFonts w:ascii="Times New Roman" w:hAnsi="Times New Roman" w:cs="Times New Roman"/>
+          <w:rFonts w:ascii="Montserrat" w:hAnsi="Montserrat" w:cs="Times New Roman"/>
+          <w:sz w:val="24"/>
+          <w:szCs w:val="24"/>
+        </w:rPr>
+      </w:pPr>
+      <w:r>
+        <w:rPr>
+          <w:rFonts w:ascii="Montserrat" w:hAnsi="Montserrat" w:cs="Times New Roman"/>
           <w:sz w:val="24"/>
           <w:szCs w:val="24"/>
         </w:rPr>
@@ -1530,7 +1547,7 @@
       </w:r>
       <w:r>
         <w:rPr>
-          <w:rFonts w:ascii="Times New Roman" w:hAnsi="Times New Roman" w:cs="Times New Roman"/>
+          <w:rFonts w:ascii="Montserrat" w:hAnsi="Montserrat" w:cs="Times New Roman"/>
           <w:i/>
           <w:iCs/>
           <w:sz w:val="24"/>
@@ -1540,7 +1557,7 @@
       </w:r>
       <w:r>
         <w:rPr>
-          <w:rFonts w:ascii="Times New Roman" w:hAnsi="Times New Roman" w:cs="Times New Roman"/>
+          <w:rFonts w:ascii="Montserrat" w:hAnsi="Montserrat" w:cs="Times New Roman"/>
           <w:sz w:val="24"/>
           <w:szCs w:val="24"/>
         </w:rPr>
@@ -1552,43 +1569,34 @@
         <w:spacing w:after="0" w:line="360" w:lineRule="auto"/>
         <w:jc w:val="both"/>
         <w:rPr>
-          <w:rFonts w:ascii="Times New Roman" w:hAnsi="Times New Roman" w:cs="Times New Roman"/>
-          <w:sz w:val="24"/>
-          <w:szCs w:val="24"/>
-        </w:rPr>
-      </w:pPr>
-      <w:r>
-        <w:rPr>
-          <w:rFonts w:ascii="Times New Roman" w:hAnsi="Times New Roman" w:cs="Times New Roman"/>
-          <w:sz w:val="24"/>
-          <w:szCs w:val="24"/>
-        </w:rPr>
-        <w:tab/>
-        <w:t xml:space="preserve">“He happens to be one of my friends, thank you,” Anne interrupted her. Alle stared at her, questioning her assertion. An acquaintance, surely, she admitted, but a </w:t>
-      </w:r>
-      <w:r>
-        <w:rPr>
-          <w:rFonts w:ascii="Times New Roman" w:hAnsi="Times New Roman" w:cs="Times New Roman"/>
-          <w:sz w:val="24"/>
-          <w:szCs w:val="24"/>
-        </w:rPr>
-        <w:lastRenderedPageBreak/>
-        <w:t xml:space="preserve">friend? It did not seem likely. Anne glared at her doubting look, defending the boy, “It’s not his fault he’s male, or that it makes him act that way. He’s normal.” </w:t>
-      </w:r>
-    </w:p>
-    <w:p>
-      <w:pPr>
-        <w:spacing w:after="0" w:line="360" w:lineRule="auto"/>
-        <w:jc w:val="both"/>
-        <w:rPr>
-          <w:rFonts w:ascii="Times New Roman" w:hAnsi="Times New Roman" w:cs="Times New Roman"/>
-          <w:sz w:val="24"/>
-          <w:szCs w:val="24"/>
-        </w:rPr>
-      </w:pPr>
-      <w:r>
-        <w:rPr>
-          <w:rFonts w:ascii="Times New Roman" w:hAnsi="Times New Roman" w:cs="Times New Roman"/>
+          <w:rFonts w:ascii="Montserrat" w:hAnsi="Montserrat" w:cs="Times New Roman"/>
+          <w:sz w:val="24"/>
+          <w:szCs w:val="24"/>
+        </w:rPr>
+      </w:pPr>
+      <w:r>
+        <w:rPr>
+          <w:rFonts w:ascii="Montserrat" w:hAnsi="Montserrat" w:cs="Times New Roman"/>
+          <w:sz w:val="24"/>
+          <w:szCs w:val="24"/>
+        </w:rPr>
+        <w:tab/>
+        <w:t xml:space="preserve">“He happens to be one of my friends, thank you,” Anne interrupted her. Alle stared at her, questioning her assertion. An acquaintance, surely, she admitted, but a friend? It did not seem likely. Anne glared at her doubting look, defending the boy, “It’s not his fault he’s male, or that it makes him act that way. He’s normal.” </w:t>
+      </w:r>
+    </w:p>
+    <w:p>
+      <w:pPr>
+        <w:spacing w:after="0" w:line="360" w:lineRule="auto"/>
+        <w:jc w:val="both"/>
+        <w:rPr>
+          <w:rFonts w:ascii="Montserrat" w:hAnsi="Montserrat" w:cs="Times New Roman"/>
+          <w:sz w:val="24"/>
+          <w:szCs w:val="24"/>
+        </w:rPr>
+      </w:pPr>
+      <w:r>
+        <w:rPr>
+          <w:rFonts w:ascii="Montserrat" w:hAnsi="Montserrat" w:cs="Times New Roman"/>
           <w:sz w:val="24"/>
           <w:szCs w:val="24"/>
         </w:rPr>
@@ -1601,14 +1609,14 @@
         <w:spacing w:after="0" w:line="360" w:lineRule="auto"/>
         <w:jc w:val="both"/>
         <w:rPr>
-          <w:rFonts w:ascii="Times New Roman" w:hAnsi="Times New Roman" w:cs="Times New Roman"/>
-          <w:sz w:val="24"/>
-          <w:szCs w:val="24"/>
-        </w:rPr>
-      </w:pPr>
-      <w:r>
-        <w:rPr>
-          <w:rFonts w:ascii="Times New Roman" w:hAnsi="Times New Roman" w:cs="Times New Roman"/>
+          <w:rFonts w:ascii="Montserrat" w:hAnsi="Montserrat" w:cs="Times New Roman"/>
+          <w:sz w:val="24"/>
+          <w:szCs w:val="24"/>
+        </w:rPr>
+      </w:pPr>
+      <w:r>
+        <w:rPr>
+          <w:rFonts w:ascii="Montserrat" w:hAnsi="Montserrat" w:cs="Times New Roman"/>
           <w:sz w:val="24"/>
           <w:szCs w:val="24"/>
         </w:rPr>
@@ -1621,14 +1629,14 @@
         <w:spacing w:after="0" w:line="360" w:lineRule="auto"/>
         <w:jc w:val="both"/>
         <w:rPr>
-          <w:rFonts w:ascii="Times New Roman" w:hAnsi="Times New Roman" w:cs="Times New Roman"/>
-          <w:sz w:val="24"/>
-          <w:szCs w:val="24"/>
-        </w:rPr>
-      </w:pPr>
-      <w:r>
-        <w:rPr>
-          <w:rFonts w:ascii="Times New Roman" w:hAnsi="Times New Roman" w:cs="Times New Roman"/>
+          <w:rFonts w:ascii="Montserrat" w:hAnsi="Montserrat" w:cs="Times New Roman"/>
+          <w:sz w:val="24"/>
+          <w:szCs w:val="24"/>
+        </w:rPr>
+      </w:pPr>
+      <w:r>
+        <w:rPr>
+          <w:rFonts w:ascii="Montserrat" w:hAnsi="Montserrat" w:cs="Times New Roman"/>
           <w:sz w:val="24"/>
           <w:szCs w:val="24"/>
         </w:rPr>
@@ -1641,14 +1649,14 @@
         <w:spacing w:after="0" w:line="360" w:lineRule="auto"/>
         <w:jc w:val="both"/>
         <w:rPr>
-          <w:rFonts w:ascii="Times New Roman" w:hAnsi="Times New Roman" w:cs="Times New Roman"/>
-          <w:sz w:val="24"/>
-          <w:szCs w:val="24"/>
-        </w:rPr>
-      </w:pPr>
-      <w:r>
-        <w:rPr>
-          <w:rFonts w:ascii="Times New Roman" w:hAnsi="Times New Roman" w:cs="Times New Roman"/>
+          <w:rFonts w:ascii="Montserrat" w:hAnsi="Montserrat" w:cs="Times New Roman"/>
+          <w:sz w:val="24"/>
+          <w:szCs w:val="24"/>
+        </w:rPr>
+      </w:pPr>
+      <w:r>
+        <w:rPr>
+          <w:rFonts w:ascii="Montserrat" w:hAnsi="Montserrat" w:cs="Times New Roman"/>
           <w:sz w:val="24"/>
           <w:szCs w:val="24"/>
         </w:rPr>
@@ -1661,14 +1669,14 @@
         <w:spacing w:after="0" w:line="360" w:lineRule="auto"/>
         <w:jc w:val="both"/>
         <w:rPr>
-          <w:rFonts w:ascii="Times New Roman" w:hAnsi="Times New Roman" w:cs="Times New Roman"/>
-          <w:sz w:val="24"/>
-          <w:szCs w:val="24"/>
-        </w:rPr>
-      </w:pPr>
-      <w:r>
-        <w:rPr>
-          <w:rFonts w:ascii="Times New Roman" w:hAnsi="Times New Roman" w:cs="Times New Roman"/>
+          <w:rFonts w:ascii="Montserrat" w:hAnsi="Montserrat" w:cs="Times New Roman"/>
+          <w:sz w:val="24"/>
+          <w:szCs w:val="24"/>
+        </w:rPr>
+      </w:pPr>
+      <w:r>
+        <w:rPr>
+          <w:rFonts w:ascii="Montserrat" w:hAnsi="Montserrat" w:cs="Times New Roman"/>
           <w:sz w:val="24"/>
           <w:szCs w:val="24"/>
         </w:rPr>
@@ -1681,14 +1689,14 @@
         <w:spacing w:after="0" w:line="360" w:lineRule="auto"/>
         <w:jc w:val="both"/>
         <w:rPr>
-          <w:rFonts w:ascii="Times New Roman" w:hAnsi="Times New Roman" w:cs="Times New Roman"/>
-          <w:sz w:val="24"/>
-          <w:szCs w:val="24"/>
-        </w:rPr>
-      </w:pPr>
-      <w:r>
-        <w:rPr>
-          <w:rFonts w:ascii="Times New Roman" w:hAnsi="Times New Roman" w:cs="Times New Roman"/>
+          <w:rFonts w:ascii="Montserrat" w:hAnsi="Montserrat" w:cs="Times New Roman"/>
+          <w:sz w:val="24"/>
+          <w:szCs w:val="24"/>
+        </w:rPr>
+      </w:pPr>
+      <w:r>
+        <w:rPr>
+          <w:rFonts w:ascii="Montserrat" w:hAnsi="Montserrat" w:cs="Times New Roman"/>
           <w:sz w:val="24"/>
           <w:szCs w:val="24"/>
         </w:rPr>
@@ -1701,14 +1709,14 @@
         <w:spacing w:after="0" w:line="360" w:lineRule="auto"/>
         <w:jc w:val="both"/>
         <w:rPr>
-          <w:rFonts w:ascii="Times New Roman" w:hAnsi="Times New Roman" w:cs="Times New Roman"/>
-          <w:sz w:val="24"/>
-          <w:szCs w:val="24"/>
-        </w:rPr>
-      </w:pPr>
-      <w:r>
-        <w:rPr>
-          <w:rFonts w:ascii="Times New Roman" w:hAnsi="Times New Roman" w:cs="Times New Roman"/>
+          <w:rFonts w:ascii="Montserrat" w:hAnsi="Montserrat" w:cs="Times New Roman"/>
+          <w:sz w:val="24"/>
+          <w:szCs w:val="24"/>
+        </w:rPr>
+      </w:pPr>
+      <w:r>
+        <w:rPr>
+          <w:rFonts w:ascii="Montserrat" w:hAnsi="Montserrat" w:cs="Times New Roman"/>
           <w:sz w:val="24"/>
           <w:szCs w:val="24"/>
         </w:rPr>
@@ -1721,14 +1729,14 @@
         <w:spacing w:after="0" w:line="360" w:lineRule="auto"/>
         <w:jc w:val="both"/>
         <w:rPr>
-          <w:rFonts w:ascii="Times New Roman" w:hAnsi="Times New Roman" w:cs="Times New Roman"/>
-          <w:sz w:val="24"/>
-          <w:szCs w:val="24"/>
-        </w:rPr>
-      </w:pPr>
-      <w:r>
-        <w:rPr>
-          <w:rFonts w:ascii="Times New Roman" w:hAnsi="Times New Roman" w:cs="Times New Roman"/>
+          <w:rFonts w:ascii="Montserrat" w:hAnsi="Montserrat" w:cs="Times New Roman"/>
+          <w:sz w:val="24"/>
+          <w:szCs w:val="24"/>
+        </w:rPr>
+      </w:pPr>
+      <w:r>
+        <w:rPr>
+          <w:rFonts w:ascii="Montserrat" w:hAnsi="Montserrat" w:cs="Times New Roman"/>
           <w:sz w:val="24"/>
           <w:szCs w:val="24"/>
         </w:rPr>
@@ -1741,14 +1749,14 @@
         <w:spacing w:after="0" w:line="360" w:lineRule="auto"/>
         <w:jc w:val="both"/>
         <w:rPr>
-          <w:rFonts w:ascii="Times New Roman" w:hAnsi="Times New Roman" w:cs="Times New Roman"/>
-          <w:sz w:val="24"/>
-          <w:szCs w:val="24"/>
-        </w:rPr>
-      </w:pPr>
-      <w:r>
-        <w:rPr>
-          <w:rFonts w:ascii="Times New Roman" w:hAnsi="Times New Roman" w:cs="Times New Roman"/>
+          <w:rFonts w:ascii="Montserrat" w:hAnsi="Montserrat" w:cs="Times New Roman"/>
+          <w:sz w:val="24"/>
+          <w:szCs w:val="24"/>
+        </w:rPr>
+      </w:pPr>
+      <w:r>
+        <w:rPr>
+          <w:rFonts w:ascii="Montserrat" w:hAnsi="Montserrat" w:cs="Times New Roman"/>
           <w:sz w:val="24"/>
           <w:szCs w:val="24"/>
         </w:rPr>
@@ -1761,14 +1769,14 @@
         <w:spacing w:after="0" w:line="360" w:lineRule="auto"/>
         <w:jc w:val="both"/>
         <w:rPr>
-          <w:rFonts w:ascii="Times New Roman" w:hAnsi="Times New Roman" w:cs="Times New Roman"/>
-          <w:sz w:val="24"/>
-          <w:szCs w:val="24"/>
-        </w:rPr>
-      </w:pPr>
-      <w:r>
-        <w:rPr>
-          <w:rFonts w:ascii="Times New Roman" w:hAnsi="Times New Roman" w:cs="Times New Roman"/>
+          <w:rFonts w:ascii="Montserrat" w:hAnsi="Montserrat" w:cs="Times New Roman"/>
+          <w:sz w:val="24"/>
+          <w:szCs w:val="24"/>
+        </w:rPr>
+      </w:pPr>
+      <w:r>
+        <w:rPr>
+          <w:rFonts w:ascii="Montserrat" w:hAnsi="Montserrat" w:cs="Times New Roman"/>
           <w:sz w:val="24"/>
           <w:szCs w:val="24"/>
         </w:rPr>
@@ -1781,14 +1789,14 @@
         <w:spacing w:after="0" w:line="360" w:lineRule="auto"/>
         <w:jc w:val="both"/>
         <w:rPr>
-          <w:rFonts w:ascii="Times New Roman" w:hAnsi="Times New Roman" w:cs="Times New Roman"/>
-          <w:sz w:val="24"/>
-          <w:szCs w:val="24"/>
-        </w:rPr>
-      </w:pPr>
-      <w:r>
-        <w:rPr>
-          <w:rFonts w:ascii="Times New Roman" w:hAnsi="Times New Roman" w:cs="Times New Roman"/>
+          <w:rFonts w:ascii="Montserrat" w:hAnsi="Montserrat" w:cs="Times New Roman"/>
+          <w:sz w:val="24"/>
+          <w:szCs w:val="24"/>
+        </w:rPr>
+      </w:pPr>
+      <w:r>
+        <w:rPr>
+          <w:rFonts w:ascii="Montserrat" w:hAnsi="Montserrat" w:cs="Times New Roman"/>
           <w:sz w:val="24"/>
           <w:szCs w:val="24"/>
         </w:rPr>
@@ -1801,43 +1809,34 @@
         <w:spacing w:after="0" w:line="360" w:lineRule="auto"/>
         <w:jc w:val="both"/>
         <w:rPr>
-          <w:rFonts w:ascii="Times New Roman" w:hAnsi="Times New Roman" w:cs="Times New Roman"/>
-          <w:sz w:val="24"/>
-          <w:szCs w:val="24"/>
-        </w:rPr>
-      </w:pPr>
-      <w:r>
-        <w:rPr>
-          <w:rFonts w:ascii="Times New Roman" w:hAnsi="Times New Roman" w:cs="Times New Roman"/>
-          <w:sz w:val="24"/>
-          <w:szCs w:val="24"/>
-        </w:rPr>
-        <w:tab/>
-        <w:t xml:space="preserve">Anne softened a bit at the sound of suffering in Alle’s reply. Her voice was almost normal, as she demanded an explanation, “Then why did you get so defensive at the mere suggestion that being a girl was acceptable? You were so caught up in denying any </w:t>
-      </w:r>
-      <w:r>
-        <w:rPr>
-          <w:rFonts w:ascii="Times New Roman" w:hAnsi="Times New Roman" w:cs="Times New Roman"/>
-          <w:sz w:val="24"/>
-          <w:szCs w:val="24"/>
-        </w:rPr>
-        <w:lastRenderedPageBreak/>
-        <w:t xml:space="preserve">interest in being female you didn’t even notice they way you cut me down!” a bit of her own pain crept into her voice. Alle met this in desperate silence, unable to explain what she had faced during the night. Anne’s brows furrowed, unhappy with the other girl’s reticence. Anne growled, her temper rising close to the surface again, “Before I can even tell you about it, you’re jumping into a fight like a jealous boyfriend. Acting like a macho jerk the instant a boy shows an interest in me! Is that what you call trying to act like a girl?” </w:t>
-      </w:r>
-    </w:p>
-    <w:p>
-      <w:pPr>
-        <w:spacing w:after="0" w:line="360" w:lineRule="auto"/>
-        <w:jc w:val="both"/>
-        <w:rPr>
-          <w:rFonts w:ascii="Times New Roman" w:hAnsi="Times New Roman" w:cs="Times New Roman"/>
-          <w:sz w:val="24"/>
-          <w:szCs w:val="24"/>
-        </w:rPr>
-      </w:pPr>
-      <w:r>
-        <w:rPr>
-          <w:rFonts w:ascii="Times New Roman" w:hAnsi="Times New Roman" w:cs="Times New Roman"/>
+          <w:rFonts w:ascii="Montserrat" w:hAnsi="Montserrat" w:cs="Times New Roman"/>
+          <w:sz w:val="24"/>
+          <w:szCs w:val="24"/>
+        </w:rPr>
+      </w:pPr>
+      <w:r>
+        <w:rPr>
+          <w:rFonts w:ascii="Montserrat" w:hAnsi="Montserrat" w:cs="Times New Roman"/>
+          <w:sz w:val="24"/>
+          <w:szCs w:val="24"/>
+        </w:rPr>
+        <w:tab/>
+        <w:t xml:space="preserve">Anne softened a bit at the sound of suffering in Alle’s reply. Her voice was almost normal, as she demanded an explanation, “Then why did you get so defensive at the mere suggestion that being a girl was acceptable? You were so caught up in denying any interest in being female you didn’t even notice they way you cut me down!” a bit of her own pain crept into her voice. Alle met this in desperate silence, unable to explain what she had faced during the night. Anne’s brows furrowed, unhappy with the other girl’s reticence. Anne growled, her temper rising close to the surface again, “Before I can even tell you about it, you’re jumping into a fight like a jealous boyfriend. Acting like a macho jerk the instant a boy shows an interest in me! Is that what you call trying to act like a girl?” </w:t>
+      </w:r>
+    </w:p>
+    <w:p>
+      <w:pPr>
+        <w:spacing w:after="0" w:line="360" w:lineRule="auto"/>
+        <w:jc w:val="both"/>
+        <w:rPr>
+          <w:rFonts w:ascii="Montserrat" w:hAnsi="Montserrat" w:cs="Times New Roman"/>
+          <w:sz w:val="24"/>
+          <w:szCs w:val="24"/>
+        </w:rPr>
+      </w:pPr>
+      <w:r>
+        <w:rPr>
+          <w:rFonts w:ascii="Montserrat" w:hAnsi="Montserrat" w:cs="Times New Roman"/>
           <w:sz w:val="24"/>
           <w:szCs w:val="24"/>
         </w:rPr>
@@ -1850,14 +1849,14 @@
         <w:spacing w:after="0" w:line="360" w:lineRule="auto"/>
         <w:jc w:val="both"/>
         <w:rPr>
-          <w:rFonts w:ascii="Times New Roman" w:hAnsi="Times New Roman" w:cs="Times New Roman"/>
-          <w:sz w:val="24"/>
-          <w:szCs w:val="24"/>
-        </w:rPr>
-      </w:pPr>
-      <w:r>
-        <w:rPr>
-          <w:rFonts w:ascii="Times New Roman" w:hAnsi="Times New Roman" w:cs="Times New Roman"/>
+          <w:rFonts w:ascii="Montserrat" w:hAnsi="Montserrat" w:cs="Times New Roman"/>
+          <w:sz w:val="24"/>
+          <w:szCs w:val="24"/>
+        </w:rPr>
+      </w:pPr>
+      <w:r>
+        <w:rPr>
+          <w:rFonts w:ascii="Montserrat" w:hAnsi="Montserrat" w:cs="Times New Roman"/>
           <w:sz w:val="24"/>
           <w:szCs w:val="24"/>
         </w:rPr>
@@ -1870,25 +1869,25 @@
         <w:spacing w:after="0" w:line="360" w:lineRule="auto"/>
         <w:jc w:val="both"/>
         <w:rPr>
-          <w:rFonts w:ascii="Times New Roman" w:hAnsi="Times New Roman" w:cs="Times New Roman"/>
-          <w:sz w:val="24"/>
-          <w:szCs w:val="24"/>
-        </w:rPr>
-      </w:pPr>
-    </w:p>
-    <w:p>
-      <w:pPr>
-        <w:spacing w:after="0" w:line="360" w:lineRule="auto"/>
-        <w:jc w:val="both"/>
-        <w:rPr>
-          <w:rFonts w:ascii="Times New Roman" w:hAnsi="Times New Roman" w:cs="Times New Roman"/>
-          <w:sz w:val="24"/>
-          <w:szCs w:val="24"/>
-        </w:rPr>
-      </w:pPr>
-      <w:r>
-        <w:rPr>
-          <w:rFonts w:ascii="Times New Roman" w:hAnsi="Times New Roman" w:cs="Times New Roman"/>
+          <w:rFonts w:ascii="Montserrat" w:hAnsi="Montserrat" w:cs="Times New Roman"/>
+          <w:sz w:val="24"/>
+          <w:szCs w:val="24"/>
+        </w:rPr>
+      </w:pPr>
+    </w:p>
+    <w:p>
+      <w:pPr>
+        <w:spacing w:after="0" w:line="360" w:lineRule="auto"/>
+        <w:jc w:val="both"/>
+        <w:rPr>
+          <w:rFonts w:ascii="Montserrat" w:hAnsi="Montserrat" w:cs="Times New Roman"/>
+          <w:sz w:val="24"/>
+          <w:szCs w:val="24"/>
+        </w:rPr>
+      </w:pPr>
+      <w:r>
+        <w:rPr>
+          <w:rFonts w:ascii="Montserrat" w:hAnsi="Montserrat" w:cs="Times New Roman"/>
           <w:sz w:val="24"/>
           <w:szCs w:val="24"/>
         </w:rPr>
@@ -1900,18 +1899,17 @@
         <w:spacing w:after="0" w:line="360" w:lineRule="auto"/>
         <w:jc w:val="both"/>
         <w:rPr>
-          <w:rFonts w:ascii="Times New Roman" w:hAnsi="Times New Roman" w:cs="Times New Roman"/>
-          <w:sz w:val="24"/>
-          <w:szCs w:val="24"/>
-        </w:rPr>
-      </w:pPr>
-      <w:r>
-        <w:rPr>
-          <w:rFonts w:ascii="Times New Roman" w:hAnsi="Times New Roman" w:cs="Times New Roman"/>
-          <w:sz w:val="24"/>
-          <w:szCs w:val="24"/>
-        </w:rPr>
-        <w:lastRenderedPageBreak/>
+          <w:rFonts w:ascii="Montserrat" w:hAnsi="Montserrat" w:cs="Times New Roman"/>
+          <w:sz w:val="24"/>
+          <w:szCs w:val="24"/>
+        </w:rPr>
+      </w:pPr>
+      <w:r>
+        <w:rPr>
+          <w:rFonts w:ascii="Montserrat" w:hAnsi="Montserrat" w:cs="Times New Roman"/>
+          <w:sz w:val="24"/>
+          <w:szCs w:val="24"/>
+        </w:rPr>
         <w:tab/>
         <w:t xml:space="preserve">They argued under their breath through the next few classes. </w:t>
       </w:r>
@@ -1921,14 +1919,14 @@
         <w:spacing w:after="0" w:line="360" w:lineRule="auto"/>
         <w:jc w:val="both"/>
         <w:rPr>
-          <w:rFonts w:ascii="Times New Roman" w:hAnsi="Times New Roman" w:cs="Times New Roman"/>
-          <w:sz w:val="24"/>
-          <w:szCs w:val="24"/>
-        </w:rPr>
-      </w:pPr>
-      <w:r>
-        <w:rPr>
-          <w:rFonts w:ascii="Times New Roman" w:hAnsi="Times New Roman" w:cs="Times New Roman"/>
+          <w:rFonts w:ascii="Montserrat" w:hAnsi="Montserrat" w:cs="Times New Roman"/>
+          <w:sz w:val="24"/>
+          <w:szCs w:val="24"/>
+        </w:rPr>
+      </w:pPr>
+      <w:r>
+        <w:rPr>
+          <w:rFonts w:ascii="Montserrat" w:hAnsi="Montserrat" w:cs="Times New Roman"/>
           <w:sz w:val="24"/>
           <w:szCs w:val="24"/>
         </w:rPr>
@@ -1941,14 +1939,14 @@
         <w:spacing w:after="0" w:line="360" w:lineRule="auto"/>
         <w:jc w:val="both"/>
         <w:rPr>
-          <w:rFonts w:ascii="Times New Roman" w:hAnsi="Times New Roman" w:cs="Times New Roman"/>
-          <w:sz w:val="24"/>
-          <w:szCs w:val="24"/>
-        </w:rPr>
-      </w:pPr>
-      <w:r>
-        <w:rPr>
-          <w:rFonts w:ascii="Times New Roman" w:hAnsi="Times New Roman" w:cs="Times New Roman"/>
+          <w:rFonts w:ascii="Montserrat" w:hAnsi="Montserrat" w:cs="Times New Roman"/>
+          <w:sz w:val="24"/>
+          <w:szCs w:val="24"/>
+        </w:rPr>
+      </w:pPr>
+      <w:r>
+        <w:rPr>
+          <w:rFonts w:ascii="Montserrat" w:hAnsi="Montserrat" w:cs="Times New Roman"/>
           <w:sz w:val="24"/>
           <w:szCs w:val="24"/>
         </w:rPr>
@@ -1961,14 +1959,14 @@
         <w:spacing w:after="0" w:line="360" w:lineRule="auto"/>
         <w:jc w:val="both"/>
         <w:rPr>
-          <w:rFonts w:ascii="Times New Roman" w:hAnsi="Times New Roman" w:cs="Times New Roman"/>
-          <w:sz w:val="24"/>
-          <w:szCs w:val="24"/>
-        </w:rPr>
-      </w:pPr>
-      <w:r>
-        <w:rPr>
-          <w:rFonts w:ascii="Times New Roman" w:hAnsi="Times New Roman" w:cs="Times New Roman"/>
+          <w:rFonts w:ascii="Montserrat" w:hAnsi="Montserrat" w:cs="Times New Roman"/>
+          <w:sz w:val="24"/>
+          <w:szCs w:val="24"/>
+        </w:rPr>
+      </w:pPr>
+      <w:r>
+        <w:rPr>
+          <w:rFonts w:ascii="Montserrat" w:hAnsi="Montserrat" w:cs="Times New Roman"/>
           <w:sz w:val="24"/>
           <w:szCs w:val="24"/>
         </w:rPr>
@@ -1981,14 +1979,14 @@
         <w:spacing w:after="0" w:line="360" w:lineRule="auto"/>
         <w:jc w:val="both"/>
         <w:rPr>
-          <w:rFonts w:ascii="Times New Roman" w:hAnsi="Times New Roman" w:cs="Times New Roman"/>
-          <w:sz w:val="24"/>
-          <w:szCs w:val="24"/>
-        </w:rPr>
-      </w:pPr>
-      <w:r>
-        <w:rPr>
-          <w:rFonts w:ascii="Times New Roman" w:hAnsi="Times New Roman" w:cs="Times New Roman"/>
+          <w:rFonts w:ascii="Montserrat" w:hAnsi="Montserrat" w:cs="Times New Roman"/>
+          <w:sz w:val="24"/>
+          <w:szCs w:val="24"/>
+        </w:rPr>
+      </w:pPr>
+      <w:r>
+        <w:rPr>
+          <w:rFonts w:ascii="Montserrat" w:hAnsi="Montserrat" w:cs="Times New Roman"/>
           <w:sz w:val="24"/>
           <w:szCs w:val="24"/>
         </w:rPr>
@@ -2001,14 +1999,14 @@
         <w:spacing w:after="0" w:line="360" w:lineRule="auto"/>
         <w:jc w:val="both"/>
         <w:rPr>
-          <w:rFonts w:ascii="Times New Roman" w:hAnsi="Times New Roman" w:cs="Times New Roman"/>
-          <w:sz w:val="24"/>
-          <w:szCs w:val="24"/>
-        </w:rPr>
-      </w:pPr>
-      <w:r>
-        <w:rPr>
-          <w:rFonts w:ascii="Times New Roman" w:hAnsi="Times New Roman" w:cs="Times New Roman"/>
+          <w:rFonts w:ascii="Montserrat" w:hAnsi="Montserrat" w:cs="Times New Roman"/>
+          <w:sz w:val="24"/>
+          <w:szCs w:val="24"/>
+        </w:rPr>
+      </w:pPr>
+      <w:r>
+        <w:rPr>
+          <w:rFonts w:ascii="Montserrat" w:hAnsi="Montserrat" w:cs="Times New Roman"/>
           <w:sz w:val="24"/>
           <w:szCs w:val="24"/>
         </w:rPr>
@@ -2021,43 +2019,34 @@
         <w:spacing w:after="0" w:line="360" w:lineRule="auto"/>
         <w:jc w:val="both"/>
         <w:rPr>
-          <w:rFonts w:ascii="Times New Roman" w:hAnsi="Times New Roman" w:cs="Times New Roman"/>
-          <w:sz w:val="24"/>
-          <w:szCs w:val="24"/>
-        </w:rPr>
-      </w:pPr>
-      <w:r>
-        <w:rPr>
-          <w:rFonts w:ascii="Times New Roman" w:hAnsi="Times New Roman" w:cs="Times New Roman"/>
-          <w:sz w:val="24"/>
-          <w:szCs w:val="24"/>
-        </w:rPr>
-        <w:tab/>
-        <w:t xml:space="preserve">The teacher walked in at that point, and Alle pulled Anne down into a neighboring seat as she sat down. While everyone else took their seats and quieted down, Alle growled under her breath, “I’m not going anywhere without you.” No matter how </w:t>
-      </w:r>
-      <w:r>
-        <w:rPr>
-          <w:rFonts w:ascii="Times New Roman" w:hAnsi="Times New Roman" w:cs="Times New Roman"/>
-          <w:sz w:val="24"/>
-          <w:szCs w:val="24"/>
-        </w:rPr>
-        <w:lastRenderedPageBreak/>
-        <w:t xml:space="preserve">angry she was, Alle could not walk away from her friend. Even if she wanted to, she was too dependent on her twin’s counsel and guidance.  </w:t>
-      </w:r>
-    </w:p>
-    <w:p>
-      <w:pPr>
-        <w:spacing w:after="0" w:line="360" w:lineRule="auto"/>
-        <w:jc w:val="both"/>
-        <w:rPr>
-          <w:rFonts w:ascii="Times New Roman" w:hAnsi="Times New Roman" w:cs="Times New Roman"/>
-          <w:sz w:val="24"/>
-          <w:szCs w:val="24"/>
-        </w:rPr>
-      </w:pPr>
-      <w:r>
-        <w:rPr>
-          <w:rFonts w:ascii="Times New Roman" w:hAnsi="Times New Roman" w:cs="Times New Roman"/>
+          <w:rFonts w:ascii="Montserrat" w:hAnsi="Montserrat" w:cs="Times New Roman"/>
+          <w:sz w:val="24"/>
+          <w:szCs w:val="24"/>
+        </w:rPr>
+      </w:pPr>
+      <w:r>
+        <w:rPr>
+          <w:rFonts w:ascii="Montserrat" w:hAnsi="Montserrat" w:cs="Times New Roman"/>
+          <w:sz w:val="24"/>
+          <w:szCs w:val="24"/>
+        </w:rPr>
+        <w:tab/>
+        <w:t xml:space="preserve">The teacher walked in at that point, and Alle pulled Anne down into a neighboring seat as she sat down. While everyone else took their seats and quieted down, Alle growled under her breath, “I’m not going anywhere without you.” No matter how angry she was, Alle could not walk away from her friend. Even if she wanted to, she was too dependent on her twin’s counsel and guidance.  </w:t>
+      </w:r>
+    </w:p>
+    <w:p>
+      <w:pPr>
+        <w:spacing w:after="0" w:line="360" w:lineRule="auto"/>
+        <w:jc w:val="both"/>
+        <w:rPr>
+          <w:rFonts w:ascii="Montserrat" w:hAnsi="Montserrat" w:cs="Times New Roman"/>
+          <w:sz w:val="24"/>
+          <w:szCs w:val="24"/>
+        </w:rPr>
+      </w:pPr>
+      <w:r>
+        <w:rPr>
+          <w:rFonts w:ascii="Montserrat" w:hAnsi="Montserrat" w:cs="Times New Roman"/>
           <w:sz w:val="24"/>
           <w:szCs w:val="24"/>
         </w:rPr>
@@ -2070,14 +2059,14 @@
         <w:spacing w:after="0" w:line="360" w:lineRule="auto"/>
         <w:jc w:val="both"/>
         <w:rPr>
-          <w:rFonts w:ascii="Times New Roman" w:hAnsi="Times New Roman" w:cs="Times New Roman"/>
-          <w:sz w:val="24"/>
-          <w:szCs w:val="24"/>
-        </w:rPr>
-      </w:pPr>
-      <w:r>
-        <w:rPr>
-          <w:rFonts w:ascii="Times New Roman" w:hAnsi="Times New Roman" w:cs="Times New Roman"/>
+          <w:rFonts w:ascii="Montserrat" w:hAnsi="Montserrat" w:cs="Times New Roman"/>
+          <w:sz w:val="24"/>
+          <w:szCs w:val="24"/>
+        </w:rPr>
+      </w:pPr>
+      <w:r>
+        <w:rPr>
+          <w:rFonts w:ascii="Montserrat" w:hAnsi="Montserrat" w:cs="Times New Roman"/>
           <w:sz w:val="24"/>
           <w:szCs w:val="24"/>
         </w:rPr>
@@ -2090,14 +2079,14 @@
         <w:spacing w:after="0" w:line="360" w:lineRule="auto"/>
         <w:jc w:val="both"/>
         <w:rPr>
-          <w:rFonts w:ascii="Times New Roman" w:hAnsi="Times New Roman" w:cs="Times New Roman"/>
-          <w:sz w:val="24"/>
-          <w:szCs w:val="24"/>
-        </w:rPr>
-      </w:pPr>
-      <w:r>
-        <w:rPr>
-          <w:rFonts w:ascii="Times New Roman" w:hAnsi="Times New Roman" w:cs="Times New Roman"/>
+          <w:rFonts w:ascii="Montserrat" w:hAnsi="Montserrat" w:cs="Times New Roman"/>
+          <w:sz w:val="24"/>
+          <w:szCs w:val="24"/>
+        </w:rPr>
+      </w:pPr>
+      <w:r>
+        <w:rPr>
+          <w:rFonts w:ascii="Montserrat" w:hAnsi="Montserrat" w:cs="Times New Roman"/>
           <w:sz w:val="24"/>
           <w:szCs w:val="24"/>
         </w:rPr>
@@ -2110,14 +2099,14 @@
         <w:spacing w:after="0" w:line="360" w:lineRule="auto"/>
         <w:jc w:val="both"/>
         <w:rPr>
-          <w:rFonts w:ascii="Times New Roman" w:hAnsi="Times New Roman" w:cs="Times New Roman"/>
-          <w:sz w:val="24"/>
-          <w:szCs w:val="24"/>
-        </w:rPr>
-      </w:pPr>
-      <w:r>
-        <w:rPr>
-          <w:rFonts w:ascii="Times New Roman" w:hAnsi="Times New Roman" w:cs="Times New Roman"/>
+          <w:rFonts w:ascii="Montserrat" w:hAnsi="Montserrat" w:cs="Times New Roman"/>
+          <w:sz w:val="24"/>
+          <w:szCs w:val="24"/>
+        </w:rPr>
+      </w:pPr>
+      <w:r>
+        <w:rPr>
+          <w:rFonts w:ascii="Montserrat" w:hAnsi="Montserrat" w:cs="Times New Roman"/>
           <w:sz w:val="24"/>
           <w:szCs w:val="24"/>
         </w:rPr>
@@ -2130,14 +2119,14 @@
         <w:spacing w:after="0" w:line="360" w:lineRule="auto"/>
         <w:jc w:val="both"/>
         <w:rPr>
-          <w:rFonts w:ascii="Times New Roman" w:hAnsi="Times New Roman" w:cs="Times New Roman"/>
-          <w:sz w:val="24"/>
-          <w:szCs w:val="24"/>
-        </w:rPr>
-      </w:pPr>
-      <w:r>
-        <w:rPr>
-          <w:rFonts w:ascii="Times New Roman" w:hAnsi="Times New Roman" w:cs="Times New Roman"/>
+          <w:rFonts w:ascii="Montserrat" w:hAnsi="Montserrat" w:cs="Times New Roman"/>
+          <w:sz w:val="24"/>
+          <w:szCs w:val="24"/>
+        </w:rPr>
+      </w:pPr>
+      <w:r>
+        <w:rPr>
+          <w:rFonts w:ascii="Montserrat" w:hAnsi="Montserrat" w:cs="Times New Roman"/>
           <w:sz w:val="24"/>
           <w:szCs w:val="24"/>
         </w:rPr>
@@ -2150,14 +2139,14 @@
         <w:spacing w:after="0" w:line="360" w:lineRule="auto"/>
         <w:jc w:val="both"/>
         <w:rPr>
-          <w:rFonts w:ascii="Times New Roman" w:hAnsi="Times New Roman" w:cs="Times New Roman"/>
-          <w:sz w:val="24"/>
-          <w:szCs w:val="24"/>
-        </w:rPr>
-      </w:pPr>
-      <w:r>
-        <w:rPr>
-          <w:rFonts w:ascii="Times New Roman" w:hAnsi="Times New Roman" w:cs="Times New Roman"/>
+          <w:rFonts w:ascii="Montserrat" w:hAnsi="Montserrat" w:cs="Times New Roman"/>
+          <w:sz w:val="24"/>
+          <w:szCs w:val="24"/>
+        </w:rPr>
+      </w:pPr>
+      <w:r>
+        <w:rPr>
+          <w:rFonts w:ascii="Montserrat" w:hAnsi="Montserrat" w:cs="Times New Roman"/>
           <w:sz w:val="24"/>
           <w:szCs w:val="24"/>
         </w:rPr>
@@ -2170,14 +2159,14 @@
         <w:spacing w:after="0" w:line="360" w:lineRule="auto"/>
         <w:jc w:val="both"/>
         <w:rPr>
-          <w:rFonts w:ascii="Times New Roman" w:hAnsi="Times New Roman" w:cs="Times New Roman"/>
-          <w:sz w:val="24"/>
-          <w:szCs w:val="24"/>
-        </w:rPr>
-      </w:pPr>
-      <w:r>
-        <w:rPr>
-          <w:rFonts w:ascii="Times New Roman" w:hAnsi="Times New Roman" w:cs="Times New Roman"/>
+          <w:rFonts w:ascii="Montserrat" w:hAnsi="Montserrat" w:cs="Times New Roman"/>
+          <w:sz w:val="24"/>
+          <w:szCs w:val="24"/>
+        </w:rPr>
+      </w:pPr>
+      <w:r>
+        <w:rPr>
+          <w:rFonts w:ascii="Montserrat" w:hAnsi="Montserrat" w:cs="Times New Roman"/>
           <w:sz w:val="24"/>
           <w:szCs w:val="24"/>
         </w:rPr>
@@ -2190,14 +2179,14 @@
         <w:spacing w:after="0" w:line="360" w:lineRule="auto"/>
         <w:jc w:val="both"/>
         <w:rPr>
-          <w:rFonts w:ascii="Times New Roman" w:hAnsi="Times New Roman" w:cs="Times New Roman"/>
-          <w:sz w:val="24"/>
-          <w:szCs w:val="24"/>
-        </w:rPr>
-      </w:pPr>
-      <w:r>
-        <w:rPr>
-          <w:rFonts w:ascii="Times New Roman" w:hAnsi="Times New Roman" w:cs="Times New Roman"/>
+          <w:rFonts w:ascii="Montserrat" w:hAnsi="Montserrat" w:cs="Times New Roman"/>
+          <w:sz w:val="24"/>
+          <w:szCs w:val="24"/>
+        </w:rPr>
+      </w:pPr>
+      <w:r>
+        <w:rPr>
+          <w:rFonts w:ascii="Montserrat" w:hAnsi="Montserrat" w:cs="Times New Roman"/>
           <w:sz w:val="24"/>
           <w:szCs w:val="24"/>
         </w:rPr>
@@ -2210,18 +2199,17 @@
         <w:spacing w:after="0" w:line="360" w:lineRule="auto"/>
         <w:jc w:val="both"/>
         <w:rPr>
-          <w:rFonts w:ascii="Times New Roman" w:hAnsi="Times New Roman" w:cs="Times New Roman"/>
-          <w:sz w:val="24"/>
-          <w:szCs w:val="24"/>
-        </w:rPr>
-      </w:pPr>
-      <w:r>
-        <w:rPr>
-          <w:rFonts w:ascii="Times New Roman" w:hAnsi="Times New Roman" w:cs="Times New Roman"/>
-          <w:sz w:val="24"/>
-          <w:szCs w:val="24"/>
-        </w:rPr>
-        <w:lastRenderedPageBreak/>
+          <w:rFonts w:ascii="Montserrat" w:hAnsi="Montserrat" w:cs="Times New Roman"/>
+          <w:sz w:val="24"/>
+          <w:szCs w:val="24"/>
+        </w:rPr>
+      </w:pPr>
+      <w:r>
+        <w:rPr>
+          <w:rFonts w:ascii="Montserrat" w:hAnsi="Montserrat" w:cs="Times New Roman"/>
+          <w:sz w:val="24"/>
+          <w:szCs w:val="24"/>
+        </w:rPr>
         <w:tab/>
         <w:t>“I’m not mad at you. I’m mad at the way you’ve been acting,” Anne rephrased her original assertion. She shook her head and urged her friend to follow her out of the classroom. Alle picked up their books and followed Anne out the door.</w:t>
       </w:r>
@@ -2231,14 +2219,14 @@
         <w:spacing w:after="0" w:line="360" w:lineRule="auto"/>
         <w:jc w:val="both"/>
         <w:rPr>
-          <w:rFonts w:ascii="Times New Roman" w:hAnsi="Times New Roman" w:cs="Times New Roman"/>
-          <w:sz w:val="24"/>
-          <w:szCs w:val="24"/>
-        </w:rPr>
-      </w:pPr>
-      <w:r>
-        <w:rPr>
-          <w:rFonts w:ascii="Times New Roman" w:hAnsi="Times New Roman" w:cs="Times New Roman"/>
+          <w:rFonts w:ascii="Montserrat" w:hAnsi="Montserrat" w:cs="Times New Roman"/>
+          <w:sz w:val="24"/>
+          <w:szCs w:val="24"/>
+        </w:rPr>
+      </w:pPr>
+      <w:r>
+        <w:rPr>
+          <w:rFonts w:ascii="Montserrat" w:hAnsi="Montserrat" w:cs="Times New Roman"/>
           <w:sz w:val="24"/>
           <w:szCs w:val="24"/>
         </w:rPr>
@@ -2251,14 +2239,14 @@
         <w:spacing w:after="0" w:line="360" w:lineRule="auto"/>
         <w:jc w:val="both"/>
         <w:rPr>
-          <w:rFonts w:ascii="Times New Roman" w:hAnsi="Times New Roman" w:cs="Times New Roman"/>
-          <w:sz w:val="24"/>
-          <w:szCs w:val="24"/>
-        </w:rPr>
-      </w:pPr>
-      <w:r>
-        <w:rPr>
-          <w:rFonts w:ascii="Times New Roman" w:hAnsi="Times New Roman" w:cs="Times New Roman"/>
+          <w:rFonts w:ascii="Montserrat" w:hAnsi="Montserrat" w:cs="Times New Roman"/>
+          <w:sz w:val="24"/>
+          <w:szCs w:val="24"/>
+        </w:rPr>
+      </w:pPr>
+      <w:r>
+        <w:rPr>
+          <w:rFonts w:ascii="Montserrat" w:hAnsi="Montserrat" w:cs="Times New Roman"/>
           <w:sz w:val="24"/>
           <w:szCs w:val="24"/>
         </w:rPr>
@@ -2271,14 +2259,14 @@
         <w:spacing w:after="0" w:line="360" w:lineRule="auto"/>
         <w:jc w:val="both"/>
         <w:rPr>
-          <w:rFonts w:ascii="Times New Roman" w:hAnsi="Times New Roman" w:cs="Times New Roman"/>
-          <w:sz w:val="24"/>
-          <w:szCs w:val="24"/>
-        </w:rPr>
-      </w:pPr>
-      <w:r>
-        <w:rPr>
-          <w:rFonts w:ascii="Times New Roman" w:hAnsi="Times New Roman" w:cs="Times New Roman"/>
+          <w:rFonts w:ascii="Montserrat" w:hAnsi="Montserrat" w:cs="Times New Roman"/>
+          <w:sz w:val="24"/>
+          <w:szCs w:val="24"/>
+        </w:rPr>
+      </w:pPr>
+      <w:r>
+        <w:rPr>
+          <w:rFonts w:ascii="Montserrat" w:hAnsi="Montserrat" w:cs="Times New Roman"/>
           <w:sz w:val="24"/>
           <w:szCs w:val="24"/>
         </w:rPr>
@@ -2291,14 +2279,14 @@
         <w:spacing w:after="0" w:line="360" w:lineRule="auto"/>
         <w:jc w:val="both"/>
         <w:rPr>
-          <w:rFonts w:ascii="Times New Roman" w:hAnsi="Times New Roman" w:cs="Times New Roman"/>
-          <w:sz w:val="24"/>
-          <w:szCs w:val="24"/>
-        </w:rPr>
-      </w:pPr>
-      <w:r>
-        <w:rPr>
-          <w:rFonts w:ascii="Times New Roman" w:hAnsi="Times New Roman" w:cs="Times New Roman"/>
+          <w:rFonts w:ascii="Montserrat" w:hAnsi="Montserrat" w:cs="Times New Roman"/>
+          <w:sz w:val="24"/>
+          <w:szCs w:val="24"/>
+        </w:rPr>
+      </w:pPr>
+      <w:r>
+        <w:rPr>
+          <w:rFonts w:ascii="Montserrat" w:hAnsi="Montserrat" w:cs="Times New Roman"/>
           <w:sz w:val="24"/>
           <w:szCs w:val="24"/>
         </w:rPr>
@@ -2311,14 +2299,14 @@
         <w:spacing w:after="0" w:line="360" w:lineRule="auto"/>
         <w:jc w:val="both"/>
         <w:rPr>
-          <w:rFonts w:ascii="Times New Roman" w:hAnsi="Times New Roman" w:cs="Times New Roman"/>
-          <w:sz w:val="24"/>
-          <w:szCs w:val="24"/>
-        </w:rPr>
-      </w:pPr>
-      <w:r>
-        <w:rPr>
-          <w:rFonts w:ascii="Times New Roman" w:hAnsi="Times New Roman" w:cs="Times New Roman"/>
+          <w:rFonts w:ascii="Montserrat" w:hAnsi="Montserrat" w:cs="Times New Roman"/>
+          <w:sz w:val="24"/>
+          <w:szCs w:val="24"/>
+        </w:rPr>
+      </w:pPr>
+      <w:r>
+        <w:rPr>
+          <w:rFonts w:ascii="Montserrat" w:hAnsi="Montserrat" w:cs="Times New Roman"/>
           <w:sz w:val="24"/>
           <w:szCs w:val="24"/>
         </w:rPr>
@@ -2331,14 +2319,14 @@
         <w:spacing w:after="0" w:line="360" w:lineRule="auto"/>
         <w:jc w:val="both"/>
         <w:rPr>
-          <w:rFonts w:ascii="Times New Roman" w:hAnsi="Times New Roman" w:cs="Times New Roman"/>
-          <w:sz w:val="24"/>
-          <w:szCs w:val="24"/>
-        </w:rPr>
-      </w:pPr>
-      <w:r>
-        <w:rPr>
-          <w:rFonts w:ascii="Times New Roman" w:hAnsi="Times New Roman" w:cs="Times New Roman"/>
+          <w:rFonts w:ascii="Montserrat" w:hAnsi="Montserrat" w:cs="Times New Roman"/>
+          <w:sz w:val="24"/>
+          <w:szCs w:val="24"/>
+        </w:rPr>
+      </w:pPr>
+      <w:r>
+        <w:rPr>
+          <w:rFonts w:ascii="Montserrat" w:hAnsi="Montserrat" w:cs="Times New Roman"/>
           <w:sz w:val="24"/>
           <w:szCs w:val="24"/>
         </w:rPr>
@@ -2351,14 +2339,14 @@
         <w:spacing w:after="0" w:line="360" w:lineRule="auto"/>
         <w:jc w:val="both"/>
         <w:rPr>
-          <w:rFonts w:ascii="Times New Roman" w:hAnsi="Times New Roman" w:cs="Times New Roman"/>
-          <w:sz w:val="24"/>
-          <w:szCs w:val="24"/>
-        </w:rPr>
-      </w:pPr>
-      <w:r>
-        <w:rPr>
-          <w:rFonts w:ascii="Times New Roman" w:hAnsi="Times New Roman" w:cs="Times New Roman"/>
+          <w:rFonts w:ascii="Montserrat" w:hAnsi="Montserrat" w:cs="Times New Roman"/>
+          <w:sz w:val="24"/>
+          <w:szCs w:val="24"/>
+        </w:rPr>
+      </w:pPr>
+      <w:r>
+        <w:rPr>
+          <w:rFonts w:ascii="Montserrat" w:hAnsi="Montserrat" w:cs="Times New Roman"/>
           <w:sz w:val="24"/>
           <w:szCs w:val="24"/>
         </w:rPr>
@@ -2371,14 +2359,14 @@
         <w:spacing w:after="0" w:line="360" w:lineRule="auto"/>
         <w:jc w:val="both"/>
         <w:rPr>
-          <w:rFonts w:ascii="Times New Roman" w:hAnsi="Times New Roman" w:cs="Times New Roman"/>
-          <w:sz w:val="24"/>
-          <w:szCs w:val="24"/>
-        </w:rPr>
-      </w:pPr>
-      <w:r>
-        <w:rPr>
-          <w:rFonts w:ascii="Times New Roman" w:hAnsi="Times New Roman" w:cs="Times New Roman"/>
+          <w:rFonts w:ascii="Montserrat" w:hAnsi="Montserrat" w:cs="Times New Roman"/>
+          <w:sz w:val="24"/>
+          <w:szCs w:val="24"/>
+        </w:rPr>
+      </w:pPr>
+      <w:r>
+        <w:rPr>
+          <w:rFonts w:ascii="Montserrat" w:hAnsi="Montserrat" w:cs="Times New Roman"/>
           <w:sz w:val="24"/>
           <w:szCs w:val="24"/>
         </w:rPr>
@@ -2391,14 +2379,14 @@
         <w:spacing w:after="0" w:line="360" w:lineRule="auto"/>
         <w:jc w:val="both"/>
         <w:rPr>
-          <w:rFonts w:ascii="Times New Roman" w:hAnsi="Times New Roman" w:cs="Times New Roman"/>
-          <w:sz w:val="24"/>
-          <w:szCs w:val="24"/>
-        </w:rPr>
-      </w:pPr>
-      <w:r>
-        <w:rPr>
-          <w:rFonts w:ascii="Times New Roman" w:hAnsi="Times New Roman" w:cs="Times New Roman"/>
+          <w:rFonts w:ascii="Montserrat" w:hAnsi="Montserrat" w:cs="Times New Roman"/>
+          <w:sz w:val="24"/>
+          <w:szCs w:val="24"/>
+        </w:rPr>
+      </w:pPr>
+      <w:r>
+        <w:rPr>
+          <w:rFonts w:ascii="Montserrat" w:hAnsi="Montserrat" w:cs="Times New Roman"/>
           <w:sz w:val="24"/>
           <w:szCs w:val="24"/>
         </w:rPr>
@@ -2411,43 +2399,34 @@
         <w:spacing w:after="0" w:line="360" w:lineRule="auto"/>
         <w:jc w:val="both"/>
         <w:rPr>
-          <w:rFonts w:ascii="Times New Roman" w:hAnsi="Times New Roman" w:cs="Times New Roman"/>
-          <w:sz w:val="24"/>
-          <w:szCs w:val="24"/>
-        </w:rPr>
-      </w:pPr>
-      <w:r>
-        <w:rPr>
-          <w:rFonts w:ascii="Times New Roman" w:hAnsi="Times New Roman" w:cs="Times New Roman"/>
-          <w:sz w:val="24"/>
-          <w:szCs w:val="24"/>
-        </w:rPr>
-        <w:tab/>
-        <w:t xml:space="preserve">“You avoided the question, though,” Anne pointed out, looking away for a moment. She studied the clouds for a moment before turning back. She looked deep into </w:t>
-      </w:r>
-      <w:r>
-        <w:rPr>
-          <w:rFonts w:ascii="Times New Roman" w:hAnsi="Times New Roman" w:cs="Times New Roman"/>
-          <w:sz w:val="24"/>
-          <w:szCs w:val="24"/>
-        </w:rPr>
-        <w:lastRenderedPageBreak/>
-        <w:t>her friend’s eyes and finally named what she had seen there all morning, speaking directly to her concern, “Alexander, you haven’t been a girl all day. Alle follows her instincts and doesn’t screw up, but you, boy, you’re screwing up by the numbers.” Alle blinked, her face frozen, as what Anne said, and in particular how she had addressed it, penetrated.  She sat bolt upright, gasping.</w:t>
-      </w:r>
-    </w:p>
-    <w:p>
-      <w:pPr>
-        <w:spacing w:after="0" w:line="360" w:lineRule="auto"/>
-        <w:jc w:val="both"/>
-        <w:rPr>
-          <w:rFonts w:ascii="Times New Roman" w:hAnsi="Times New Roman" w:cs="Times New Roman"/>
-          <w:sz w:val="24"/>
-          <w:szCs w:val="24"/>
-        </w:rPr>
-      </w:pPr>
-      <w:r>
-        <w:rPr>
-          <w:rFonts w:ascii="Times New Roman" w:hAnsi="Times New Roman" w:cs="Times New Roman"/>
+          <w:rFonts w:ascii="Montserrat" w:hAnsi="Montserrat" w:cs="Times New Roman"/>
+          <w:sz w:val="24"/>
+          <w:szCs w:val="24"/>
+        </w:rPr>
+      </w:pPr>
+      <w:r>
+        <w:rPr>
+          <w:rFonts w:ascii="Montserrat" w:hAnsi="Montserrat" w:cs="Times New Roman"/>
+          <w:sz w:val="24"/>
+          <w:szCs w:val="24"/>
+        </w:rPr>
+        <w:tab/>
+        <w:t>“You avoided the question, though,” Anne pointed out, looking away for a moment. She studied the clouds for a moment before turning back. She looked deep into her friend’s eyes and finally named what she had seen there all morning, speaking directly to her concern, “Alexander, you haven’t been a girl all day. Alle follows her instincts and doesn’t screw up, but you, boy, you’re screwing up by the numbers.” Alle blinked, her face frozen, as what Anne said, and in particular how she had addressed it, penetrated.  She sat bolt upright, gasping.</w:t>
+      </w:r>
+    </w:p>
+    <w:p>
+      <w:pPr>
+        <w:spacing w:after="0" w:line="360" w:lineRule="auto"/>
+        <w:jc w:val="both"/>
+        <w:rPr>
+          <w:rFonts w:ascii="Montserrat" w:hAnsi="Montserrat" w:cs="Times New Roman"/>
+          <w:sz w:val="24"/>
+          <w:szCs w:val="24"/>
+        </w:rPr>
+      </w:pPr>
+      <w:r>
+        <w:rPr>
+          <w:rFonts w:ascii="Montserrat" w:hAnsi="Montserrat" w:cs="Times New Roman"/>
           <w:sz w:val="24"/>
           <w:szCs w:val="24"/>
         </w:rPr>
@@ -2460,14 +2439,14 @@
         <w:spacing w:after="0" w:line="360" w:lineRule="auto"/>
         <w:jc w:val="both"/>
         <w:rPr>
-          <w:rFonts w:ascii="Times New Roman" w:hAnsi="Times New Roman" w:cs="Times New Roman"/>
-          <w:sz w:val="24"/>
-          <w:szCs w:val="24"/>
-        </w:rPr>
-      </w:pPr>
-      <w:r>
-        <w:rPr>
-          <w:rFonts w:ascii="Times New Roman" w:hAnsi="Times New Roman" w:cs="Times New Roman"/>
+          <w:rFonts w:ascii="Montserrat" w:hAnsi="Montserrat" w:cs="Times New Roman"/>
+          <w:sz w:val="24"/>
+          <w:szCs w:val="24"/>
+        </w:rPr>
+      </w:pPr>
+      <w:r>
+        <w:rPr>
+          <w:rFonts w:ascii="Montserrat" w:hAnsi="Montserrat" w:cs="Times New Roman"/>
           <w:sz w:val="24"/>
           <w:szCs w:val="24"/>
         </w:rPr>
@@ -2480,14 +2459,14 @@
         <w:spacing w:after="0" w:line="360" w:lineRule="auto"/>
         <w:jc w:val="both"/>
         <w:rPr>
-          <w:rFonts w:ascii="Times New Roman" w:hAnsi="Times New Roman" w:cs="Times New Roman"/>
-          <w:sz w:val="24"/>
-          <w:szCs w:val="24"/>
-        </w:rPr>
-      </w:pPr>
-      <w:r>
-        <w:rPr>
-          <w:rFonts w:ascii="Times New Roman" w:hAnsi="Times New Roman" w:cs="Times New Roman"/>
+          <w:rFonts w:ascii="Montserrat" w:hAnsi="Montserrat" w:cs="Times New Roman"/>
+          <w:sz w:val="24"/>
+          <w:szCs w:val="24"/>
+        </w:rPr>
+      </w:pPr>
+      <w:r>
+        <w:rPr>
+          <w:rFonts w:ascii="Montserrat" w:hAnsi="Montserrat" w:cs="Times New Roman"/>
           <w:sz w:val="24"/>
           <w:szCs w:val="24"/>
         </w:rPr>
@@ -2500,14 +2479,14 @@
         <w:spacing w:after="0" w:line="360" w:lineRule="auto"/>
         <w:jc w:val="both"/>
         <w:rPr>
-          <w:rFonts w:ascii="Times New Roman" w:hAnsi="Times New Roman" w:cs="Times New Roman"/>
-          <w:sz w:val="24"/>
-          <w:szCs w:val="24"/>
-        </w:rPr>
-      </w:pPr>
-      <w:r>
-        <w:rPr>
-          <w:rFonts w:ascii="Times New Roman" w:hAnsi="Times New Roman" w:cs="Times New Roman"/>
+          <w:rFonts w:ascii="Montserrat" w:hAnsi="Montserrat" w:cs="Times New Roman"/>
+          <w:sz w:val="24"/>
+          <w:szCs w:val="24"/>
+        </w:rPr>
+      </w:pPr>
+      <w:r>
+        <w:rPr>
+          <w:rFonts w:ascii="Montserrat" w:hAnsi="Montserrat" w:cs="Times New Roman"/>
           <w:sz w:val="24"/>
           <w:szCs w:val="24"/>
         </w:rPr>
@@ -2520,14 +2499,14 @@
         <w:spacing w:after="0" w:line="360" w:lineRule="auto"/>
         <w:jc w:val="both"/>
         <w:rPr>
-          <w:rFonts w:ascii="Times New Roman" w:hAnsi="Times New Roman" w:cs="Times New Roman"/>
-          <w:sz w:val="24"/>
-          <w:szCs w:val="24"/>
-        </w:rPr>
-      </w:pPr>
-      <w:r>
-        <w:rPr>
-          <w:rFonts w:ascii="Times New Roman" w:hAnsi="Times New Roman" w:cs="Times New Roman"/>
+          <w:rFonts w:ascii="Montserrat" w:hAnsi="Montserrat" w:cs="Times New Roman"/>
+          <w:sz w:val="24"/>
+          <w:szCs w:val="24"/>
+        </w:rPr>
+      </w:pPr>
+      <w:r>
+        <w:rPr>
+          <w:rFonts w:ascii="Montserrat" w:hAnsi="Montserrat" w:cs="Times New Roman"/>
           <w:sz w:val="24"/>
           <w:szCs w:val="24"/>
         </w:rPr>
@@ -2540,14 +2519,14 @@
         <w:spacing w:after="0" w:line="360" w:lineRule="auto"/>
         <w:jc w:val="both"/>
         <w:rPr>
-          <w:rFonts w:ascii="Times New Roman" w:hAnsi="Times New Roman" w:cs="Times New Roman"/>
-          <w:sz w:val="24"/>
-          <w:szCs w:val="24"/>
-        </w:rPr>
-      </w:pPr>
-      <w:r>
-        <w:rPr>
-          <w:rFonts w:ascii="Times New Roman" w:hAnsi="Times New Roman" w:cs="Times New Roman"/>
+          <w:rFonts w:ascii="Montserrat" w:hAnsi="Montserrat" w:cs="Times New Roman"/>
+          <w:sz w:val="24"/>
+          <w:szCs w:val="24"/>
+        </w:rPr>
+      </w:pPr>
+      <w:r>
+        <w:rPr>
+          <w:rFonts w:ascii="Montserrat" w:hAnsi="Montserrat" w:cs="Times New Roman"/>
           <w:sz w:val="24"/>
           <w:szCs w:val="24"/>
         </w:rPr>
@@ -2560,18 +2539,17 @@
         <w:spacing w:after="0" w:line="360" w:lineRule="auto"/>
         <w:jc w:val="both"/>
         <w:rPr>
-          <w:rFonts w:ascii="Times New Roman" w:hAnsi="Times New Roman" w:cs="Times New Roman"/>
-          <w:sz w:val="24"/>
-          <w:szCs w:val="24"/>
-        </w:rPr>
-      </w:pPr>
-      <w:r>
-        <w:rPr>
-          <w:rFonts w:ascii="Times New Roman" w:hAnsi="Times New Roman" w:cs="Times New Roman"/>
-          <w:sz w:val="24"/>
-          <w:szCs w:val="24"/>
-        </w:rPr>
-        <w:lastRenderedPageBreak/>
+          <w:rFonts w:ascii="Montserrat" w:hAnsi="Montserrat" w:cs="Times New Roman"/>
+          <w:sz w:val="24"/>
+          <w:szCs w:val="24"/>
+        </w:rPr>
+      </w:pPr>
+      <w:r>
+        <w:rPr>
+          <w:rFonts w:ascii="Montserrat" w:hAnsi="Montserrat" w:cs="Times New Roman"/>
+          <w:sz w:val="24"/>
+          <w:szCs w:val="24"/>
+        </w:rPr>
         <w:tab/>
         <w:t xml:space="preserve">“There’s no more headache,” Alle elaborated. “There’s no resistance when I translate. It’s like flipping a switch.” She clung even tighter, afraid to look up and see Anne’s reaction to the news. Both sides of her were afraid to see a betraying expression, some faint hint of which side of her Anne really wanted.  </w:t>
       </w:r>
@@ -2581,14 +2559,14 @@
         <w:spacing w:after="0" w:line="360" w:lineRule="auto"/>
         <w:jc w:val="both"/>
         <w:rPr>
-          <w:rFonts w:ascii="Times New Roman" w:hAnsi="Times New Roman" w:cs="Times New Roman"/>
-          <w:sz w:val="24"/>
-          <w:szCs w:val="24"/>
-        </w:rPr>
-      </w:pPr>
-      <w:r>
-        <w:rPr>
-          <w:rFonts w:ascii="Times New Roman" w:hAnsi="Times New Roman" w:cs="Times New Roman"/>
+          <w:rFonts w:ascii="Montserrat" w:hAnsi="Montserrat" w:cs="Times New Roman"/>
+          <w:sz w:val="24"/>
+          <w:szCs w:val="24"/>
+        </w:rPr>
+      </w:pPr>
+      <w:r>
+        <w:rPr>
+          <w:rFonts w:ascii="Montserrat" w:hAnsi="Montserrat" w:cs="Times New Roman"/>
           <w:sz w:val="24"/>
           <w:szCs w:val="24"/>
         </w:rPr>
@@ -2601,14 +2579,14 @@
         <w:spacing w:after="0" w:line="360" w:lineRule="auto"/>
         <w:jc w:val="both"/>
         <w:rPr>
-          <w:rFonts w:ascii="Times New Roman" w:hAnsi="Times New Roman" w:cs="Times New Roman"/>
-          <w:sz w:val="24"/>
-          <w:szCs w:val="24"/>
-        </w:rPr>
-      </w:pPr>
-      <w:r>
-        <w:rPr>
-          <w:rFonts w:ascii="Times New Roman" w:hAnsi="Times New Roman" w:cs="Times New Roman"/>
+          <w:rFonts w:ascii="Montserrat" w:hAnsi="Montserrat" w:cs="Times New Roman"/>
+          <w:sz w:val="24"/>
+          <w:szCs w:val="24"/>
+        </w:rPr>
+      </w:pPr>
+      <w:r>
+        <w:rPr>
+          <w:rFonts w:ascii="Montserrat" w:hAnsi="Montserrat" w:cs="Times New Roman"/>
           <w:sz w:val="24"/>
           <w:szCs w:val="24"/>
         </w:rPr>
@@ -2621,14 +2599,14 @@
         <w:spacing w:after="0" w:line="360" w:lineRule="auto"/>
         <w:jc w:val="both"/>
         <w:rPr>
-          <w:rFonts w:ascii="Times New Roman" w:hAnsi="Times New Roman" w:cs="Times New Roman"/>
-          <w:sz w:val="24"/>
-          <w:szCs w:val="24"/>
-        </w:rPr>
-      </w:pPr>
-      <w:r>
-        <w:rPr>
-          <w:rFonts w:ascii="Times New Roman" w:hAnsi="Times New Roman" w:cs="Times New Roman"/>
+          <w:rFonts w:ascii="Montserrat" w:hAnsi="Montserrat" w:cs="Times New Roman"/>
+          <w:sz w:val="24"/>
+          <w:szCs w:val="24"/>
+        </w:rPr>
+      </w:pPr>
+      <w:r>
+        <w:rPr>
+          <w:rFonts w:ascii="Montserrat" w:hAnsi="Montserrat" w:cs="Times New Roman"/>
           <w:sz w:val="24"/>
           <w:szCs w:val="24"/>
         </w:rPr>
@@ -2641,14 +2619,14 @@
         <w:spacing w:after="0" w:line="360" w:lineRule="auto"/>
         <w:jc w:val="both"/>
         <w:rPr>
-          <w:rFonts w:ascii="Times New Roman" w:hAnsi="Times New Roman" w:cs="Times New Roman"/>
-          <w:sz w:val="24"/>
-          <w:szCs w:val="24"/>
-        </w:rPr>
-      </w:pPr>
-      <w:r>
-        <w:rPr>
-          <w:rFonts w:ascii="Times New Roman" w:hAnsi="Times New Roman" w:cs="Times New Roman"/>
+          <w:rFonts w:ascii="Montserrat" w:hAnsi="Montserrat" w:cs="Times New Roman"/>
+          <w:sz w:val="24"/>
+          <w:szCs w:val="24"/>
+        </w:rPr>
+      </w:pPr>
+      <w:r>
+        <w:rPr>
+          <w:rFonts w:ascii="Montserrat" w:hAnsi="Montserrat" w:cs="Times New Roman"/>
           <w:sz w:val="24"/>
           <w:szCs w:val="24"/>
         </w:rPr>
@@ -2661,14 +2639,14 @@
         <w:spacing w:after="0" w:line="360" w:lineRule="auto"/>
         <w:jc w:val="both"/>
         <w:rPr>
-          <w:rFonts w:ascii="Times New Roman" w:hAnsi="Times New Roman" w:cs="Times New Roman"/>
-          <w:sz w:val="24"/>
-          <w:szCs w:val="24"/>
-        </w:rPr>
-      </w:pPr>
-      <w:r>
-        <w:rPr>
-          <w:rFonts w:ascii="Times New Roman" w:hAnsi="Times New Roman" w:cs="Times New Roman"/>
+          <w:rFonts w:ascii="Montserrat" w:hAnsi="Montserrat" w:cs="Times New Roman"/>
+          <w:sz w:val="24"/>
+          <w:szCs w:val="24"/>
+        </w:rPr>
+      </w:pPr>
+      <w:r>
+        <w:rPr>
+          <w:rFonts w:ascii="Montserrat" w:hAnsi="Montserrat" w:cs="Times New Roman"/>
           <w:sz w:val="24"/>
           <w:szCs w:val="24"/>
         </w:rPr>
@@ -2681,18 +2659,17 @@
         <w:spacing w:after="0" w:line="360" w:lineRule="auto"/>
         <w:jc w:val="both"/>
         <w:rPr>
-          <w:rFonts w:ascii="Times New Roman" w:hAnsi="Times New Roman" w:cs="Times New Roman"/>
-          <w:sz w:val="24"/>
-          <w:szCs w:val="24"/>
-        </w:rPr>
-      </w:pPr>
-      <w:r>
-        <w:rPr>
-          <w:rFonts w:ascii="Times New Roman" w:hAnsi="Times New Roman" w:cs="Times New Roman"/>
-          <w:sz w:val="24"/>
-          <w:szCs w:val="24"/>
-        </w:rPr>
-        <w:lastRenderedPageBreak/>
+          <w:rFonts w:ascii="Montserrat" w:hAnsi="Montserrat" w:cs="Times New Roman"/>
+          <w:sz w:val="24"/>
+          <w:szCs w:val="24"/>
+        </w:rPr>
+      </w:pPr>
+      <w:r>
+        <w:rPr>
+          <w:rFonts w:ascii="Montserrat" w:hAnsi="Montserrat" w:cs="Times New Roman"/>
+          <w:sz w:val="24"/>
+          <w:szCs w:val="24"/>
+        </w:rPr>
         <w:tab/>
         <w:t xml:space="preserve">Alle considered that, but could not quite draw a conclusion. “So, what does that mean?” she asked, looking for something more to go on. </w:t>
       </w:r>
@@ -2702,14 +2679,14 @@
         <w:spacing w:after="0" w:line="360" w:lineRule="auto"/>
         <w:jc w:val="both"/>
         <w:rPr>
-          <w:rFonts w:ascii="Times New Roman" w:hAnsi="Times New Roman" w:cs="Times New Roman"/>
-          <w:sz w:val="24"/>
-          <w:szCs w:val="24"/>
-        </w:rPr>
-      </w:pPr>
-      <w:r>
-        <w:rPr>
-          <w:rFonts w:ascii="Times New Roman" w:hAnsi="Times New Roman" w:cs="Times New Roman"/>
+          <w:rFonts w:ascii="Montserrat" w:hAnsi="Montserrat" w:cs="Times New Roman"/>
+          <w:sz w:val="24"/>
+          <w:szCs w:val="24"/>
+        </w:rPr>
+      </w:pPr>
+      <w:r>
+        <w:rPr>
+          <w:rFonts w:ascii="Montserrat" w:hAnsi="Montserrat" w:cs="Times New Roman"/>
           <w:sz w:val="24"/>
           <w:szCs w:val="24"/>
         </w:rPr>
@@ -2722,14 +2699,14 @@
         <w:spacing w:after="0" w:line="360" w:lineRule="auto"/>
         <w:jc w:val="both"/>
         <w:rPr>
-          <w:rFonts w:ascii="Times New Roman" w:hAnsi="Times New Roman" w:cs="Times New Roman"/>
-          <w:sz w:val="24"/>
-          <w:szCs w:val="24"/>
-        </w:rPr>
-      </w:pPr>
-      <w:r>
-        <w:rPr>
-          <w:rFonts w:ascii="Times New Roman" w:hAnsi="Times New Roman" w:cs="Times New Roman"/>
+          <w:rFonts w:ascii="Montserrat" w:hAnsi="Montserrat" w:cs="Times New Roman"/>
+          <w:sz w:val="24"/>
+          <w:szCs w:val="24"/>
+        </w:rPr>
+      </w:pPr>
+      <w:r>
+        <w:rPr>
+          <w:rFonts w:ascii="Montserrat" w:hAnsi="Montserrat" w:cs="Times New Roman"/>
           <w:sz w:val="24"/>
           <w:szCs w:val="24"/>
         </w:rPr>
@@ -2742,14 +2719,14 @@
         <w:spacing w:after="0" w:line="360" w:lineRule="auto"/>
         <w:jc w:val="both"/>
         <w:rPr>
-          <w:rFonts w:ascii="Times New Roman" w:hAnsi="Times New Roman" w:cs="Times New Roman"/>
-          <w:sz w:val="24"/>
-          <w:szCs w:val="24"/>
-        </w:rPr>
-      </w:pPr>
-      <w:r>
-        <w:rPr>
-          <w:rFonts w:ascii="Times New Roman" w:hAnsi="Times New Roman" w:cs="Times New Roman"/>
+          <w:rFonts w:ascii="Montserrat" w:hAnsi="Montserrat" w:cs="Times New Roman"/>
+          <w:sz w:val="24"/>
+          <w:szCs w:val="24"/>
+        </w:rPr>
+      </w:pPr>
+      <w:r>
+        <w:rPr>
+          <w:rFonts w:ascii="Montserrat" w:hAnsi="Montserrat" w:cs="Times New Roman"/>
           <w:sz w:val="24"/>
           <w:szCs w:val="24"/>
         </w:rPr>
@@ -2762,14 +2739,14 @@
         <w:spacing w:after="0" w:line="360" w:lineRule="auto"/>
         <w:jc w:val="both"/>
         <w:rPr>
-          <w:rFonts w:ascii="Times New Roman" w:hAnsi="Times New Roman" w:cs="Times New Roman"/>
-          <w:sz w:val="24"/>
-          <w:szCs w:val="24"/>
-        </w:rPr>
-      </w:pPr>
-      <w:r>
-        <w:rPr>
-          <w:rFonts w:ascii="Times New Roman" w:hAnsi="Times New Roman" w:cs="Times New Roman"/>
+          <w:rFonts w:ascii="Montserrat" w:hAnsi="Montserrat" w:cs="Times New Roman"/>
+          <w:sz w:val="24"/>
+          <w:szCs w:val="24"/>
+        </w:rPr>
+      </w:pPr>
+      <w:r>
+        <w:rPr>
+          <w:rFonts w:ascii="Montserrat" w:hAnsi="Montserrat" w:cs="Times New Roman"/>
           <w:sz w:val="24"/>
           <w:szCs w:val="24"/>
         </w:rPr>
@@ -2782,14 +2759,14 @@
         <w:spacing w:after="0" w:line="360" w:lineRule="auto"/>
         <w:jc w:val="both"/>
         <w:rPr>
-          <w:rFonts w:ascii="Times New Roman" w:hAnsi="Times New Roman" w:cs="Times New Roman"/>
-          <w:sz w:val="24"/>
-          <w:szCs w:val="24"/>
-        </w:rPr>
-      </w:pPr>
-      <w:r>
-        <w:rPr>
-          <w:rFonts w:ascii="Times New Roman" w:hAnsi="Times New Roman" w:cs="Times New Roman"/>
+          <w:rFonts w:ascii="Montserrat" w:hAnsi="Montserrat" w:cs="Times New Roman"/>
+          <w:sz w:val="24"/>
+          <w:szCs w:val="24"/>
+        </w:rPr>
+      </w:pPr>
+      <w:r>
+        <w:rPr>
+          <w:rFonts w:ascii="Montserrat" w:hAnsi="Montserrat" w:cs="Times New Roman"/>
           <w:sz w:val="24"/>
           <w:szCs w:val="24"/>
         </w:rPr>
@@ -2802,14 +2779,14 @@
         <w:spacing w:after="0" w:line="360" w:lineRule="auto"/>
         <w:jc w:val="both"/>
         <w:rPr>
-          <w:rFonts w:ascii="Times New Roman" w:hAnsi="Times New Roman" w:cs="Times New Roman"/>
-          <w:sz w:val="24"/>
-          <w:szCs w:val="24"/>
-        </w:rPr>
-      </w:pPr>
-      <w:r>
-        <w:rPr>
-          <w:rFonts w:ascii="Times New Roman" w:hAnsi="Times New Roman" w:cs="Times New Roman"/>
+          <w:rFonts w:ascii="Montserrat" w:hAnsi="Montserrat" w:cs="Times New Roman"/>
+          <w:sz w:val="24"/>
+          <w:szCs w:val="24"/>
+        </w:rPr>
+      </w:pPr>
+      <w:r>
+        <w:rPr>
+          <w:rFonts w:ascii="Montserrat" w:hAnsi="Montserrat" w:cs="Times New Roman"/>
           <w:sz w:val="24"/>
           <w:szCs w:val="24"/>
         </w:rPr>
@@ -2822,43 +2799,34 @@
         <w:spacing w:after="0" w:line="360" w:lineRule="auto"/>
         <w:jc w:val="both"/>
         <w:rPr>
-          <w:rFonts w:ascii="Times New Roman" w:hAnsi="Times New Roman" w:cs="Times New Roman"/>
-          <w:sz w:val="24"/>
-          <w:szCs w:val="24"/>
-        </w:rPr>
-      </w:pPr>
-      <w:r>
-        <w:rPr>
-          <w:rFonts w:ascii="Times New Roman" w:hAnsi="Times New Roman" w:cs="Times New Roman"/>
-          <w:sz w:val="24"/>
-          <w:szCs w:val="24"/>
-        </w:rPr>
-        <w:tab/>
-        <w:t xml:space="preserve">“Well, at least they can find a guide to interpret to them,” Anne sighed. She looked at her friend thoughtfully, and confessed, “I wish I could tell you what you needed. I’d be happy to point the way. For now, all I can suggest is that you follow your instincts. The best advice, you already know; to thine own self be true. You already know the answer; you just need to find the pieces that enable you to spell it out.” Alle met her gaze, wondering. Anne broke contact and turned her attention to the people milling about </w:t>
-      </w:r>
-      <w:r>
-        <w:rPr>
-          <w:rFonts w:ascii="Times New Roman" w:hAnsi="Times New Roman" w:cs="Times New Roman"/>
-          <w:sz w:val="24"/>
-          <w:szCs w:val="24"/>
-        </w:rPr>
-        <w:lastRenderedPageBreak/>
-        <w:t>the big courtyard. A few concerned faced had been fixed on them, wondering what had happened to cause one of them to break down like that. They turned back to their own business as Anne returned their gazed calmly. Alle stared off into the middle distance for a while, before speaking again.</w:t>
-      </w:r>
-    </w:p>
-    <w:p>
-      <w:pPr>
-        <w:spacing w:after="0" w:line="360" w:lineRule="auto"/>
-        <w:jc w:val="both"/>
-        <w:rPr>
-          <w:rFonts w:ascii="Times New Roman" w:hAnsi="Times New Roman" w:cs="Times New Roman"/>
-          <w:sz w:val="24"/>
-          <w:szCs w:val="24"/>
-        </w:rPr>
-      </w:pPr>
-      <w:r>
-        <w:rPr>
-          <w:rFonts w:ascii="Times New Roman" w:hAnsi="Times New Roman" w:cs="Times New Roman"/>
+          <w:rFonts w:ascii="Montserrat" w:hAnsi="Montserrat" w:cs="Times New Roman"/>
+          <w:sz w:val="24"/>
+          <w:szCs w:val="24"/>
+        </w:rPr>
+      </w:pPr>
+      <w:r>
+        <w:rPr>
+          <w:rFonts w:ascii="Montserrat" w:hAnsi="Montserrat" w:cs="Times New Roman"/>
+          <w:sz w:val="24"/>
+          <w:szCs w:val="24"/>
+        </w:rPr>
+        <w:tab/>
+        <w:t>“Well, at least they can find a guide to interpret to them,” Anne sighed. She looked at her friend thoughtfully, and confessed, “I wish I could tell you what you needed. I’d be happy to point the way. For now, all I can suggest is that you follow your instincts. The best advice, you already know; to thine own self be true. You already know the answer; you just need to find the pieces that enable you to spell it out.” Alle met her gaze, wondering. Anne broke contact and turned her attention to the people milling about the big courtyard. A few concerned faced had been fixed on them, wondering what had happened to cause one of them to break down like that. They turned back to their own business as Anne returned their gazed calmly. Alle stared off into the middle distance for a while, before speaking again.</w:t>
+      </w:r>
+    </w:p>
+    <w:p>
+      <w:pPr>
+        <w:spacing w:after="0" w:line="360" w:lineRule="auto"/>
+        <w:jc w:val="both"/>
+        <w:rPr>
+          <w:rFonts w:ascii="Montserrat" w:hAnsi="Montserrat" w:cs="Times New Roman"/>
+          <w:sz w:val="24"/>
+          <w:szCs w:val="24"/>
+        </w:rPr>
+      </w:pPr>
+      <w:r>
+        <w:rPr>
+          <w:rFonts w:ascii="Montserrat" w:hAnsi="Montserrat" w:cs="Times New Roman"/>
           <w:sz w:val="24"/>
           <w:szCs w:val="24"/>
         </w:rPr>
@@ -2871,14 +2839,14 @@
         <w:spacing w:after="0" w:line="360" w:lineRule="auto"/>
         <w:jc w:val="both"/>
         <w:rPr>
-          <w:rFonts w:ascii="Times New Roman" w:hAnsi="Times New Roman" w:cs="Times New Roman"/>
-          <w:sz w:val="24"/>
-          <w:szCs w:val="24"/>
-        </w:rPr>
-      </w:pPr>
-      <w:r>
-        <w:rPr>
-          <w:rFonts w:ascii="Times New Roman" w:hAnsi="Times New Roman" w:cs="Times New Roman"/>
+          <w:rFonts w:ascii="Montserrat" w:hAnsi="Montserrat" w:cs="Times New Roman"/>
+          <w:sz w:val="24"/>
+          <w:szCs w:val="24"/>
+        </w:rPr>
+      </w:pPr>
+      <w:r>
+        <w:rPr>
+          <w:rFonts w:ascii="Montserrat" w:hAnsi="Montserrat" w:cs="Times New Roman"/>
           <w:sz w:val="24"/>
           <w:szCs w:val="24"/>
         </w:rPr>
@@ -2891,14 +2859,14 @@
         <w:spacing w:after="0" w:line="360" w:lineRule="auto"/>
         <w:jc w:val="both"/>
         <w:rPr>
-          <w:rFonts w:ascii="Times New Roman" w:hAnsi="Times New Roman" w:cs="Times New Roman"/>
-          <w:sz w:val="24"/>
-          <w:szCs w:val="24"/>
-        </w:rPr>
-      </w:pPr>
-      <w:r>
-        <w:rPr>
-          <w:rFonts w:ascii="Times New Roman" w:hAnsi="Times New Roman" w:cs="Times New Roman"/>
+          <w:rFonts w:ascii="Montserrat" w:hAnsi="Montserrat" w:cs="Times New Roman"/>
+          <w:sz w:val="24"/>
+          <w:szCs w:val="24"/>
+        </w:rPr>
+      </w:pPr>
+      <w:r>
+        <w:rPr>
+          <w:rFonts w:ascii="Montserrat" w:hAnsi="Montserrat" w:cs="Times New Roman"/>
           <w:sz w:val="24"/>
           <w:szCs w:val="24"/>
         </w:rPr>
@@ -2911,14 +2879,14 @@
         <w:spacing w:after="0" w:line="360" w:lineRule="auto"/>
         <w:jc w:val="both"/>
         <w:rPr>
-          <w:rFonts w:ascii="Times New Roman" w:hAnsi="Times New Roman" w:cs="Times New Roman"/>
-          <w:sz w:val="24"/>
-          <w:szCs w:val="24"/>
-        </w:rPr>
-      </w:pPr>
-      <w:r>
-        <w:rPr>
-          <w:rFonts w:ascii="Times New Roman" w:hAnsi="Times New Roman" w:cs="Times New Roman"/>
+          <w:rFonts w:ascii="Montserrat" w:hAnsi="Montserrat" w:cs="Times New Roman"/>
+          <w:sz w:val="24"/>
+          <w:szCs w:val="24"/>
+        </w:rPr>
+      </w:pPr>
+      <w:r>
+        <w:rPr>
+          <w:rFonts w:ascii="Montserrat" w:hAnsi="Montserrat" w:cs="Times New Roman"/>
           <w:sz w:val="24"/>
           <w:szCs w:val="24"/>
         </w:rPr>
@@ -2931,14 +2899,14 @@
         <w:spacing w:after="0" w:line="360" w:lineRule="auto"/>
         <w:jc w:val="both"/>
         <w:rPr>
-          <w:rFonts w:ascii="Times New Roman" w:hAnsi="Times New Roman" w:cs="Times New Roman"/>
-          <w:sz w:val="24"/>
-          <w:szCs w:val="24"/>
-        </w:rPr>
-      </w:pPr>
-      <w:r>
-        <w:rPr>
-          <w:rFonts w:ascii="Times New Roman" w:hAnsi="Times New Roman" w:cs="Times New Roman"/>
+          <w:rFonts w:ascii="Montserrat" w:hAnsi="Montserrat" w:cs="Times New Roman"/>
+          <w:sz w:val="24"/>
+          <w:szCs w:val="24"/>
+        </w:rPr>
+      </w:pPr>
+      <w:r>
+        <w:rPr>
+          <w:rFonts w:ascii="Montserrat" w:hAnsi="Montserrat" w:cs="Times New Roman"/>
           <w:sz w:val="24"/>
           <w:szCs w:val="24"/>
         </w:rPr>
@@ -2951,14 +2919,14 @@
         <w:spacing w:after="0" w:line="360" w:lineRule="auto"/>
         <w:jc w:val="both"/>
         <w:rPr>
-          <w:rFonts w:ascii="Times New Roman" w:hAnsi="Times New Roman" w:cs="Times New Roman"/>
-          <w:sz w:val="24"/>
-          <w:szCs w:val="24"/>
-        </w:rPr>
-      </w:pPr>
-      <w:r>
-        <w:rPr>
-          <w:rFonts w:ascii="Times New Roman" w:hAnsi="Times New Roman" w:cs="Times New Roman"/>
+          <w:rFonts w:ascii="Montserrat" w:hAnsi="Montserrat" w:cs="Times New Roman"/>
+          <w:sz w:val="24"/>
+          <w:szCs w:val="24"/>
+        </w:rPr>
+      </w:pPr>
+      <w:r>
+        <w:rPr>
+          <w:rFonts w:ascii="Montserrat" w:hAnsi="Montserrat" w:cs="Times New Roman"/>
           <w:sz w:val="24"/>
           <w:szCs w:val="24"/>
         </w:rPr>
@@ -2971,14 +2939,14 @@
         <w:spacing w:after="0" w:line="360" w:lineRule="auto"/>
         <w:jc w:val="both"/>
         <w:rPr>
-          <w:rFonts w:ascii="Times New Roman" w:hAnsi="Times New Roman" w:cs="Times New Roman"/>
-          <w:sz w:val="24"/>
-          <w:szCs w:val="24"/>
-        </w:rPr>
-      </w:pPr>
-      <w:r>
-        <w:rPr>
-          <w:rFonts w:ascii="Times New Roman" w:hAnsi="Times New Roman" w:cs="Times New Roman"/>
+          <w:rFonts w:ascii="Montserrat" w:hAnsi="Montserrat" w:cs="Times New Roman"/>
+          <w:sz w:val="24"/>
+          <w:szCs w:val="24"/>
+        </w:rPr>
+      </w:pPr>
+      <w:r>
+        <w:rPr>
+          <w:rFonts w:ascii="Montserrat" w:hAnsi="Montserrat" w:cs="Times New Roman"/>
           <w:sz w:val="24"/>
           <w:szCs w:val="24"/>
         </w:rPr>
@@ -2991,14 +2959,14 @@
         <w:spacing w:after="0" w:line="360" w:lineRule="auto"/>
         <w:jc w:val="both"/>
         <w:rPr>
-          <w:rFonts w:ascii="Times New Roman" w:hAnsi="Times New Roman" w:cs="Times New Roman"/>
-          <w:sz w:val="24"/>
-          <w:szCs w:val="24"/>
-        </w:rPr>
-      </w:pPr>
-      <w:r>
-        <w:rPr>
-          <w:rFonts w:ascii="Times New Roman" w:hAnsi="Times New Roman" w:cs="Times New Roman"/>
+          <w:rFonts w:ascii="Montserrat" w:hAnsi="Montserrat" w:cs="Times New Roman"/>
+          <w:sz w:val="24"/>
+          <w:szCs w:val="24"/>
+        </w:rPr>
+      </w:pPr>
+      <w:r>
+        <w:rPr>
+          <w:rFonts w:ascii="Montserrat" w:hAnsi="Montserrat" w:cs="Times New Roman"/>
           <w:sz w:val="24"/>
           <w:szCs w:val="24"/>
         </w:rPr>
@@ -3011,14 +2979,14 @@
         <w:spacing w:after="0" w:line="360" w:lineRule="auto"/>
         <w:jc w:val="both"/>
         <w:rPr>
-          <w:rFonts w:ascii="Times New Roman" w:hAnsi="Times New Roman" w:cs="Times New Roman"/>
-          <w:sz w:val="24"/>
-          <w:szCs w:val="24"/>
-        </w:rPr>
-      </w:pPr>
-      <w:r>
-        <w:rPr>
-          <w:rFonts w:ascii="Times New Roman" w:hAnsi="Times New Roman" w:cs="Times New Roman"/>
+          <w:rFonts w:ascii="Montserrat" w:hAnsi="Montserrat" w:cs="Times New Roman"/>
+          <w:sz w:val="24"/>
+          <w:szCs w:val="24"/>
+        </w:rPr>
+      </w:pPr>
+      <w:r>
+        <w:rPr>
+          <w:rFonts w:ascii="Montserrat" w:hAnsi="Montserrat" w:cs="Times New Roman"/>
           <w:sz w:val="24"/>
           <w:szCs w:val="24"/>
         </w:rPr>
@@ -3031,14 +2999,14 @@
         <w:spacing w:after="0" w:line="360" w:lineRule="auto"/>
         <w:jc w:val="both"/>
         <w:rPr>
-          <w:rFonts w:ascii="Times New Roman" w:hAnsi="Times New Roman" w:cs="Times New Roman"/>
-          <w:sz w:val="24"/>
-          <w:szCs w:val="24"/>
-        </w:rPr>
-      </w:pPr>
-      <w:r>
-        <w:rPr>
-          <w:rFonts w:ascii="Times New Roman" w:hAnsi="Times New Roman" w:cs="Times New Roman"/>
+          <w:rFonts w:ascii="Montserrat" w:hAnsi="Montserrat" w:cs="Times New Roman"/>
+          <w:sz w:val="24"/>
+          <w:szCs w:val="24"/>
+        </w:rPr>
+      </w:pPr>
+      <w:r>
+        <w:rPr>
+          <w:rFonts w:ascii="Montserrat" w:hAnsi="Montserrat" w:cs="Times New Roman"/>
           <w:sz w:val="24"/>
           <w:szCs w:val="24"/>
         </w:rPr>
@@ -3051,14 +3019,14 @@
         <w:spacing w:after="0" w:line="360" w:lineRule="auto"/>
         <w:jc w:val="both"/>
         <w:rPr>
-          <w:rFonts w:ascii="Times New Roman" w:hAnsi="Times New Roman" w:cs="Times New Roman"/>
-          <w:sz w:val="24"/>
-          <w:szCs w:val="24"/>
-        </w:rPr>
-      </w:pPr>
-      <w:r>
-        <w:rPr>
-          <w:rFonts w:ascii="Times New Roman" w:hAnsi="Times New Roman" w:cs="Times New Roman"/>
+          <w:rFonts w:ascii="Montserrat" w:hAnsi="Montserrat" w:cs="Times New Roman"/>
+          <w:sz w:val="24"/>
+          <w:szCs w:val="24"/>
+        </w:rPr>
+      </w:pPr>
+      <w:r>
+        <w:rPr>
+          <w:rFonts w:ascii="Montserrat" w:hAnsi="Montserrat" w:cs="Times New Roman"/>
           <w:sz w:val="24"/>
           <w:szCs w:val="24"/>
         </w:rPr>
@@ -3071,18 +3039,18 @@
         <w:spacing w:after="0" w:line="360" w:lineRule="auto"/>
         <w:jc w:val="both"/>
         <w:rPr>
-          <w:rFonts w:ascii="Times New Roman" w:hAnsi="Times New Roman" w:cs="Times New Roman"/>
-          <w:sz w:val="24"/>
-          <w:szCs w:val="24"/>
-        </w:rPr>
-      </w:pPr>
-    </w:p>
-    <w:p>
-      <w:pPr>
-        <w:spacing w:after="0" w:line="360" w:lineRule="auto"/>
-        <w:jc w:val="both"/>
-        <w:rPr>
-          <w:rFonts w:ascii="Times New Roman" w:hAnsi="Times New Roman" w:cs="Times New Roman"/>
+          <w:rFonts w:ascii="Montserrat" w:hAnsi="Montserrat" w:cs="Times New Roman"/>
+          <w:sz w:val="24"/>
+          <w:szCs w:val="24"/>
+        </w:rPr>
+      </w:pPr>
+    </w:p>
+    <w:p>
+      <w:pPr>
+        <w:spacing w:after="0" w:line="360" w:lineRule="auto"/>
+        <w:jc w:val="both"/>
+        <w:rPr>
+          <w:rFonts w:ascii="Montserrat" w:hAnsi="Montserrat" w:cs="Times New Roman"/>
           <w:sz w:val="24"/>
           <w:szCs w:val="24"/>
         </w:rPr>
@@ -3098,8 +3066,106 @@
 </w:document>
 </file>
 
+<file path=word/numbering.xml><?xml version="1.0" encoding="utf-8"?>
+<w:numbering xmlns:wpc="http://schemas.microsoft.com/office/word/2010/wordprocessingCanvas" xmlns:cx="http://schemas.microsoft.com/office/drawing/2014/chartex" xmlns:cx1="http://schemas.microsoft.com/office/drawing/2015/9/8/chartex" xmlns:cx2="http://schemas.microsoft.com/office/drawing/2015/10/21/chartex" xmlns:cx3="http://schemas.microsoft.com/office/drawing/2016/5/9/chartex" xmlns:cx4="http://schemas.microsoft.com/office/drawing/2016/5/10/chartex" xmlns:cx5="http://schemas.microsoft.com/office/drawing/2016/5/11/chartex" xmlns:cx6="http://schemas.microsoft.com/office/drawing/2016/5/12/chartex" xmlns:cx7="http://schemas.microsoft.com/office/drawing/2016/5/13/chartex" xmlns:cx8="http://schemas.microsoft.com/office/drawing/2016/5/14/chartex" xmlns:mc="http://schemas.openxmlformats.org/markup-compatibility/2006" xmlns:aink="http://schemas.microsoft.com/office/drawing/2016/ink" xmlns:am3d="http://schemas.microsoft.com/office/drawing/2017/model3d" xmlns:o="urn:schemas-microsoft-com:office:office" xmlns:oel="http://schemas.microsoft.com/office/2019/extlst" xmlns:r="http://schemas.openxmlformats.org/officeDocument/2006/relationships" xmlns:m="http://schemas.openxmlformats.org/officeDocument/2006/math" xmlns:v="urn:schemas-microsoft-com:vml" xmlns:wp14="http://schemas.microsoft.com/office/word/2010/wordprocessingDrawing" xmlns:wp="http://schemas.openxmlformats.org/drawingml/2006/wordprocessingDrawing" xmlns:w10="urn:schemas-microsoft-com:office:word" xmlns:w="http://schemas.openxmlformats.org/wordprocessingml/2006/main" xmlns:w14="http://schemas.microsoft.com/office/word/2010/wordml" xmlns:w15="http://schemas.microsoft.com/office/word/2012/wordml" xmlns:w16cex="http://schemas.microsoft.com/office/word/2018/wordml/cex" xmlns:w16cid="http://schemas.microsoft.com/office/word/2016/wordml/cid" xmlns:w16="http://schemas.microsoft.com/office/word/2018/wordml" xmlns:w16du="http://schemas.microsoft.com/office/word/2023/wordml/word16du" xmlns:w16sdtdh="http://schemas.microsoft.com/office/word/2020/wordml/sdtdatahash" xmlns:w16sdtfl="http://schemas.microsoft.com/office/word/2024/wordml/sdtformatlock" xmlns:w16se="http://schemas.microsoft.com/office/word/2015/wordml/symex" xmlns:wpg="http://schemas.microsoft.com/office/word/2010/wordprocessingGroup" xmlns:wpi="http://schemas.microsoft.com/office/word/2010/wordprocessingInk" xmlns:wne="http://schemas.microsoft.com/office/word/2006/wordml" xmlns:wps="http://schemas.microsoft.com/office/word/2010/wordprocessingShape" mc:Ignorable="w14 w15 w16se w16cid w16 w16cex w16sdtdh w16sdtfl w16du wp14">
+  <w:abstractNum w:abstractNumId="0" w15:restartNumberingAfterBreak="0">
+    <w:nsid w:val="FFFFFFFB"/>
+    <w:multiLevelType w:val="multilevel"/>
+    <w:tmpl w:val="80A499BA"/>
+    <w:lvl w:ilvl="0">
+      <w:start w:val="1"/>
+      <w:numFmt w:val="cardinalText"/>
+      <w:lvlText w:val="Chapter %1 "/>
+      <w:legacy w:legacy="1" w:legacySpace="144" w:legacyIndent="0"/>
+      <w:lvlJc w:val="left"/>
+    </w:lvl>
+    <w:lvl w:ilvl="1">
+      <w:start w:val="1"/>
+      <w:numFmt w:val="none"/>
+      <w:pStyle w:val="Heading2"/>
+      <w:suff w:val="nothing"/>
+      <w:lvlText w:val=""/>
+      <w:lvlJc w:val="left"/>
+    </w:lvl>
+    <w:lvl w:ilvl="2">
+      <w:start w:val="1"/>
+      <w:numFmt w:val="none"/>
+      <w:suff w:val="nothing"/>
+      <w:lvlText w:val=""/>
+      <w:lvlJc w:val="left"/>
+    </w:lvl>
+    <w:lvl w:ilvl="3">
+      <w:start w:val="1"/>
+      <w:numFmt w:val="none"/>
+      <w:pStyle w:val="Heading4"/>
+      <w:suff w:val="nothing"/>
+      <w:lvlText w:val=""/>
+      <w:lvlJc w:val="left"/>
+    </w:lvl>
+    <w:lvl w:ilvl="4">
+      <w:start w:val="1"/>
+      <w:numFmt w:val="none"/>
+      <w:pStyle w:val="Heading5"/>
+      <w:suff w:val="nothing"/>
+      <w:lvlText w:val=""/>
+      <w:lvlJc w:val="left"/>
+    </w:lvl>
+    <w:lvl w:ilvl="5">
+      <w:start w:val="1"/>
+      <w:numFmt w:val="none"/>
+      <w:pStyle w:val="Heading6"/>
+      <w:suff w:val="nothing"/>
+      <w:lvlText w:val=""/>
+      <w:lvlJc w:val="left"/>
+    </w:lvl>
+    <w:lvl w:ilvl="6">
+      <w:start w:val="1"/>
+      <w:numFmt w:val="none"/>
+      <w:suff w:val="nothing"/>
+      <w:lvlText w:val=""/>
+      <w:lvlJc w:val="left"/>
+    </w:lvl>
+    <w:lvl w:ilvl="7">
+      <w:start w:val="1"/>
+      <w:numFmt w:val="none"/>
+      <w:suff w:val="nothing"/>
+      <w:lvlText w:val=""/>
+      <w:lvlJc w:val="left"/>
+    </w:lvl>
+    <w:lvl w:ilvl="8">
+      <w:start w:val="1"/>
+      <w:numFmt w:val="none"/>
+      <w:suff w:val="nothing"/>
+      <w:lvlText w:val=""/>
+      <w:lvlJc w:val="left"/>
+    </w:lvl>
+  </w:abstractNum>
+  <w:num w:numId="1" w16cid:durableId="1254361406">
+    <w:abstractNumId w:val="0"/>
+  </w:num>
+  <w:num w:numId="2" w16cid:durableId="2007780561">
+    <w:abstractNumId w:val="0"/>
+  </w:num>
+  <w:num w:numId="3" w16cid:durableId="580142512">
+    <w:abstractNumId w:val="0"/>
+  </w:num>
+  <w:num w:numId="4" w16cid:durableId="922296392">
+    <w:abstractNumId w:val="0"/>
+  </w:num>
+  <w:num w:numId="5" w16cid:durableId="560866290">
+    <w:abstractNumId w:val="0"/>
+  </w:num>
+  <w:num w:numId="6" w16cid:durableId="580724137">
+    <w:abstractNumId w:val="0"/>
+  </w:num>
+  <w:num w:numId="7" w16cid:durableId="1903441578">
+    <w:abstractNumId w:val="0"/>
+  </w:num>
+</w:numbering>
+</file>
+
 <file path=word/styles.xml><?xml version="1.0" encoding="utf-8"?>
-<w:styles xmlns:r="http://schemas.openxmlformats.org/officeDocument/2006/relationships" xmlns:w="http://schemas.openxmlformats.org/wordprocessingml/2006/main">
+<w:styles xmlns:mc="http://schemas.openxmlformats.org/markup-compatibility/2006" xmlns:r="http://schemas.openxmlformats.org/officeDocument/2006/relationships" xmlns:w="http://schemas.openxmlformats.org/wordprocessingml/2006/main" xmlns:w14="http://schemas.microsoft.com/office/word/2010/wordml" xmlns:w15="http://schemas.microsoft.com/office/word/2012/wordml" xmlns:w16cex="http://schemas.microsoft.com/office/word/2018/wordml/cex" xmlns:w16cid="http://schemas.microsoft.com/office/word/2016/wordml/cid" xmlns:w16="http://schemas.microsoft.com/office/word/2018/wordml" xmlns:w16du="http://schemas.microsoft.com/office/word/2023/wordml/word16du" xmlns:w16sdtdh="http://schemas.microsoft.com/office/word/2020/wordml/sdtdatahash" xmlns:w16sdtfl="http://schemas.microsoft.com/office/word/2024/wordml/sdtformatlock" xmlns:w16se="http://schemas.microsoft.com/office/word/2015/wordml/symex" mc:Ignorable="w14 w15 w16se w16cid w16 w16cex w16sdtdh w16sdtfl w16du">
   <w:docDefaults>
     <w:rPrDefault>
       <w:rPr>
@@ -3109,160 +3175,561 @@
         <w:lang w:val="en-US" w:eastAsia="en-US" w:bidi="ar-SA"/>
       </w:rPr>
     </w:rPrDefault>
-    <w:pPrDefault>
-      <w:pPr>
-        <w:spacing w:after="200" w:line="276" w:lineRule="auto"/>
-      </w:pPr>
-    </w:pPrDefault>
+    <w:pPrDefault/>
   </w:docDefaults>
-  <w:latentStyles w:defLockedState="0" w:defUIPriority="99" w:defSemiHidden="1" w:defUnhideWhenUsed="1" w:defQFormat="0" w:count="267">
-    <w:lsdException w:name="Normal" w:semiHidden="0" w:uiPriority="0" w:unhideWhenUsed="0" w:qFormat="1"/>
-    <w:lsdException w:name="heading 1" w:semiHidden="0" w:uiPriority="9" w:unhideWhenUsed="0" w:qFormat="1"/>
-    <w:lsdException w:name="heading 2" w:uiPriority="9" w:qFormat="1"/>
-    <w:lsdException w:name="heading 3" w:uiPriority="9" w:qFormat="1"/>
-    <w:lsdException w:name="heading 4" w:uiPriority="9" w:qFormat="1"/>
-    <w:lsdException w:name="heading 5" w:uiPriority="9" w:qFormat="1"/>
-    <w:lsdException w:name="heading 6" w:uiPriority="9" w:qFormat="1"/>
-    <w:lsdException w:name="heading 7" w:uiPriority="9" w:qFormat="1"/>
-    <w:lsdException w:name="heading 8" w:uiPriority="9" w:qFormat="1"/>
-    <w:lsdException w:name="heading 9" w:uiPriority="9" w:qFormat="1"/>
-    <w:lsdException w:name="toc 1" w:uiPriority="39"/>
-    <w:lsdException w:name="toc 2" w:uiPriority="39"/>
-    <w:lsdException w:name="toc 3" w:uiPriority="39"/>
-    <w:lsdException w:name="toc 4" w:uiPriority="39"/>
-    <w:lsdException w:name="toc 5" w:uiPriority="39"/>
-    <w:lsdException w:name="toc 6" w:uiPriority="39"/>
-    <w:lsdException w:name="toc 7" w:uiPriority="39"/>
-    <w:lsdException w:name="toc 8" w:uiPriority="39"/>
-    <w:lsdException w:name="toc 9" w:uiPriority="39"/>
-    <w:lsdException w:name="caption" w:uiPriority="35" w:qFormat="1"/>
-    <w:lsdException w:name="Title" w:semiHidden="0" w:uiPriority="10" w:unhideWhenUsed="0" w:qFormat="1"/>
-    <w:lsdException w:name="Default Paragraph Font" w:uiPriority="1"/>
-    <w:lsdException w:name="Body Text" w:uiPriority="0"/>
-    <w:lsdException w:name="Subtitle" w:semiHidden="0" w:uiPriority="11" w:unhideWhenUsed="0" w:qFormat="1"/>
-    <w:lsdException w:name="Strong" w:semiHidden="0" w:uiPriority="22" w:unhideWhenUsed="0" w:qFormat="1"/>
-    <w:lsdException w:name="Emphasis" w:semiHidden="0" w:uiPriority="20" w:unhideWhenUsed="0" w:qFormat="1"/>
-    <w:lsdException w:name="Table Grid" w:semiHidden="0" w:uiPriority="59" w:unhideWhenUsed="0"/>
-    <w:lsdException w:name="Placeholder Text" w:unhideWhenUsed="0"/>
-    <w:lsdException w:name="No Spacing" w:semiHidden="0" w:uiPriority="1" w:unhideWhenUsed="0" w:qFormat="1"/>
-    <w:lsdException w:name="Light Shading" w:semiHidden="0" w:uiPriority="60" w:unhideWhenUsed="0"/>
-    <w:lsdException w:name="Light List" w:semiHidden="0" w:uiPriority="61" w:unhideWhenUsed="0"/>
-    <w:lsdException w:name="Light Grid" w:semiHidden="0" w:uiPriority="62" w:unhideWhenUsed="0"/>
-    <w:lsdException w:name="Medium Shading 1" w:semiHidden="0" w:uiPriority="63" w:unhideWhenUsed="0"/>
-    <w:lsdException w:name="Medium Shading 2" w:semiHidden="0" w:uiPriority="64" w:unhideWhenUsed="0"/>
-    <w:lsdException w:name="Medium List 1" w:semiHidden="0" w:uiPriority="65" w:unhideWhenUsed="0"/>
-    <w:lsdException w:name="Medium List 2" w:semiHidden="0" w:uiPriority="66" w:unhideWhenUsed="0"/>
-    <w:lsdException w:name="Medium Grid 1" w:semiHidden="0" w:uiPriority="67" w:unhideWhenUsed="0"/>
-    <w:lsdException w:name="Medium Grid 2" w:semiHidden="0" w:uiPriority="68" w:unhideWhenUsed="0"/>
-    <w:lsdException w:name="Medium Grid 3" w:semiHidden="0" w:uiPriority="69" w:unhideWhenUsed="0"/>
-    <w:lsdException w:name="Dark List" w:semiHidden="0" w:uiPriority="70" w:unhideWhenUsed="0"/>
-    <w:lsdException w:name="Colorful Shading" w:semiHidden="0" w:uiPriority="71" w:unhideWhenUsed="0"/>
-    <w:lsdException w:name="Colorful List" w:semiHidden="0" w:uiPriority="72" w:unhideWhenUsed="0"/>
-    <w:lsdException w:name="Colorful Grid" w:semiHidden="0" w:uiPriority="73" w:unhideWhenUsed="0"/>
-    <w:lsdException w:name="Light Shading Accent 1" w:semiHidden="0" w:uiPriority="60" w:unhideWhenUsed="0"/>
-    <w:lsdException w:name="Light List Accent 1" w:semiHidden="0" w:uiPriority="61" w:unhideWhenUsed="0"/>
-    <w:lsdException w:name="Light Grid Accent 1" w:semiHidden="0" w:uiPriority="62" w:unhideWhenUsed="0"/>
-    <w:lsdException w:name="Medium Shading 1 Accent 1" w:semiHidden="0" w:uiPriority="63" w:unhideWhenUsed="0"/>
-    <w:lsdException w:name="Medium Shading 2 Accent 1" w:semiHidden="0" w:uiPriority="64" w:unhideWhenUsed="0"/>
-    <w:lsdException w:name="Medium List 1 Accent 1" w:semiHidden="0" w:uiPriority="65" w:unhideWhenUsed="0"/>
-    <w:lsdException w:name="Revision" w:unhideWhenUsed="0"/>
-    <w:lsdException w:name="List Paragraph" w:semiHidden="0" w:uiPriority="34" w:unhideWhenUsed="0" w:qFormat="1"/>
-    <w:lsdException w:name="Quote" w:semiHidden="0" w:uiPriority="29" w:unhideWhenUsed="0" w:qFormat="1"/>
-    <w:lsdException w:name="Intense Quote" w:semiHidden="0" w:uiPriority="30" w:unhideWhenUsed="0" w:qFormat="1"/>
-    <w:lsdException w:name="Medium List 2 Accent 1" w:semiHidden="0" w:uiPriority="66" w:unhideWhenUsed="0"/>
-    <w:lsdException w:name="Medium Grid 1 Accent 1" w:semiHidden="0" w:uiPriority="67" w:unhideWhenUsed="0"/>
-    <w:lsdException w:name="Medium Grid 2 Accent 1" w:semiHidden="0" w:uiPriority="68" w:unhideWhenUsed="0"/>
-    <w:lsdException w:name="Medium Grid 3 Accent 1" w:semiHidden="0" w:uiPriority="69" w:unhideWhenUsed="0"/>
-    <w:lsdException w:name="Dark List Accent 1" w:semiHidden="0" w:uiPriority="70" w:unhideWhenUsed="0"/>
-    <w:lsdException w:name="Colorful Shading Accent 1" w:semiHidden="0" w:uiPriority="71" w:unhideWhenUsed="0"/>
-    <w:lsdException w:name="Colorful List Accent 1" w:semiHidden="0" w:uiPriority="72" w:unhideWhenUsed="0"/>
-    <w:lsdException w:name="Colorful Grid Accent 1" w:semiHidden="0" w:uiPriority="73" w:unhideWhenUsed="0"/>
-    <w:lsdException w:name="Light Shading Accent 2" w:semiHidden="0" w:uiPriority="60" w:unhideWhenUsed="0"/>
-    <w:lsdException w:name="Light List Accent 2" w:semiHidden="0" w:uiPriority="61" w:unhideWhenUsed="0"/>
-    <w:lsdException w:name="Light Grid Accent 2" w:semiHidden="0" w:uiPriority="62" w:unhideWhenUsed="0"/>
-    <w:lsdException w:name="Medium Shading 1 Accent 2" w:semiHidden="0" w:uiPriority="63" w:unhideWhenUsed="0"/>
-    <w:lsdException w:name="Medium Shading 2 Accent 2" w:semiHidden="0" w:uiPriority="64" w:unhideWhenUsed="0"/>
-    <w:lsdException w:name="Medium List 1 Accent 2" w:semiHidden="0" w:uiPriority="65" w:unhideWhenUsed="0"/>
-    <w:lsdException w:name="Medium List 2 Accent 2" w:semiHidden="0" w:uiPriority="66" w:unhideWhenUsed="0"/>
-    <w:lsdException w:name="Medium Grid 1 Accent 2" w:semiHidden="0" w:uiPriority="67" w:unhideWhenUsed="0"/>
-    <w:lsdException w:name="Medium Grid 2 Accent 2" w:semiHidden="0" w:uiPriority="68" w:unhideWhenUsed="0"/>
-    <w:lsdException w:name="Medium Grid 3 Accent 2" w:semiHidden="0" w:uiPriority="69" w:unhideWhenUsed="0"/>
-    <w:lsdException w:name="Dark List Accent 2" w:semiHidden="0" w:uiPriority="70" w:unhideWhenUsed="0"/>
-    <w:lsdException w:name="Colorful Shading Accent 2" w:semiHidden="0" w:uiPriority="71" w:unhideWhenUsed="0"/>
-    <w:lsdException w:name="Colorful List Accent 2" w:semiHidden="0" w:uiPriority="72" w:unhideWhenUsed="0"/>
-    <w:lsdException w:name="Colorful Grid Accent 2" w:semiHidden="0" w:uiPriority="73" w:unhideWhenUsed="0"/>
-    <w:lsdException w:name="Light Shading Accent 3" w:semiHidden="0" w:uiPriority="60" w:unhideWhenUsed="0"/>
-    <w:lsdException w:name="Light List Accent 3" w:semiHidden="0" w:uiPriority="61" w:unhideWhenUsed="0"/>
-    <w:lsdException w:name="Light Grid Accent 3" w:semiHidden="0" w:uiPriority="62" w:unhideWhenUsed="0"/>
-    <w:lsdException w:name="Medium Shading 1 Accent 3" w:semiHidden="0" w:uiPriority="63" w:unhideWhenUsed="0"/>
-    <w:lsdException w:name="Medium Shading 2 Accent 3" w:semiHidden="0" w:uiPriority="64" w:unhideWhenUsed="0"/>
-    <w:lsdException w:name="Medium List 1 Accent 3" w:semiHidden="0" w:uiPriority="65" w:unhideWhenUsed="0"/>
-    <w:lsdException w:name="Medium List 2 Accent 3" w:semiHidden="0" w:uiPriority="66" w:unhideWhenUsed="0"/>
-    <w:lsdException w:name="Medium Grid 1 Accent 3" w:semiHidden="0" w:uiPriority="67" w:unhideWhenUsed="0"/>
-    <w:lsdException w:name="Medium Grid 2 Accent 3" w:semiHidden="0" w:uiPriority="68" w:unhideWhenUsed="0"/>
-    <w:lsdException w:name="Medium Grid 3 Accent 3" w:semiHidden="0" w:uiPriority="69" w:unhideWhenUsed="0"/>
-    <w:lsdException w:name="Dark List Accent 3" w:semiHidden="0" w:uiPriority="70" w:unhideWhenUsed="0"/>
-    <w:lsdException w:name="Colorful Shading Accent 3" w:semiHidden="0" w:uiPriority="71" w:unhideWhenUsed="0"/>
-    <w:lsdException w:name="Colorful List Accent 3" w:semiHidden="0" w:uiPriority="72" w:unhideWhenUsed="0"/>
-    <w:lsdException w:name="Colorful Grid Accent 3" w:semiHidden="0" w:uiPriority="73" w:unhideWhenUsed="0"/>
-    <w:lsdException w:name="Light Shading Accent 4" w:semiHidden="0" w:uiPriority="60" w:unhideWhenUsed="0"/>
-    <w:lsdException w:name="Light List Accent 4" w:semiHidden="0" w:uiPriority="61" w:unhideWhenUsed="0"/>
-    <w:lsdException w:name="Light Grid Accent 4" w:semiHidden="0" w:uiPriority="62" w:unhideWhenUsed="0"/>
-    <w:lsdException w:name="Medium Shading 1 Accent 4" w:semiHidden="0" w:uiPriority="63" w:unhideWhenUsed="0"/>
-    <w:lsdException w:name="Medium Shading 2 Accent 4" w:semiHidden="0" w:uiPriority="64" w:unhideWhenUsed="0"/>
-    <w:lsdException w:name="Medium List 1 Accent 4" w:semiHidden="0" w:uiPriority="65" w:unhideWhenUsed="0"/>
-    <w:lsdException w:name="Medium List 2 Accent 4" w:semiHidden="0" w:uiPriority="66" w:unhideWhenUsed="0"/>
-    <w:lsdException w:name="Medium Grid 1 Accent 4" w:semiHidden="0" w:uiPriority="67" w:unhideWhenUsed="0"/>
-    <w:lsdException w:name="Medium Grid 2 Accent 4" w:semiHidden="0" w:uiPriority="68" w:unhideWhenUsed="0"/>
-    <w:lsdException w:name="Medium Grid 3 Accent 4" w:semiHidden="0" w:uiPriority="69" w:unhideWhenUsed="0"/>
-    <w:lsdException w:name="Dark List Accent 4" w:semiHidden="0" w:uiPriority="70" w:unhideWhenUsed="0"/>
-    <w:lsdException w:name="Colorful Shading Accent 4" w:semiHidden="0" w:uiPriority="71" w:unhideWhenUsed="0"/>
-    <w:lsdException w:name="Colorful List Accent 4" w:semiHidden="0" w:uiPriority="72" w:unhideWhenUsed="0"/>
-    <w:lsdException w:name="Colorful Grid Accent 4" w:semiHidden="0" w:uiPriority="73" w:unhideWhenUsed="0"/>
-    <w:lsdException w:name="Light Shading Accent 5" w:semiHidden="0" w:uiPriority="60" w:unhideWhenUsed="0"/>
-    <w:lsdException w:name="Light List Accent 5" w:semiHidden="0" w:uiPriority="61" w:unhideWhenUsed="0"/>
-    <w:lsdException w:name="Light Grid Accent 5" w:semiHidden="0" w:uiPriority="62" w:unhideWhenUsed="0"/>
-    <w:lsdException w:name="Medium Shading 1 Accent 5" w:semiHidden="0" w:uiPriority="63" w:unhideWhenUsed="0"/>
-    <w:lsdException w:name="Medium Shading 2 Accent 5" w:semiHidden="0" w:uiPriority="64" w:unhideWhenUsed="0"/>
-    <w:lsdException w:name="Medium List 1 Accent 5" w:semiHidden="0" w:uiPriority="65" w:unhideWhenUsed="0"/>
-    <w:lsdException w:name="Medium List 2 Accent 5" w:semiHidden="0" w:uiPriority="66" w:unhideWhenUsed="0"/>
-    <w:lsdException w:name="Medium Grid 1 Accent 5" w:semiHidden="0" w:uiPriority="67" w:unhideWhenUsed="0"/>
-    <w:lsdException w:name="Medium Grid 2 Accent 5" w:semiHidden="0" w:uiPriority="68" w:unhideWhenUsed="0"/>
-    <w:lsdException w:name="Medium Grid 3 Accent 5" w:semiHidden="0" w:uiPriority="69" w:unhideWhenUsed="0"/>
-    <w:lsdException w:name="Dark List Accent 5" w:semiHidden="0" w:uiPriority="70" w:unhideWhenUsed="0"/>
-    <w:lsdException w:name="Colorful Shading Accent 5" w:semiHidden="0" w:uiPriority="71" w:unhideWhenUsed="0"/>
-    <w:lsdException w:name="Colorful List Accent 5" w:semiHidden="0" w:uiPriority="72" w:unhideWhenUsed="0"/>
-    <w:lsdException w:name="Colorful Grid Accent 5" w:semiHidden="0" w:uiPriority="73" w:unhideWhenUsed="0"/>
-    <w:lsdException w:name="Light Shading Accent 6" w:semiHidden="0" w:uiPriority="60" w:unhideWhenUsed="0"/>
-    <w:lsdException w:name="Light List Accent 6" w:semiHidden="0" w:uiPriority="61" w:unhideWhenUsed="0"/>
-    <w:lsdException w:name="Light Grid Accent 6" w:semiHidden="0" w:uiPriority="62" w:unhideWhenUsed="0"/>
-    <w:lsdException w:name="Medium Shading 1 Accent 6" w:semiHidden="0" w:uiPriority="63" w:unhideWhenUsed="0"/>
-    <w:lsdException w:name="Medium Shading 2 Accent 6" w:semiHidden="0" w:uiPriority="64" w:unhideWhenUsed="0"/>
-    <w:lsdException w:name="Medium List 1 Accent 6" w:semiHidden="0" w:uiPriority="65" w:unhideWhenUsed="0"/>
-    <w:lsdException w:name="Medium List 2 Accent 6" w:semiHidden="0" w:uiPriority="66" w:unhideWhenUsed="0"/>
-    <w:lsdException w:name="Medium Grid 1 Accent 6" w:semiHidden="0" w:uiPriority="67" w:unhideWhenUsed="0"/>
-    <w:lsdException w:name="Medium Grid 2 Accent 6" w:semiHidden="0" w:uiPriority="68" w:unhideWhenUsed="0"/>
-    <w:lsdException w:name="Medium Grid 3 Accent 6" w:semiHidden="0" w:uiPriority="69" w:unhideWhenUsed="0"/>
-    <w:lsdException w:name="Dark List Accent 6" w:semiHidden="0" w:uiPriority="70" w:unhideWhenUsed="0"/>
-    <w:lsdException w:name="Colorful Shading Accent 6" w:semiHidden="0" w:uiPriority="71" w:unhideWhenUsed="0"/>
-    <w:lsdException w:name="Colorful List Accent 6" w:semiHidden="0" w:uiPriority="72" w:unhideWhenUsed="0"/>
-    <w:lsdException w:name="Colorful Grid Accent 6" w:semiHidden="0" w:uiPriority="73" w:unhideWhenUsed="0"/>
-    <w:lsdException w:name="Subtle Emphasis" w:semiHidden="0" w:uiPriority="19" w:unhideWhenUsed="0" w:qFormat="1"/>
-    <w:lsdException w:name="Intense Emphasis" w:semiHidden="0" w:uiPriority="21" w:unhideWhenUsed="0" w:qFormat="1"/>
-    <w:lsdException w:name="Subtle Reference" w:semiHidden="0" w:uiPriority="31" w:unhideWhenUsed="0" w:qFormat="1"/>
-    <w:lsdException w:name="Intense Reference" w:semiHidden="0" w:uiPriority="32" w:unhideWhenUsed="0" w:qFormat="1"/>
-    <w:lsdException w:name="Book Title" w:semiHidden="0" w:uiPriority="33" w:unhideWhenUsed="0" w:qFormat="1"/>
-    <w:lsdException w:name="Bibliography" w:uiPriority="37"/>
-    <w:lsdException w:name="TOC Heading" w:uiPriority="39" w:qFormat="1"/>
+  <w:latentStyles w:defLockedState="0" w:defUIPriority="99" w:defSemiHidden="0" w:defUnhideWhenUsed="0" w:defQFormat="0" w:count="376">
+    <w:lsdException w:name="Normal" w:uiPriority="0" w:qFormat="1"/>
+    <w:lsdException w:name="heading 1" w:uiPriority="0" w:qFormat="1"/>
+    <w:lsdException w:name="heading 2" w:semiHidden="1" w:uiPriority="0" w:unhideWhenUsed="1" w:qFormat="1"/>
+    <w:lsdException w:name="heading 3" w:semiHidden="1" w:uiPriority="0" w:unhideWhenUsed="1" w:qFormat="1"/>
+    <w:lsdException w:name="heading 4" w:semiHidden="1" w:uiPriority="0" w:unhideWhenUsed="1" w:qFormat="1"/>
+    <w:lsdException w:name="heading 5" w:semiHidden="1" w:uiPriority="0" w:unhideWhenUsed="1" w:qFormat="1"/>
+    <w:lsdException w:name="heading 6" w:semiHidden="1" w:uiPriority="0" w:unhideWhenUsed="1" w:qFormat="1"/>
+    <w:lsdException w:name="heading 7" w:semiHidden="1" w:uiPriority="0" w:unhideWhenUsed="1" w:qFormat="1"/>
+    <w:lsdException w:name="heading 8" w:semiHidden="1" w:uiPriority="0" w:unhideWhenUsed="1" w:qFormat="1"/>
+    <w:lsdException w:name="heading 9" w:semiHidden="1" w:uiPriority="0" w:unhideWhenUsed="1" w:qFormat="1"/>
+    <w:lsdException w:name="index 1" w:semiHidden="1" w:unhideWhenUsed="1"/>
+    <w:lsdException w:name="index 2" w:semiHidden="1" w:unhideWhenUsed="1"/>
+    <w:lsdException w:name="index 3" w:semiHidden="1" w:unhideWhenUsed="1"/>
+    <w:lsdException w:name="index 4" w:semiHidden="1" w:unhideWhenUsed="1"/>
+    <w:lsdException w:name="index 5" w:semiHidden="1" w:unhideWhenUsed="1"/>
+    <w:lsdException w:name="index 6" w:semiHidden="1" w:unhideWhenUsed="1"/>
+    <w:lsdException w:name="index 7" w:semiHidden="1" w:unhideWhenUsed="1"/>
+    <w:lsdException w:name="index 8" w:semiHidden="1" w:unhideWhenUsed="1"/>
+    <w:lsdException w:name="index 9" w:semiHidden="1" w:unhideWhenUsed="1"/>
+    <w:lsdException w:name="toc 1" w:semiHidden="1" w:uiPriority="39" w:unhideWhenUsed="1"/>
+    <w:lsdException w:name="toc 2" w:semiHidden="1" w:uiPriority="39" w:unhideWhenUsed="1"/>
+    <w:lsdException w:name="toc 3" w:semiHidden="1" w:uiPriority="39" w:unhideWhenUsed="1"/>
+    <w:lsdException w:name="toc 4" w:semiHidden="1" w:uiPriority="39" w:unhideWhenUsed="1"/>
+    <w:lsdException w:name="toc 5" w:semiHidden="1" w:uiPriority="39" w:unhideWhenUsed="1"/>
+    <w:lsdException w:name="toc 6" w:semiHidden="1" w:uiPriority="39" w:unhideWhenUsed="1"/>
+    <w:lsdException w:name="toc 7" w:semiHidden="1" w:uiPriority="39" w:unhideWhenUsed="1"/>
+    <w:lsdException w:name="toc 8" w:semiHidden="1" w:uiPriority="39" w:unhideWhenUsed="1"/>
+    <w:lsdException w:name="toc 9" w:semiHidden="1" w:uiPriority="39" w:unhideWhenUsed="1"/>
+    <w:lsdException w:name="Normal Indent" w:semiHidden="1" w:unhideWhenUsed="1"/>
+    <w:lsdException w:name="footnote text" w:semiHidden="1" w:unhideWhenUsed="1"/>
+    <w:lsdException w:name="annotation text" w:semiHidden="1" w:unhideWhenUsed="1"/>
+    <w:lsdException w:name="header" w:semiHidden="1" w:unhideWhenUsed="1"/>
+    <w:lsdException w:name="footer" w:semiHidden="1" w:unhideWhenUsed="1"/>
+    <w:lsdException w:name="index heading" w:semiHidden="1" w:unhideWhenUsed="1"/>
+    <w:lsdException w:name="caption" w:semiHidden="1" w:uiPriority="35" w:unhideWhenUsed="1" w:qFormat="1"/>
+    <w:lsdException w:name="table of figures" w:semiHidden="1" w:unhideWhenUsed="1"/>
+    <w:lsdException w:name="envelope address" w:semiHidden="1" w:unhideWhenUsed="1"/>
+    <w:lsdException w:name="envelope return" w:semiHidden="1" w:unhideWhenUsed="1"/>
+    <w:lsdException w:name="footnote reference" w:semiHidden="1" w:unhideWhenUsed="1"/>
+    <w:lsdException w:name="annotation reference" w:semiHidden="1" w:unhideWhenUsed="1"/>
+    <w:lsdException w:name="line number" w:semiHidden="1" w:unhideWhenUsed="1"/>
+    <w:lsdException w:name="page number" w:semiHidden="1" w:unhideWhenUsed="1"/>
+    <w:lsdException w:name="endnote reference" w:semiHidden="1" w:unhideWhenUsed="1"/>
+    <w:lsdException w:name="endnote text" w:semiHidden="1" w:unhideWhenUsed="1"/>
+    <w:lsdException w:name="table of authorities" w:semiHidden="1" w:unhideWhenUsed="1"/>
+    <w:lsdException w:name="macro" w:semiHidden="1" w:unhideWhenUsed="1"/>
+    <w:lsdException w:name="toa heading" w:semiHidden="1" w:unhideWhenUsed="1"/>
+    <w:lsdException w:name="List" w:semiHidden="1" w:unhideWhenUsed="1"/>
+    <w:lsdException w:name="List Bullet" w:semiHidden="1" w:unhideWhenUsed="1"/>
+    <w:lsdException w:name="List Number" w:semiHidden="1" w:unhideWhenUsed="1"/>
+    <w:lsdException w:name="List 2" w:semiHidden="1" w:unhideWhenUsed="1"/>
+    <w:lsdException w:name="List 3" w:semiHidden="1" w:unhideWhenUsed="1"/>
+    <w:lsdException w:name="List 4" w:semiHidden="1" w:unhideWhenUsed="1"/>
+    <w:lsdException w:name="List 5" w:semiHidden="1" w:unhideWhenUsed="1"/>
+    <w:lsdException w:name="List Bullet 2" w:semiHidden="1" w:unhideWhenUsed="1"/>
+    <w:lsdException w:name="List Bullet 3" w:semiHidden="1" w:unhideWhenUsed="1"/>
+    <w:lsdException w:name="List Bullet 4" w:semiHidden="1" w:unhideWhenUsed="1"/>
+    <w:lsdException w:name="List Bullet 5" w:semiHidden="1" w:unhideWhenUsed="1"/>
+    <w:lsdException w:name="List Number 2" w:semiHidden="1" w:unhideWhenUsed="1"/>
+    <w:lsdException w:name="List Number 3" w:semiHidden="1" w:unhideWhenUsed="1"/>
+    <w:lsdException w:name="List Number 4" w:semiHidden="1" w:unhideWhenUsed="1"/>
+    <w:lsdException w:name="List Number 5" w:semiHidden="1" w:unhideWhenUsed="1"/>
+    <w:lsdException w:name="Title" w:uiPriority="10" w:qFormat="1"/>
+    <w:lsdException w:name="Closing" w:semiHidden="1" w:unhideWhenUsed="1"/>
+    <w:lsdException w:name="Signature" w:semiHidden="1" w:unhideWhenUsed="1"/>
+    <w:lsdException w:name="Default Paragraph Font" w:semiHidden="1" w:uiPriority="1" w:unhideWhenUsed="1"/>
+    <w:lsdException w:name="Body Text" w:semiHidden="1" w:uiPriority="0" w:unhideWhenUsed="1"/>
+    <w:lsdException w:name="Body Text Indent" w:semiHidden="1" w:unhideWhenUsed="1"/>
+    <w:lsdException w:name="List Continue" w:semiHidden="1" w:unhideWhenUsed="1"/>
+    <w:lsdException w:name="List Continue 2" w:semiHidden="1" w:unhideWhenUsed="1"/>
+    <w:lsdException w:name="List Continue 3" w:semiHidden="1" w:unhideWhenUsed="1"/>
+    <w:lsdException w:name="List Continue 4" w:semiHidden="1" w:unhideWhenUsed="1"/>
+    <w:lsdException w:name="List Continue 5" w:semiHidden="1" w:unhideWhenUsed="1"/>
+    <w:lsdException w:name="Message Header" w:semiHidden="1" w:unhideWhenUsed="1"/>
+    <w:lsdException w:name="Subtitle" w:uiPriority="11" w:qFormat="1"/>
+    <w:lsdException w:name="Salutation" w:semiHidden="1" w:unhideWhenUsed="1"/>
+    <w:lsdException w:name="Date" w:semiHidden="1" w:unhideWhenUsed="1"/>
+    <w:lsdException w:name="Body Text First Indent" w:semiHidden="1" w:unhideWhenUsed="1"/>
+    <w:lsdException w:name="Body Text First Indent 2" w:semiHidden="1" w:unhideWhenUsed="1"/>
+    <w:lsdException w:name="Note Heading" w:semiHidden="1" w:unhideWhenUsed="1"/>
+    <w:lsdException w:name="Body Text 2" w:semiHidden="1" w:unhideWhenUsed="1"/>
+    <w:lsdException w:name="Body Text 3" w:semiHidden="1" w:unhideWhenUsed="1"/>
+    <w:lsdException w:name="Body Text Indent 2" w:semiHidden="1" w:unhideWhenUsed="1"/>
+    <w:lsdException w:name="Body Text Indent 3" w:semiHidden="1" w:unhideWhenUsed="1"/>
+    <w:lsdException w:name="Block Text" w:semiHidden="1" w:unhideWhenUsed="1"/>
+    <w:lsdException w:name="Hyperlink" w:semiHidden="1" w:unhideWhenUsed="1"/>
+    <w:lsdException w:name="FollowedHyperlink" w:semiHidden="1" w:unhideWhenUsed="1"/>
+    <w:lsdException w:name="Strong" w:uiPriority="22" w:qFormat="1"/>
+    <w:lsdException w:name="Emphasis" w:uiPriority="20" w:qFormat="1"/>
+    <w:lsdException w:name="Document Map" w:semiHidden="1" w:unhideWhenUsed="1"/>
+    <w:lsdException w:name="Plain Text" w:semiHidden="1" w:unhideWhenUsed="1"/>
+    <w:lsdException w:name="E-mail Signature" w:semiHidden="1" w:unhideWhenUsed="1"/>
+    <w:lsdException w:name="HTML Top of Form" w:semiHidden="1" w:unhideWhenUsed="1"/>
+    <w:lsdException w:name="HTML Bottom of Form" w:semiHidden="1" w:unhideWhenUsed="1"/>
+    <w:lsdException w:name="Normal (Web)" w:semiHidden="1" w:unhideWhenUsed="1"/>
+    <w:lsdException w:name="HTML Acronym" w:semiHidden="1" w:unhideWhenUsed="1"/>
+    <w:lsdException w:name="HTML Address" w:semiHidden="1" w:unhideWhenUsed="1"/>
+    <w:lsdException w:name="HTML Cite" w:semiHidden="1" w:unhideWhenUsed="1"/>
+    <w:lsdException w:name="HTML Code" w:semiHidden="1" w:unhideWhenUsed="1"/>
+    <w:lsdException w:name="HTML Definition" w:semiHidden="1" w:unhideWhenUsed="1"/>
+    <w:lsdException w:name="HTML Keyboard" w:semiHidden="1" w:unhideWhenUsed="1"/>
+    <w:lsdException w:name="HTML Preformatted" w:semiHidden="1" w:unhideWhenUsed="1"/>
+    <w:lsdException w:name="HTML Sample" w:semiHidden="1" w:unhideWhenUsed="1"/>
+    <w:lsdException w:name="HTML Typewriter" w:semiHidden="1" w:unhideWhenUsed="1"/>
+    <w:lsdException w:name="HTML Variable" w:semiHidden="1" w:unhideWhenUsed="1"/>
+    <w:lsdException w:name="Normal Table" w:semiHidden="1" w:unhideWhenUsed="1"/>
+    <w:lsdException w:name="annotation subject" w:semiHidden="1" w:unhideWhenUsed="1"/>
+    <w:lsdException w:name="No List" w:semiHidden="1" w:unhideWhenUsed="1"/>
+    <w:lsdException w:name="Outline List 1" w:semiHidden="1" w:unhideWhenUsed="1"/>
+    <w:lsdException w:name="Outline List 2" w:semiHidden="1" w:unhideWhenUsed="1"/>
+    <w:lsdException w:name="Outline List 3" w:semiHidden="1" w:unhideWhenUsed="1"/>
+    <w:lsdException w:name="Table Simple 1" w:semiHidden="1" w:unhideWhenUsed="1"/>
+    <w:lsdException w:name="Table Simple 2" w:semiHidden="1" w:unhideWhenUsed="1"/>
+    <w:lsdException w:name="Table Simple 3" w:semiHidden="1" w:unhideWhenUsed="1"/>
+    <w:lsdException w:name="Table Classic 1" w:semiHidden="1" w:unhideWhenUsed="1"/>
+    <w:lsdException w:name="Table Classic 2" w:semiHidden="1" w:unhideWhenUsed="1"/>
+    <w:lsdException w:name="Table Classic 3" w:semiHidden="1" w:unhideWhenUsed="1"/>
+    <w:lsdException w:name="Table Classic 4" w:semiHidden="1" w:unhideWhenUsed="1"/>
+    <w:lsdException w:name="Table Colorful 1" w:semiHidden="1" w:unhideWhenUsed="1"/>
+    <w:lsdException w:name="Table Colorful 2" w:semiHidden="1" w:unhideWhenUsed="1"/>
+    <w:lsdException w:name="Table Colorful 3" w:semiHidden="1" w:unhideWhenUsed="1"/>
+    <w:lsdException w:name="Table Columns 1" w:semiHidden="1" w:unhideWhenUsed="1"/>
+    <w:lsdException w:name="Table Columns 2" w:semiHidden="1" w:unhideWhenUsed="1"/>
+    <w:lsdException w:name="Table Columns 3" w:semiHidden="1" w:unhideWhenUsed="1"/>
+    <w:lsdException w:name="Table Columns 4" w:semiHidden="1" w:unhideWhenUsed="1"/>
+    <w:lsdException w:name="Table Columns 5" w:semiHidden="1" w:unhideWhenUsed="1"/>
+    <w:lsdException w:name="Table Grid 1" w:semiHidden="1" w:unhideWhenUsed="1"/>
+    <w:lsdException w:name="Table Grid 2" w:semiHidden="1" w:unhideWhenUsed="1"/>
+    <w:lsdException w:name="Table Grid 3" w:semiHidden="1" w:unhideWhenUsed="1"/>
+    <w:lsdException w:name="Table Grid 4" w:semiHidden="1" w:unhideWhenUsed="1"/>
+    <w:lsdException w:name="Table Grid 5" w:semiHidden="1" w:unhideWhenUsed="1"/>
+    <w:lsdException w:name="Table Grid 6" w:semiHidden="1" w:unhideWhenUsed="1"/>
+    <w:lsdException w:name="Table Grid 7" w:semiHidden="1" w:unhideWhenUsed="1"/>
+    <w:lsdException w:name="Table Grid 8" w:semiHidden="1" w:unhideWhenUsed="1"/>
+    <w:lsdException w:name="Table List 1" w:semiHidden="1" w:unhideWhenUsed="1"/>
+    <w:lsdException w:name="Table List 2" w:semiHidden="1" w:unhideWhenUsed="1"/>
+    <w:lsdException w:name="Table List 3" w:semiHidden="1" w:unhideWhenUsed="1"/>
+    <w:lsdException w:name="Table List 4" w:semiHidden="1" w:unhideWhenUsed="1"/>
+    <w:lsdException w:name="Table List 5" w:semiHidden="1" w:unhideWhenUsed="1"/>
+    <w:lsdException w:name="Table List 6" w:semiHidden="1" w:unhideWhenUsed="1"/>
+    <w:lsdException w:name="Table List 7" w:semiHidden="1" w:unhideWhenUsed="1"/>
+    <w:lsdException w:name="Table List 8" w:semiHidden="1" w:unhideWhenUsed="1"/>
+    <w:lsdException w:name="Table 3D effects 1" w:semiHidden="1" w:unhideWhenUsed="1"/>
+    <w:lsdException w:name="Table 3D effects 2" w:semiHidden="1" w:unhideWhenUsed="1"/>
+    <w:lsdException w:name="Table 3D effects 3" w:semiHidden="1" w:unhideWhenUsed="1"/>
+    <w:lsdException w:name="Table Contemporary" w:semiHidden="1" w:unhideWhenUsed="1"/>
+    <w:lsdException w:name="Table Elegant" w:semiHidden="1" w:unhideWhenUsed="1"/>
+    <w:lsdException w:name="Table Professional" w:semiHidden="1" w:unhideWhenUsed="1"/>
+    <w:lsdException w:name="Table Subtle 1" w:semiHidden="1" w:unhideWhenUsed="1"/>
+    <w:lsdException w:name="Table Subtle 2" w:semiHidden="1" w:unhideWhenUsed="1"/>
+    <w:lsdException w:name="Table Web 1" w:semiHidden="1" w:unhideWhenUsed="1"/>
+    <w:lsdException w:name="Table Web 2" w:semiHidden="1" w:unhideWhenUsed="1"/>
+    <w:lsdException w:name="Table Web 3" w:semiHidden="1" w:unhideWhenUsed="1"/>
+    <w:lsdException w:name="Balloon Text" w:semiHidden="1" w:unhideWhenUsed="1"/>
+    <w:lsdException w:name="Table Grid" w:uiPriority="59"/>
+    <w:lsdException w:name="Table Theme" w:semiHidden="1" w:unhideWhenUsed="1"/>
+    <w:lsdException w:name="Placeholder Text" w:semiHidden="1"/>
+    <w:lsdException w:name="No Spacing" w:uiPriority="1" w:qFormat="1"/>
+    <w:lsdException w:name="Light Shading" w:uiPriority="60"/>
+    <w:lsdException w:name="Light List" w:uiPriority="61"/>
+    <w:lsdException w:name="Light Grid" w:uiPriority="62"/>
+    <w:lsdException w:name="Medium Shading 1" w:uiPriority="63"/>
+    <w:lsdException w:name="Medium Shading 2" w:uiPriority="64"/>
+    <w:lsdException w:name="Medium List 1" w:uiPriority="65"/>
+    <w:lsdException w:name="Medium List 2" w:uiPriority="66"/>
+    <w:lsdException w:name="Medium Grid 1" w:uiPriority="67"/>
+    <w:lsdException w:name="Medium Grid 2" w:uiPriority="68"/>
+    <w:lsdException w:name="Medium Grid 3" w:uiPriority="69"/>
+    <w:lsdException w:name="Dark List" w:uiPriority="70"/>
+    <w:lsdException w:name="Colorful Shading" w:uiPriority="71"/>
+    <w:lsdException w:name="Colorful List" w:uiPriority="72"/>
+    <w:lsdException w:name="Colorful Grid" w:uiPriority="73"/>
+    <w:lsdException w:name="Light Shading Accent 1" w:uiPriority="60"/>
+    <w:lsdException w:name="Light List Accent 1" w:uiPriority="61"/>
+    <w:lsdException w:name="Light Grid Accent 1" w:uiPriority="62"/>
+    <w:lsdException w:name="Medium Shading 1 Accent 1" w:uiPriority="63"/>
+    <w:lsdException w:name="Medium Shading 2 Accent 1" w:uiPriority="64"/>
+    <w:lsdException w:name="Medium List 1 Accent 1" w:uiPriority="65"/>
+    <w:lsdException w:name="Revision" w:semiHidden="1"/>
+    <w:lsdException w:name="List Paragraph" w:uiPriority="34" w:qFormat="1"/>
+    <w:lsdException w:name="Quote" w:uiPriority="29" w:qFormat="1"/>
+    <w:lsdException w:name="Intense Quote" w:uiPriority="30" w:qFormat="1"/>
+    <w:lsdException w:name="Medium List 2 Accent 1" w:uiPriority="66"/>
+    <w:lsdException w:name="Medium Grid 1 Accent 1" w:uiPriority="67"/>
+    <w:lsdException w:name="Medium Grid 2 Accent 1" w:uiPriority="68"/>
+    <w:lsdException w:name="Medium Grid 3 Accent 1" w:uiPriority="69"/>
+    <w:lsdException w:name="Dark List Accent 1" w:uiPriority="70"/>
+    <w:lsdException w:name="Colorful Shading Accent 1" w:uiPriority="71"/>
+    <w:lsdException w:name="Colorful List Accent 1" w:uiPriority="72"/>
+    <w:lsdException w:name="Colorful Grid Accent 1" w:uiPriority="73"/>
+    <w:lsdException w:name="Light Shading Accent 2" w:uiPriority="60"/>
+    <w:lsdException w:name="Light List Accent 2" w:uiPriority="61"/>
+    <w:lsdException w:name="Light Grid Accent 2" w:uiPriority="62"/>
+    <w:lsdException w:name="Medium Shading 1 Accent 2" w:uiPriority="63"/>
+    <w:lsdException w:name="Medium Shading 2 Accent 2" w:uiPriority="64"/>
+    <w:lsdException w:name="Medium List 1 Accent 2" w:uiPriority="65"/>
+    <w:lsdException w:name="Medium List 2 Accent 2" w:uiPriority="66"/>
+    <w:lsdException w:name="Medium Grid 1 Accent 2" w:uiPriority="67"/>
+    <w:lsdException w:name="Medium Grid 2 Accent 2" w:uiPriority="68"/>
+    <w:lsdException w:name="Medium Grid 3 Accent 2" w:uiPriority="69"/>
+    <w:lsdException w:name="Dark List Accent 2" w:uiPriority="70"/>
+    <w:lsdException w:name="Colorful Shading Accent 2" w:uiPriority="71"/>
+    <w:lsdException w:name="Colorful List Accent 2" w:uiPriority="72"/>
+    <w:lsdException w:name="Colorful Grid Accent 2" w:uiPriority="73"/>
+    <w:lsdException w:name="Light Shading Accent 3" w:uiPriority="60"/>
+    <w:lsdException w:name="Light List Accent 3" w:uiPriority="61"/>
+    <w:lsdException w:name="Light Grid Accent 3" w:uiPriority="62"/>
+    <w:lsdException w:name="Medium Shading 1 Accent 3" w:uiPriority="63"/>
+    <w:lsdException w:name="Medium Shading 2 Accent 3" w:uiPriority="64"/>
+    <w:lsdException w:name="Medium List 1 Accent 3" w:uiPriority="65"/>
+    <w:lsdException w:name="Medium List 2 Accent 3" w:uiPriority="66"/>
+    <w:lsdException w:name="Medium Grid 1 Accent 3" w:uiPriority="67"/>
+    <w:lsdException w:name="Medium Grid 2 Accent 3" w:uiPriority="68"/>
+    <w:lsdException w:name="Medium Grid 3 Accent 3" w:uiPriority="69"/>
+    <w:lsdException w:name="Dark List Accent 3" w:uiPriority="70"/>
+    <w:lsdException w:name="Colorful Shading Accent 3" w:uiPriority="71"/>
+    <w:lsdException w:name="Colorful List Accent 3" w:uiPriority="72"/>
+    <w:lsdException w:name="Colorful Grid Accent 3" w:uiPriority="73"/>
+    <w:lsdException w:name="Light Shading Accent 4" w:uiPriority="60"/>
+    <w:lsdException w:name="Light List Accent 4" w:uiPriority="61"/>
+    <w:lsdException w:name="Light Grid Accent 4" w:uiPriority="62"/>
+    <w:lsdException w:name="Medium Shading 1 Accent 4" w:uiPriority="63"/>
+    <w:lsdException w:name="Medium Shading 2 Accent 4" w:uiPriority="64"/>
+    <w:lsdException w:name="Medium List 1 Accent 4" w:uiPriority="65"/>
+    <w:lsdException w:name="Medium List 2 Accent 4" w:uiPriority="66"/>
+    <w:lsdException w:name="Medium Grid 1 Accent 4" w:uiPriority="67"/>
+    <w:lsdException w:name="Medium Grid 2 Accent 4" w:uiPriority="68"/>
+    <w:lsdException w:name="Medium Grid 3 Accent 4" w:uiPriority="69"/>
+    <w:lsdException w:name="Dark List Accent 4" w:uiPriority="70"/>
+    <w:lsdException w:name="Colorful Shading Accent 4" w:uiPriority="71"/>
+    <w:lsdException w:name="Colorful List Accent 4" w:uiPriority="72"/>
+    <w:lsdException w:name="Colorful Grid Accent 4" w:uiPriority="73"/>
+    <w:lsdException w:name="Light Shading Accent 5" w:uiPriority="60"/>
+    <w:lsdException w:name="Light List Accent 5" w:uiPriority="61"/>
+    <w:lsdException w:name="Light Grid Accent 5" w:uiPriority="62"/>
+    <w:lsdException w:name="Medium Shading 1 Accent 5" w:uiPriority="63"/>
+    <w:lsdException w:name="Medium Shading 2 Accent 5" w:uiPriority="64"/>
+    <w:lsdException w:name="Medium List 1 Accent 5" w:uiPriority="65"/>
+    <w:lsdException w:name="Medium List 2 Accent 5" w:uiPriority="66"/>
+    <w:lsdException w:name="Medium Grid 1 Accent 5" w:uiPriority="67"/>
+    <w:lsdException w:name="Medium Grid 2 Accent 5" w:uiPriority="68"/>
+    <w:lsdException w:name="Medium Grid 3 Accent 5" w:uiPriority="69"/>
+    <w:lsdException w:name="Dark List Accent 5" w:uiPriority="70"/>
+    <w:lsdException w:name="Colorful Shading Accent 5" w:uiPriority="71"/>
+    <w:lsdException w:name="Colorful List Accent 5" w:uiPriority="72"/>
+    <w:lsdException w:name="Colorful Grid Accent 5" w:uiPriority="73"/>
+    <w:lsdException w:name="Light Shading Accent 6" w:uiPriority="60"/>
+    <w:lsdException w:name="Light List Accent 6" w:uiPriority="61"/>
+    <w:lsdException w:name="Light Grid Accent 6" w:uiPriority="62"/>
+    <w:lsdException w:name="Medium Shading 1 Accent 6" w:uiPriority="63"/>
+    <w:lsdException w:name="Medium Shading 2 Accent 6" w:uiPriority="64"/>
+    <w:lsdException w:name="Medium List 1 Accent 6" w:uiPriority="65"/>
+    <w:lsdException w:name="Medium List 2 Accent 6" w:uiPriority="66"/>
+    <w:lsdException w:name="Medium Grid 1 Accent 6" w:uiPriority="67"/>
+    <w:lsdException w:name="Medium Grid 2 Accent 6" w:uiPriority="68"/>
+    <w:lsdException w:name="Medium Grid 3 Accent 6" w:uiPriority="69"/>
+    <w:lsdException w:name="Dark List Accent 6" w:uiPriority="70"/>
+    <w:lsdException w:name="Colorful Shading Accent 6" w:uiPriority="71"/>
+    <w:lsdException w:name="Colorful List Accent 6" w:uiPriority="72"/>
+    <w:lsdException w:name="Colorful Grid Accent 6" w:uiPriority="73"/>
+    <w:lsdException w:name="Subtle Emphasis" w:uiPriority="19" w:qFormat="1"/>
+    <w:lsdException w:name="Intense Emphasis" w:uiPriority="21" w:qFormat="1"/>
+    <w:lsdException w:name="Subtle Reference" w:uiPriority="31" w:qFormat="1"/>
+    <w:lsdException w:name="Intense Reference" w:uiPriority="32" w:qFormat="1"/>
+    <w:lsdException w:name="Book Title" w:uiPriority="33" w:qFormat="1"/>
+    <w:lsdException w:name="Bibliography" w:semiHidden="1" w:uiPriority="37" w:unhideWhenUsed="1"/>
+    <w:lsdException w:name="TOC Heading" w:semiHidden="1" w:uiPriority="39" w:unhideWhenUsed="1" w:qFormat="1"/>
+    <w:lsdException w:name="Plain Table 1" w:uiPriority="41"/>
+    <w:lsdException w:name="Plain Table 2" w:uiPriority="42"/>
+    <w:lsdException w:name="Plain Table 3" w:uiPriority="43"/>
+    <w:lsdException w:name="Plain Table 4" w:uiPriority="44"/>
+    <w:lsdException w:name="Plain Table 5" w:uiPriority="45"/>
+    <w:lsdException w:name="Grid Table Light" w:uiPriority="40"/>
+    <w:lsdException w:name="Grid Table 1 Light" w:uiPriority="46"/>
+    <w:lsdException w:name="Grid Table 2" w:uiPriority="47"/>
+    <w:lsdException w:name="Grid Table 3" w:uiPriority="48"/>
+    <w:lsdException w:name="Grid Table 4" w:uiPriority="49"/>
+    <w:lsdException w:name="Grid Table 5 Dark" w:uiPriority="50"/>
+    <w:lsdException w:name="Grid Table 6 Colorful" w:uiPriority="51"/>
+    <w:lsdException w:name="Grid Table 7 Colorful" w:uiPriority="52"/>
+    <w:lsdException w:name="Grid Table 1 Light Accent 1" w:uiPriority="46"/>
+    <w:lsdException w:name="Grid Table 2 Accent 1" w:uiPriority="47"/>
+    <w:lsdException w:name="Grid Table 3 Accent 1" w:uiPriority="48"/>
+    <w:lsdException w:name="Grid Table 4 Accent 1" w:uiPriority="49"/>
+    <w:lsdException w:name="Grid Table 5 Dark Accent 1" w:uiPriority="50"/>
+    <w:lsdException w:name="Grid Table 6 Colorful Accent 1" w:uiPriority="51"/>
+    <w:lsdException w:name="Grid Table 7 Colorful Accent 1" w:uiPriority="52"/>
+    <w:lsdException w:name="Grid Table 1 Light Accent 2" w:uiPriority="46"/>
+    <w:lsdException w:name="Grid Table 2 Accent 2" w:uiPriority="47"/>
+    <w:lsdException w:name="Grid Table 3 Accent 2" w:uiPriority="48"/>
+    <w:lsdException w:name="Grid Table 4 Accent 2" w:uiPriority="49"/>
+    <w:lsdException w:name="Grid Table 5 Dark Accent 2" w:uiPriority="50"/>
+    <w:lsdException w:name="Grid Table 6 Colorful Accent 2" w:uiPriority="51"/>
+    <w:lsdException w:name="Grid Table 7 Colorful Accent 2" w:uiPriority="52"/>
+    <w:lsdException w:name="Grid Table 1 Light Accent 3" w:uiPriority="46"/>
+    <w:lsdException w:name="Grid Table 2 Accent 3" w:uiPriority="47"/>
+    <w:lsdException w:name="Grid Table 3 Accent 3" w:uiPriority="48"/>
+    <w:lsdException w:name="Grid Table 4 Accent 3" w:uiPriority="49"/>
+    <w:lsdException w:name="Grid Table 5 Dark Accent 3" w:uiPriority="50"/>
+    <w:lsdException w:name="Grid Table 6 Colorful Accent 3" w:uiPriority="51"/>
+    <w:lsdException w:name="Grid Table 7 Colorful Accent 3" w:uiPriority="52"/>
+    <w:lsdException w:name="Grid Table 1 Light Accent 4" w:uiPriority="46"/>
+    <w:lsdException w:name="Grid Table 2 Accent 4" w:uiPriority="47"/>
+    <w:lsdException w:name="Grid Table 3 Accent 4" w:uiPriority="48"/>
+    <w:lsdException w:name="Grid Table 4 Accent 4" w:uiPriority="49"/>
+    <w:lsdException w:name="Grid Table 5 Dark Accent 4" w:uiPriority="50"/>
+    <w:lsdException w:name="Grid Table 6 Colorful Accent 4" w:uiPriority="51"/>
+    <w:lsdException w:name="Grid Table 7 Colorful Accent 4" w:uiPriority="52"/>
+    <w:lsdException w:name="Grid Table 1 Light Accent 5" w:uiPriority="46"/>
+    <w:lsdException w:name="Grid Table 2 Accent 5" w:uiPriority="47"/>
+    <w:lsdException w:name="Grid Table 3 Accent 5" w:uiPriority="48"/>
+    <w:lsdException w:name="Grid Table 4 Accent 5" w:uiPriority="49"/>
+    <w:lsdException w:name="Grid Table 5 Dark Accent 5" w:uiPriority="50"/>
+    <w:lsdException w:name="Grid Table 6 Colorful Accent 5" w:uiPriority="51"/>
+    <w:lsdException w:name="Grid Table 7 Colorful Accent 5" w:uiPriority="52"/>
+    <w:lsdException w:name="Grid Table 1 Light Accent 6" w:uiPriority="46"/>
+    <w:lsdException w:name="Grid Table 2 Accent 6" w:uiPriority="47"/>
+    <w:lsdException w:name="Grid Table 3 Accent 6" w:uiPriority="48"/>
+    <w:lsdException w:name="Grid Table 4 Accent 6" w:uiPriority="49"/>
+    <w:lsdException w:name="Grid Table 5 Dark Accent 6" w:uiPriority="50"/>
+    <w:lsdException w:name="Grid Table 6 Colorful Accent 6" w:uiPriority="51"/>
+    <w:lsdException w:name="Grid Table 7 Colorful Accent 6" w:uiPriority="52"/>
+    <w:lsdException w:name="List Table 1 Light" w:uiPriority="46"/>
+    <w:lsdException w:name="List Table 2" w:uiPriority="47"/>
+    <w:lsdException w:name="List Table 3" w:uiPriority="48"/>
+    <w:lsdException w:name="List Table 4" w:uiPriority="49"/>
+    <w:lsdException w:name="List Table 5 Dark" w:uiPriority="50"/>
+    <w:lsdException w:name="List Table 6 Colorful" w:uiPriority="51"/>
+    <w:lsdException w:name="List Table 7 Colorful" w:uiPriority="52"/>
+    <w:lsdException w:name="List Table 1 Light Accent 1" w:uiPriority="46"/>
+    <w:lsdException w:name="List Table 2 Accent 1" w:uiPriority="47"/>
+    <w:lsdException w:name="List Table 3 Accent 1" w:uiPriority="48"/>
+    <w:lsdException w:name="List Table 4 Accent 1" w:uiPriority="49"/>
+    <w:lsdException w:name="List Table 5 Dark Accent 1" w:uiPriority="50"/>
+    <w:lsdException w:name="List Table 6 Colorful Accent 1" w:uiPriority="51"/>
+    <w:lsdException w:name="List Table 7 Colorful Accent 1" w:uiPriority="52"/>
+    <w:lsdException w:name="List Table 1 Light Accent 2" w:uiPriority="46"/>
+    <w:lsdException w:name="List Table 2 Accent 2" w:uiPriority="47"/>
+    <w:lsdException w:name="List Table 3 Accent 2" w:uiPriority="48"/>
+    <w:lsdException w:name="List Table 4 Accent 2" w:uiPriority="49"/>
+    <w:lsdException w:name="List Table 5 Dark Accent 2" w:uiPriority="50"/>
+    <w:lsdException w:name="List Table 6 Colorful Accent 2" w:uiPriority="51"/>
+    <w:lsdException w:name="List Table 7 Colorful Accent 2" w:uiPriority="52"/>
+    <w:lsdException w:name="List Table 1 Light Accent 3" w:uiPriority="46"/>
+    <w:lsdException w:name="List Table 2 Accent 3" w:uiPriority="47"/>
+    <w:lsdException w:name="List Table 3 Accent 3" w:uiPriority="48"/>
+    <w:lsdException w:name="List Table 4 Accent 3" w:uiPriority="49"/>
+    <w:lsdException w:name="List Table 5 Dark Accent 3" w:uiPriority="50"/>
+    <w:lsdException w:name="List Table 6 Colorful Accent 3" w:uiPriority="51"/>
+    <w:lsdException w:name="List Table 7 Colorful Accent 3" w:uiPriority="52"/>
+    <w:lsdException w:name="List Table 1 Light Accent 4" w:uiPriority="46"/>
+    <w:lsdException w:name="List Table 2 Accent 4" w:uiPriority="47"/>
+    <w:lsdException w:name="List Table 3 Accent 4" w:uiPriority="48"/>
+    <w:lsdException w:name="List Table 4 Accent 4" w:uiPriority="49"/>
+    <w:lsdException w:name="List Table 5 Dark Accent 4" w:uiPriority="50"/>
+    <w:lsdException w:name="List Table 6 Colorful Accent 4" w:uiPriority="51"/>
+    <w:lsdException w:name="List Table 7 Colorful Accent 4" w:uiPriority="52"/>
+    <w:lsdException w:name="List Table 1 Light Accent 5" w:uiPriority="46"/>
+    <w:lsdException w:name="List Table 2 Accent 5" w:uiPriority="47"/>
+    <w:lsdException w:name="List Table 3 Accent 5" w:uiPriority="48"/>
+    <w:lsdException w:name="List Table 4 Accent 5" w:uiPriority="49"/>
+    <w:lsdException w:name="List Table 5 Dark Accent 5" w:uiPriority="50"/>
+    <w:lsdException w:name="List Table 6 Colorful Accent 5" w:uiPriority="51"/>
+    <w:lsdException w:name="List Table 7 Colorful Accent 5" w:uiPriority="52"/>
+    <w:lsdException w:name="List Table 1 Light Accent 6" w:uiPriority="46"/>
+    <w:lsdException w:name="List Table 2 Accent 6" w:uiPriority="47"/>
+    <w:lsdException w:name="List Table 3 Accent 6" w:uiPriority="48"/>
+    <w:lsdException w:name="List Table 4 Accent 6" w:uiPriority="49"/>
+    <w:lsdException w:name="List Table 5 Dark Accent 6" w:uiPriority="50"/>
+    <w:lsdException w:name="List Table 6 Colorful Accent 6" w:uiPriority="51"/>
+    <w:lsdException w:name="List Table 7 Colorful Accent 6" w:uiPriority="52"/>
+    <w:lsdException w:name="Mention" w:semiHidden="1" w:unhideWhenUsed="1"/>
+    <w:lsdException w:name="Smart Hyperlink" w:semiHidden="1" w:unhideWhenUsed="1"/>
+    <w:lsdException w:name="Hashtag" w:semiHidden="1" w:unhideWhenUsed="1"/>
+    <w:lsdException w:name="Unresolved Mention" w:semiHidden="1" w:unhideWhenUsed="1"/>
+    <w:lsdException w:name="Smart Link" w:semiHidden="1" w:unhideWhenUsed="1"/>
   </w:latentStyles>
   <w:style w:type="paragraph" w:default="1" w:styleId="Normal">
     <w:name w:val="Normal"/>
     <w:qFormat/>
-    <w:rsid w:val="00C20FD8"/>
+    <w:rsid w:val="00C82E90"/>
+    <w:pPr>
+      <w:spacing w:after="240" w:line="276" w:lineRule="auto"/>
+    </w:pPr>
+    <w:rPr>
+      <w:rFonts w:cstheme="minorHAnsi"/>
+      <w:sz w:val="28"/>
+      <w:szCs w:val="28"/>
+    </w:rPr>
+  </w:style>
+  <w:style w:type="paragraph" w:styleId="Heading1">
+    <w:name w:val="heading 1"/>
+    <w:basedOn w:val="NoSpacing"/>
+    <w:next w:val="Normal"/>
+    <w:link w:val="Heading1Char"/>
+    <w:qFormat/>
+    <w:rsid w:val="00C82E90"/>
+    <w:pPr>
+      <w:keepNext/>
+      <w:spacing w:before="240" w:after="60"/>
+      <w:outlineLvl w:val="0"/>
+    </w:pPr>
+    <w:rPr>
+      <w:rFonts w:eastAsiaTheme="majorEastAsia"/>
+      <w:b/>
+      <w:kern w:val="28"/>
+      <w:sz w:val="56"/>
+    </w:rPr>
+  </w:style>
+  <w:style w:type="paragraph" w:styleId="Heading2">
+    <w:name w:val="heading 2"/>
+    <w:basedOn w:val="Heading1"/>
+    <w:next w:val="Normal"/>
+    <w:link w:val="Heading2Char"/>
+    <w:qFormat/>
+    <w:rsid w:val="00C82E90"/>
+    <w:pPr>
+      <w:numPr>
+        <w:ilvl w:val="1"/>
+        <w:numId w:val="7"/>
+      </w:numPr>
+      <w:outlineLvl w:val="1"/>
+    </w:pPr>
+    <w:rPr>
+      <w:rFonts w:asciiTheme="majorHAnsi" w:hAnsiTheme="majorHAnsi"/>
+      <w:sz w:val="48"/>
+      <w:szCs w:val="48"/>
+    </w:rPr>
+  </w:style>
+  <w:style w:type="paragraph" w:styleId="Heading3">
+    <w:name w:val="heading 3"/>
+    <w:basedOn w:val="Heading2"/>
+    <w:next w:val="Normal"/>
+    <w:link w:val="Heading3Char"/>
+    <w:qFormat/>
+    <w:rsid w:val="00C82E90"/>
+    <w:pPr>
+      <w:outlineLvl w:val="2"/>
+    </w:pPr>
+    <w:rPr>
+      <w:sz w:val="40"/>
+    </w:rPr>
+  </w:style>
+  <w:style w:type="paragraph" w:styleId="Heading4">
+    <w:name w:val="heading 4"/>
+    <w:basedOn w:val="Heading3"/>
+    <w:next w:val="Normal"/>
+    <w:link w:val="Heading4Char"/>
+    <w:qFormat/>
+    <w:rsid w:val="00C82E90"/>
+    <w:pPr>
+      <w:numPr>
+        <w:ilvl w:val="3"/>
+      </w:numPr>
+      <w:outlineLvl w:val="3"/>
+    </w:pPr>
+    <w:rPr>
+      <w:sz w:val="32"/>
+    </w:rPr>
+  </w:style>
+  <w:style w:type="paragraph" w:styleId="Heading5">
+    <w:name w:val="heading 5"/>
+    <w:basedOn w:val="Heading4"/>
+    <w:next w:val="Normal"/>
+    <w:link w:val="Heading5Char"/>
+    <w:qFormat/>
+    <w:rsid w:val="00C82E90"/>
+    <w:pPr>
+      <w:numPr>
+        <w:ilvl w:val="4"/>
+      </w:numPr>
+      <w:outlineLvl w:val="4"/>
+    </w:pPr>
+    <w:rPr>
+      <w:sz w:val="28"/>
+    </w:rPr>
+  </w:style>
+  <w:style w:type="paragraph" w:styleId="Heading6">
+    <w:name w:val="heading 6"/>
+    <w:basedOn w:val="Heading5"/>
+    <w:next w:val="Normal"/>
+    <w:link w:val="Heading6Char"/>
+    <w:qFormat/>
+    <w:rsid w:val="00C82E90"/>
+    <w:pPr>
+      <w:numPr>
+        <w:ilvl w:val="5"/>
+      </w:numPr>
+      <w:outlineLvl w:val="5"/>
+    </w:pPr>
+    <w:rPr>
+      <w:bCs/>
+      <w:sz w:val="24"/>
+      <w:szCs w:val="24"/>
+      <w:u w:val="single"/>
+    </w:rPr>
+  </w:style>
+  <w:style w:type="paragraph" w:styleId="Heading7">
+    <w:name w:val="heading 7"/>
+    <w:basedOn w:val="Heading6"/>
+    <w:next w:val="Normal"/>
+    <w:link w:val="Heading7Char"/>
+    <w:qFormat/>
+    <w:rsid w:val="00C82E90"/>
+    <w:pPr>
+      <w:keepNext w:val="0"/>
+      <w:numPr>
+        <w:ilvl w:val="0"/>
+        <w:numId w:val="0"/>
+      </w:numPr>
+      <w:outlineLvl w:val="6"/>
+    </w:pPr>
+    <w:rPr>
+      <w:b w:val="0"/>
+      <w:kern w:val="0"/>
+    </w:rPr>
+  </w:style>
+  <w:style w:type="paragraph" w:styleId="Heading8">
+    <w:name w:val="heading 8"/>
+    <w:basedOn w:val="Heading6"/>
+    <w:next w:val="Normal"/>
+    <w:link w:val="Heading8Char"/>
+    <w:qFormat/>
+    <w:rsid w:val="00C82E90"/>
+    <w:pPr>
+      <w:outlineLvl w:val="7"/>
+    </w:pPr>
+    <w:rPr>
+      <w:i/>
+      <w:iCs/>
+      <w:u w:val="none"/>
+    </w:rPr>
+  </w:style>
+  <w:style w:type="paragraph" w:styleId="Heading9">
+    <w:name w:val="heading 9"/>
+    <w:basedOn w:val="Heading8"/>
+    <w:next w:val="Normal"/>
+    <w:link w:val="Heading9Char"/>
+    <w:qFormat/>
+    <w:rsid w:val="00C82E90"/>
+    <w:pPr>
+      <w:outlineLvl w:val="8"/>
+    </w:pPr>
+    <w:rPr>
+      <w:b w:val="0"/>
+      <w:bCs w:val="0"/>
+    </w:rPr>
   </w:style>
   <w:style w:type="character" w:default="1" w:styleId="DefaultParagraphFont">
     <w:name w:val="Default Paragraph Font"/>
     <w:uiPriority w:val="1"/>
+    <w:semiHidden/>
     <w:unhideWhenUsed/>
   </w:style>
   <w:style w:type="table" w:default="1" w:styleId="TableNormal">
@@ -3270,7 +3737,6 @@
     <w:uiPriority w:val="99"/>
     <w:semiHidden/>
     <w:unhideWhenUsed/>
-    <w:qFormat/>
     <w:tblPr>
       <w:tblInd w:w="0" w:type="dxa"/>
       <w:tblCellMar>
@@ -3316,6 +3782,505 @@
       <w:sz w:val="20"/>
       <w:szCs w:val="20"/>
       <w:lang w:eastAsia="ar-SA"/>
+    </w:rPr>
+  </w:style>
+  <w:style w:type="paragraph" w:customStyle="1" w:styleId="Subheading1">
+    <w:name w:val="Subheading 1"/>
+    <w:basedOn w:val="Heading1"/>
+    <w:next w:val="Normal"/>
+    <w:link w:val="Subheading1Char"/>
+    <w:qFormat/>
+    <w:rsid w:val="00C82E90"/>
+    <w:pPr>
+      <w:spacing w:before="0" w:after="0" w:line="240" w:lineRule="auto"/>
+      <w:contextualSpacing/>
+    </w:pPr>
+    <w:rPr>
+      <w:rFonts w:asciiTheme="majorHAnsi" w:eastAsiaTheme="minorHAnsi" w:hAnsiTheme="majorHAnsi"/>
+      <w:sz w:val="48"/>
+      <w:szCs w:val="48"/>
+      <w:vertAlign w:val="superscript"/>
+    </w:rPr>
+  </w:style>
+  <w:style w:type="character" w:customStyle="1" w:styleId="Subheading1Char">
+    <w:name w:val="Subheading 1 Char"/>
+    <w:basedOn w:val="DefaultParagraphFont"/>
+    <w:link w:val="Subheading1"/>
+    <w:rsid w:val="00C82E90"/>
+    <w:rPr>
+      <w:rFonts w:asciiTheme="majorHAnsi" w:hAnsiTheme="majorHAnsi" w:cstheme="minorHAnsi"/>
+      <w:b/>
+      <w:kern w:val="28"/>
+      <w:sz w:val="48"/>
+      <w:szCs w:val="48"/>
+      <w:vertAlign w:val="superscript"/>
+    </w:rPr>
+  </w:style>
+  <w:style w:type="character" w:customStyle="1" w:styleId="Heading1Char">
+    <w:name w:val="Heading 1 Char"/>
+    <w:basedOn w:val="DefaultParagraphFont"/>
+    <w:link w:val="Heading1"/>
+    <w:rsid w:val="00C82E90"/>
+    <w:rPr>
+      <w:rFonts w:eastAsiaTheme="majorEastAsia" w:cstheme="minorHAnsi"/>
+      <w:b/>
+      <w:kern w:val="28"/>
+      <w:sz w:val="56"/>
+      <w:szCs w:val="28"/>
+    </w:rPr>
+  </w:style>
+  <w:style w:type="paragraph" w:customStyle="1" w:styleId="Subheading2">
+    <w:name w:val="Subheading 2"/>
+    <w:basedOn w:val="Subheading1"/>
+    <w:next w:val="Normal"/>
+    <w:link w:val="Subheading2Char"/>
+    <w:qFormat/>
+    <w:rsid w:val="00C82E90"/>
+  </w:style>
+  <w:style w:type="character" w:customStyle="1" w:styleId="Subheading2Char">
+    <w:name w:val="Subheading 2 Char"/>
+    <w:basedOn w:val="Subheading1Char"/>
+    <w:link w:val="Subheading2"/>
+    <w:rsid w:val="00C82E90"/>
+    <w:rPr>
+      <w:rFonts w:asciiTheme="majorHAnsi" w:hAnsiTheme="majorHAnsi" w:cstheme="minorHAnsi"/>
+      <w:b/>
+      <w:kern w:val="28"/>
+      <w:sz w:val="48"/>
+      <w:szCs w:val="48"/>
+      <w:vertAlign w:val="superscript"/>
+    </w:rPr>
+  </w:style>
+  <w:style w:type="paragraph" w:customStyle="1" w:styleId="Subheading3">
+    <w:name w:val="Subheading 3"/>
+    <w:basedOn w:val="Subheading2"/>
+    <w:next w:val="Normal"/>
+    <w:link w:val="Subheading3Char"/>
+    <w:qFormat/>
+    <w:rsid w:val="00C82E90"/>
+    <w:rPr>
+      <w:sz w:val="40"/>
+      <w:szCs w:val="40"/>
+    </w:rPr>
+  </w:style>
+  <w:style w:type="character" w:customStyle="1" w:styleId="Subheading3Char">
+    <w:name w:val="Subheading 3 Char"/>
+    <w:basedOn w:val="Subheading2Char"/>
+    <w:link w:val="Subheading3"/>
+    <w:rsid w:val="00C82E90"/>
+    <w:rPr>
+      <w:rFonts w:asciiTheme="majorHAnsi" w:hAnsiTheme="majorHAnsi" w:cstheme="minorHAnsi"/>
+      <w:b/>
+      <w:kern w:val="28"/>
+      <w:sz w:val="40"/>
+      <w:szCs w:val="40"/>
+      <w:vertAlign w:val="superscript"/>
+    </w:rPr>
+  </w:style>
+  <w:style w:type="paragraph" w:customStyle="1" w:styleId="Suptitle">
+    <w:name w:val="Suptitle"/>
+    <w:basedOn w:val="Subtitle"/>
+    <w:link w:val="SuptitleChar"/>
+    <w:qFormat/>
+    <w:rsid w:val="00C82E90"/>
+    <w:pPr>
+      <w:spacing w:before="240" w:line="240" w:lineRule="auto"/>
+    </w:pPr>
+    <w:rPr>
+      <w:vertAlign w:val="subscript"/>
+    </w:rPr>
+  </w:style>
+  <w:style w:type="character" w:customStyle="1" w:styleId="SuptitleChar">
+    <w:name w:val="Suptitle Char"/>
+    <w:basedOn w:val="SubtitleChar"/>
+    <w:link w:val="Suptitle"/>
+    <w:rsid w:val="00C82E90"/>
+    <w:rPr>
+      <w:rFonts w:asciiTheme="majorHAnsi" w:eastAsiaTheme="majorEastAsia" w:hAnsiTheme="majorHAnsi" w:cstheme="majorBidi"/>
+      <w:color w:val="7F7F7F" w:themeColor="text1" w:themeTint="80"/>
+      <w:spacing w:val="-10"/>
+      <w:kern w:val="28"/>
+      <w:sz w:val="72"/>
+      <w:szCs w:val="72"/>
+      <w:vertAlign w:val="subscript"/>
+    </w:rPr>
+  </w:style>
+  <w:style w:type="paragraph" w:styleId="Subtitle">
+    <w:name w:val="Subtitle"/>
+    <w:basedOn w:val="Title"/>
+    <w:next w:val="Normal"/>
+    <w:link w:val="SubtitleChar"/>
+    <w:uiPriority w:val="11"/>
+    <w:qFormat/>
+    <w:rsid w:val="00C82E90"/>
+    <w:rPr>
+      <w:b w:val="0"/>
+      <w:bCs w:val="0"/>
+      <w:color w:val="7F7F7F" w:themeColor="text1" w:themeTint="80"/>
+      <w:vertAlign w:val="superscript"/>
+    </w:rPr>
+  </w:style>
+  <w:style w:type="character" w:customStyle="1" w:styleId="SubtitleChar">
+    <w:name w:val="Subtitle Char"/>
+    <w:basedOn w:val="DefaultParagraphFont"/>
+    <w:link w:val="Subtitle"/>
+    <w:uiPriority w:val="11"/>
+    <w:rsid w:val="00C82E90"/>
+    <w:rPr>
+      <w:rFonts w:asciiTheme="majorHAnsi" w:eastAsiaTheme="majorEastAsia" w:hAnsiTheme="majorHAnsi" w:cstheme="majorBidi"/>
+      <w:color w:val="7F7F7F" w:themeColor="text1" w:themeTint="80"/>
+      <w:spacing w:val="-10"/>
+      <w:kern w:val="28"/>
+      <w:sz w:val="72"/>
+      <w:szCs w:val="72"/>
+      <w:vertAlign w:val="superscript"/>
+    </w:rPr>
+  </w:style>
+  <w:style w:type="paragraph" w:styleId="NoSpacing">
+    <w:name w:val="No Spacing"/>
+    <w:basedOn w:val="Normal"/>
+    <w:uiPriority w:val="1"/>
+    <w:qFormat/>
+    <w:rsid w:val="00C82E90"/>
+    <w:pPr>
+      <w:spacing w:after="0"/>
+    </w:pPr>
+  </w:style>
+  <w:style w:type="character" w:customStyle="1" w:styleId="Heading2Char">
+    <w:name w:val="Heading 2 Char"/>
+    <w:basedOn w:val="DefaultParagraphFont"/>
+    <w:link w:val="Heading2"/>
+    <w:rsid w:val="00C82E90"/>
+    <w:rPr>
+      <w:rFonts w:asciiTheme="majorHAnsi" w:eastAsiaTheme="majorEastAsia" w:hAnsiTheme="majorHAnsi" w:cstheme="minorHAnsi"/>
+      <w:b/>
+      <w:kern w:val="28"/>
+      <w:sz w:val="48"/>
+      <w:szCs w:val="48"/>
+    </w:rPr>
+  </w:style>
+  <w:style w:type="character" w:customStyle="1" w:styleId="Heading3Char">
+    <w:name w:val="Heading 3 Char"/>
+    <w:basedOn w:val="DefaultParagraphFont"/>
+    <w:link w:val="Heading3"/>
+    <w:rsid w:val="00C82E90"/>
+    <w:rPr>
+      <w:rFonts w:asciiTheme="majorHAnsi" w:eastAsiaTheme="majorEastAsia" w:hAnsiTheme="majorHAnsi" w:cstheme="minorHAnsi"/>
+      <w:b/>
+      <w:kern w:val="28"/>
+      <w:sz w:val="40"/>
+      <w:szCs w:val="48"/>
+    </w:rPr>
+  </w:style>
+  <w:style w:type="character" w:customStyle="1" w:styleId="Heading4Char">
+    <w:name w:val="Heading 4 Char"/>
+    <w:basedOn w:val="DefaultParagraphFont"/>
+    <w:link w:val="Heading4"/>
+    <w:rsid w:val="00C82E90"/>
+    <w:rPr>
+      <w:rFonts w:asciiTheme="majorHAnsi" w:eastAsiaTheme="majorEastAsia" w:hAnsiTheme="majorHAnsi" w:cstheme="minorHAnsi"/>
+      <w:b/>
+      <w:kern w:val="28"/>
+      <w:sz w:val="32"/>
+      <w:szCs w:val="48"/>
+    </w:rPr>
+  </w:style>
+  <w:style w:type="character" w:customStyle="1" w:styleId="Heading5Char">
+    <w:name w:val="Heading 5 Char"/>
+    <w:basedOn w:val="DefaultParagraphFont"/>
+    <w:link w:val="Heading5"/>
+    <w:rsid w:val="00C82E90"/>
+    <w:rPr>
+      <w:rFonts w:asciiTheme="majorHAnsi" w:eastAsiaTheme="majorEastAsia" w:hAnsiTheme="majorHAnsi" w:cstheme="minorHAnsi"/>
+      <w:b/>
+      <w:kern w:val="28"/>
+      <w:sz w:val="28"/>
+      <w:szCs w:val="48"/>
+    </w:rPr>
+  </w:style>
+  <w:style w:type="character" w:customStyle="1" w:styleId="Heading6Char">
+    <w:name w:val="Heading 6 Char"/>
+    <w:basedOn w:val="DefaultParagraphFont"/>
+    <w:link w:val="Heading6"/>
+    <w:rsid w:val="00C82E90"/>
+    <w:rPr>
+      <w:rFonts w:asciiTheme="majorHAnsi" w:eastAsiaTheme="majorEastAsia" w:hAnsiTheme="majorHAnsi" w:cstheme="minorHAnsi"/>
+      <w:b/>
+      <w:bCs/>
+      <w:kern w:val="28"/>
+      <w:sz w:val="24"/>
+      <w:szCs w:val="24"/>
+      <w:u w:val="single"/>
+    </w:rPr>
+  </w:style>
+  <w:style w:type="character" w:customStyle="1" w:styleId="Heading7Char">
+    <w:name w:val="Heading 7 Char"/>
+    <w:basedOn w:val="DefaultParagraphFont"/>
+    <w:link w:val="Heading7"/>
+    <w:rsid w:val="00C82E90"/>
+    <w:rPr>
+      <w:rFonts w:asciiTheme="majorHAnsi" w:eastAsiaTheme="majorEastAsia" w:hAnsiTheme="majorHAnsi" w:cstheme="minorHAnsi"/>
+      <w:bCs/>
+      <w:sz w:val="24"/>
+      <w:szCs w:val="24"/>
+      <w:u w:val="single"/>
+    </w:rPr>
+  </w:style>
+  <w:style w:type="character" w:customStyle="1" w:styleId="Heading8Char">
+    <w:name w:val="Heading 8 Char"/>
+    <w:basedOn w:val="DefaultParagraphFont"/>
+    <w:link w:val="Heading8"/>
+    <w:rsid w:val="00C82E90"/>
+    <w:rPr>
+      <w:rFonts w:asciiTheme="majorHAnsi" w:eastAsiaTheme="majorEastAsia" w:hAnsiTheme="majorHAnsi" w:cstheme="minorHAnsi"/>
+      <w:b/>
+      <w:bCs/>
+      <w:i/>
+      <w:iCs/>
+      <w:kern w:val="28"/>
+      <w:sz w:val="24"/>
+      <w:szCs w:val="24"/>
+    </w:rPr>
+  </w:style>
+  <w:style w:type="character" w:customStyle="1" w:styleId="Heading9Char">
+    <w:name w:val="Heading 9 Char"/>
+    <w:basedOn w:val="DefaultParagraphFont"/>
+    <w:link w:val="Heading9"/>
+    <w:rsid w:val="00C82E90"/>
+    <w:rPr>
+      <w:rFonts w:asciiTheme="majorHAnsi" w:eastAsiaTheme="majorEastAsia" w:hAnsiTheme="majorHAnsi" w:cstheme="minorHAnsi"/>
+      <w:i/>
+      <w:iCs/>
+      <w:kern w:val="28"/>
+      <w:sz w:val="24"/>
+      <w:szCs w:val="24"/>
+    </w:rPr>
+  </w:style>
+  <w:style w:type="paragraph" w:styleId="Caption">
+    <w:name w:val="caption"/>
+    <w:basedOn w:val="Normal"/>
+    <w:next w:val="Normal"/>
+    <w:uiPriority w:val="35"/>
+    <w:semiHidden/>
+    <w:unhideWhenUsed/>
+    <w:qFormat/>
+    <w:rsid w:val="00C82E90"/>
+    <w:pPr>
+      <w:spacing w:after="200"/>
+    </w:pPr>
+    <w:rPr>
+      <w:rFonts w:eastAsia="Times New Roman"/>
+      <w:i/>
+      <w:iCs/>
+      <w:color w:val="1F497D" w:themeColor="text2"/>
+      <w:szCs w:val="18"/>
+    </w:rPr>
+  </w:style>
+  <w:style w:type="paragraph" w:styleId="Title">
+    <w:name w:val="Title"/>
+    <w:basedOn w:val="NoSpacing"/>
+    <w:next w:val="Normal"/>
+    <w:link w:val="TitleChar"/>
+    <w:uiPriority w:val="10"/>
+    <w:qFormat/>
+    <w:rsid w:val="00C82E90"/>
+    <w:rPr>
+      <w:rFonts w:asciiTheme="majorHAnsi" w:eastAsiaTheme="majorEastAsia" w:hAnsiTheme="majorHAnsi" w:cstheme="majorBidi"/>
+      <w:b/>
+      <w:bCs/>
+      <w:spacing w:val="-10"/>
+      <w:kern w:val="28"/>
+      <w:sz w:val="72"/>
+      <w:szCs w:val="72"/>
+    </w:rPr>
+  </w:style>
+  <w:style w:type="character" w:customStyle="1" w:styleId="TitleChar">
+    <w:name w:val="Title Char"/>
+    <w:basedOn w:val="DefaultParagraphFont"/>
+    <w:link w:val="Title"/>
+    <w:uiPriority w:val="10"/>
+    <w:rsid w:val="00C82E90"/>
+    <w:rPr>
+      <w:rFonts w:asciiTheme="majorHAnsi" w:eastAsiaTheme="majorEastAsia" w:hAnsiTheme="majorHAnsi" w:cstheme="majorBidi"/>
+      <w:b/>
+      <w:bCs/>
+      <w:spacing w:val="-10"/>
+      <w:kern w:val="28"/>
+      <w:sz w:val="72"/>
+      <w:szCs w:val="72"/>
+    </w:rPr>
+  </w:style>
+  <w:style w:type="character" w:styleId="Strong">
+    <w:name w:val="Strong"/>
+    <w:uiPriority w:val="22"/>
+    <w:qFormat/>
+    <w:rsid w:val="00C82E90"/>
+    <w:rPr>
+      <w:b/>
+      <w:bCs/>
+    </w:rPr>
+  </w:style>
+  <w:style w:type="character" w:styleId="Emphasis">
+    <w:name w:val="Emphasis"/>
+    <w:uiPriority w:val="20"/>
+    <w:qFormat/>
+    <w:rsid w:val="00C82E90"/>
+    <w:rPr>
+      <w:rFonts w:asciiTheme="minorHAnsi" w:hAnsiTheme="minorHAnsi" w:cstheme="minorHAnsi"/>
+      <w:i/>
+      <w:iCs/>
+      <w:sz w:val="28"/>
+      <w:szCs w:val="28"/>
+    </w:rPr>
+  </w:style>
+  <w:style w:type="paragraph" w:styleId="ListParagraph">
+    <w:name w:val="List Paragraph"/>
+    <w:basedOn w:val="Normal"/>
+    <w:uiPriority w:val="34"/>
+    <w:qFormat/>
+    <w:rsid w:val="00C82E90"/>
+    <w:pPr>
+      <w:ind w:left="720"/>
+      <w:contextualSpacing/>
+    </w:pPr>
+    <w:rPr>
+      <w:rFonts w:eastAsia="Times New Roman"/>
+    </w:rPr>
+  </w:style>
+  <w:style w:type="paragraph" w:styleId="Quote">
+    <w:name w:val="Quote"/>
+    <w:basedOn w:val="Normal"/>
+    <w:next w:val="Normal"/>
+    <w:link w:val="QuoteChar"/>
+    <w:uiPriority w:val="29"/>
+    <w:qFormat/>
+    <w:rsid w:val="00C82E90"/>
+    <w:pPr>
+      <w:keepLines/>
+      <w:pageBreakBefore/>
+      <w:pBdr>
+        <w:left w:val="single" w:sz="4" w:space="7" w:color="auto"/>
+      </w:pBdr>
+      <w:spacing w:before="120" w:after="120"/>
+      <w:ind w:left="360"/>
+      <w:contextualSpacing/>
+      <w:mirrorIndents/>
+    </w:pPr>
+  </w:style>
+  <w:style w:type="character" w:customStyle="1" w:styleId="QuoteChar">
+    <w:name w:val="Quote Char"/>
+    <w:basedOn w:val="DefaultParagraphFont"/>
+    <w:link w:val="Quote"/>
+    <w:uiPriority w:val="29"/>
+    <w:rsid w:val="00C82E90"/>
+    <w:rPr>
+      <w:rFonts w:cstheme="minorHAnsi"/>
+      <w:sz w:val="28"/>
+      <w:szCs w:val="28"/>
+    </w:rPr>
+  </w:style>
+  <w:style w:type="paragraph" w:styleId="IntenseQuote">
+    <w:name w:val="Intense Quote"/>
+    <w:basedOn w:val="Quote"/>
+    <w:next w:val="Normal"/>
+    <w:link w:val="IntenseQuoteChar"/>
+    <w:uiPriority w:val="30"/>
+    <w:qFormat/>
+    <w:rsid w:val="00C82E90"/>
+    <w:pPr>
+      <w:pBdr>
+        <w:left w:val="single" w:sz="18" w:space="7" w:color="auto"/>
+      </w:pBdr>
+    </w:pPr>
+    <w:rPr>
+      <w:b/>
+      <w:bCs/>
+    </w:rPr>
+  </w:style>
+  <w:style w:type="character" w:customStyle="1" w:styleId="IntenseQuoteChar">
+    <w:name w:val="Intense Quote Char"/>
+    <w:basedOn w:val="DefaultParagraphFont"/>
+    <w:link w:val="IntenseQuote"/>
+    <w:uiPriority w:val="30"/>
+    <w:rsid w:val="00C82E90"/>
+    <w:rPr>
+      <w:rFonts w:cstheme="minorHAnsi"/>
+      <w:b/>
+      <w:bCs/>
+      <w:sz w:val="28"/>
+      <w:szCs w:val="28"/>
+    </w:rPr>
+  </w:style>
+  <w:style w:type="character" w:styleId="SubtleEmphasis">
+    <w:name w:val="Subtle Emphasis"/>
+    <w:basedOn w:val="Emphasis"/>
+    <w:uiPriority w:val="19"/>
+    <w:qFormat/>
+    <w:rsid w:val="00C82E90"/>
+    <w:rPr>
+      <w:rFonts w:asciiTheme="minorHAnsi" w:hAnsiTheme="minorHAnsi" w:cs="Calibri Light"/>
+      <w:i/>
+      <w:iCs/>
+      <w:color w:val="7F7F7F" w:themeColor="text1" w:themeTint="80"/>
+      <w:sz w:val="28"/>
+      <w:szCs w:val="28"/>
+    </w:rPr>
+  </w:style>
+  <w:style w:type="character" w:styleId="IntenseEmphasis">
+    <w:name w:val="Intense Emphasis"/>
+    <w:basedOn w:val="Emphasis"/>
+    <w:uiPriority w:val="21"/>
+    <w:qFormat/>
+    <w:rsid w:val="00C82E90"/>
+    <w:rPr>
+      <w:rFonts w:asciiTheme="minorHAnsi" w:hAnsiTheme="minorHAnsi" w:cstheme="minorHAnsi"/>
+      <w:b/>
+      <w:bCs/>
+      <w:i/>
+      <w:iCs/>
+      <w:sz w:val="28"/>
+      <w:szCs w:val="28"/>
+    </w:rPr>
+  </w:style>
+  <w:style w:type="character" w:styleId="SubtleReference">
+    <w:name w:val="Subtle Reference"/>
+    <w:uiPriority w:val="31"/>
+    <w:qFormat/>
+    <w:rsid w:val="00C82E90"/>
+    <w:rPr>
+      <w:caps/>
+      <w:color w:val="7F7F7F" w:themeColor="text1" w:themeTint="80"/>
+      <w:sz w:val="22"/>
+      <w:szCs w:val="22"/>
+    </w:rPr>
+  </w:style>
+  <w:style w:type="character" w:styleId="IntenseReference">
+    <w:name w:val="Intense Reference"/>
+    <w:basedOn w:val="SubtleReference"/>
+    <w:uiPriority w:val="32"/>
+    <w:qFormat/>
+    <w:rsid w:val="00C82E90"/>
+    <w:rPr>
+      <w:b/>
+      <w:bCs/>
+      <w:caps/>
+      <w:color w:val="7F7F7F" w:themeColor="text1" w:themeTint="80"/>
+      <w:sz w:val="22"/>
+      <w:szCs w:val="22"/>
+    </w:rPr>
+  </w:style>
+  <w:style w:type="character" w:styleId="BookTitle">
+    <w:name w:val="Book Title"/>
+    <w:basedOn w:val="DefaultParagraphFont"/>
+    <w:uiPriority w:val="33"/>
+    <w:qFormat/>
+    <w:rsid w:val="00C82E90"/>
+    <w:rPr>
+      <w:b/>
+      <w:bCs/>
+      <w:i/>
+      <w:iCs/>
+      <w:spacing w:val="5"/>
     </w:rPr>
   </w:style>
 </w:styles>
